--- a/downloads/workbook/ai-5-week-33.docx
+++ b/downloads/workbook/ai-5-week-33.docx
@@ -951,6 +951,178 @@
         <w:t>Project connection: For the Image-pattern Network Investigation, save the labelled trace and the changed-case explanation beside the experiment record. State exactly what this example supports before linking it to the wider capstone claim.</w:t>
       </w:r>
     </w:p>
+    <w:p>
+      <w:pPr>
+        <w:pStyle w:val="Heading1"/>
+      </w:pPr>
+      <w:r>
+        <w:t>13. Project portfolio milestone</w:t>
+      </w:r>
+    </w:p>
+    <w:p>
+      <w:r>
+        <w:t>Project: Image-pattern Network Investigation</w:t>
+      </w:r>
+    </w:p>
+    <w:p>
+      <w:r>
+        <w:t>Current milestone: Present and defend. Demonstrate the system, explain one failure and justify the next improvement with evidence.</w:t>
+      </w:r>
+    </w:p>
+    <w:p>
+      <w:r>
+        <w:t>For the Image-pattern Network Investigation, save the labelled trace and the changed-case explanation beside the experiment record. State exactly what this example supports before linking it to the wider capstone claim.</w:t>
+      </w:r>
+    </w:p>
+    <w:tbl>
+      <w:tblPr>
+        <w:tblStyle w:val="LightShading-Accent1"/>
+        <w:tblW w:type="auto" w:w="0"/>
+        <w:tblLook w:firstColumn="1" w:firstRow="1" w:lastColumn="0" w:lastRow="0" w:noHBand="0" w:noVBand="1" w:val="04A0"/>
+      </w:tblPr>
+      <w:tblGrid>
+        <w:gridCol w:w="5112"/>
+        <w:gridCol w:w="5112"/>
+      </w:tblGrid>
+      <w:tr>
+        <w:trPr>
+          <w:tblHeader/>
+        </w:trPr>
+        <w:tc>
+          <w:tcPr>
+            <w:tcW w:type="dxa" w:w="5112"/>
+          </w:tcPr>
+          <w:p>
+            <w:r>
+              <w:t>Evidence to keep</w:t>
+            </w:r>
+          </w:p>
+        </w:tc>
+        <w:tc>
+          <w:tcPr>
+            <w:tcW w:type="dxa" w:w="5112"/>
+          </w:tcPr>
+          <w:p>
+            <w:r>
+              <w:t>My record</w:t>
+            </w:r>
+          </w:p>
+        </w:tc>
+      </w:tr>
+      <w:tr>
+        <w:tc>
+          <w:tcPr>
+            <w:tcW w:type="dxa" w:w="5112"/>
+          </w:tcPr>
+          <w:p>
+            <w:r>
+              <w:t>This week’s input and deciding step</w:t>
+            </w:r>
+          </w:p>
+        </w:tc>
+        <w:tc>
+          <w:tcPr>
+            <w:tcW w:type="dxa" w:w="5112"/>
+          </w:tcPr>
+          <w:p>
+            <w:r/>
+          </w:p>
+        </w:tc>
+      </w:tr>
+      <w:tr>
+        <w:tc>
+          <w:tcPr>
+            <w:tcW w:type="dxa" w:w="5112"/>
+          </w:tcPr>
+          <w:p>
+            <w:r>
+              <w:t>Prediction and actual result (or labelled paper trace)</w:t>
+            </w:r>
+          </w:p>
+        </w:tc>
+        <w:tc>
+          <w:tcPr>
+            <w:tcW w:type="dxa" w:w="5112"/>
+          </w:tcPr>
+          <w:p>
+            <w:r/>
+          </w:p>
+        </w:tc>
+      </w:tr>
+      <w:tr>
+        <w:tc>
+          <w:tcPr>
+            <w:tcW w:type="dxa" w:w="5112"/>
+          </w:tcPr>
+          <w:p>
+            <w:r>
+              <w:t>One change since the previous checkpoint and why</w:t>
+            </w:r>
+          </w:p>
+        </w:tc>
+        <w:tc>
+          <w:tcPr>
+            <w:tcW w:type="dxa" w:w="5112"/>
+          </w:tcPr>
+          <w:p>
+            <w:r/>
+          </w:p>
+        </w:tc>
+      </w:tr>
+      <w:tr>
+        <w:tc>
+          <w:tcPr>
+            <w:tcW w:type="dxa" w:w="5112"/>
+          </w:tcPr>
+          <w:p>
+            <w:r>
+              <w:t>One error or limit and the next test</w:t>
+            </w:r>
+          </w:p>
+        </w:tc>
+        <w:tc>
+          <w:tcPr>
+            <w:tcW w:type="dxa" w:w="5112"/>
+          </w:tcPr>
+          <w:p>
+            <w:r/>
+          </w:p>
+        </w:tc>
+      </w:tr>
+    </w:tbl>
+    <w:p>
+      <w:pPr>
+        <w:pStyle w:val="Heading3"/>
+      </w:pPr>
+      <w:r>
+        <w:t>Explain what this week adds to your project. Reuse last week’s record rather than starting again.</w:t>
+      </w:r>
+    </w:p>
+    <w:p>
+      <w:r>
+        <w:t>________________________________________________________________</w:t>
+      </w:r>
+    </w:p>
+    <w:p>
+      <w:r>
+        <w:t>________________________________________________________________</w:t>
+      </w:r>
+    </w:p>
+    <w:p>
+      <w:r>
+        <w:t>________________________________________________________________</w:t>
+      </w:r>
+    </w:p>
+    <w:p>
+      <w:r>
+        <w:t>________________________________________________________________</w:t>
+      </w:r>
+    </w:p>
+    <w:p>
+      <w:r>
+        <w:t>________________________________________________________________</w:t>
+      </w:r>
+    </w:p>
     <w:sectPr>
       <w:pgSz w:w="12240" w:h="15840"/>
       <w:pgMar w:top="936" w:right="1008" w:bottom="936" w:left="1008" w:header="720" w:footer="720" w:gutter="0"/>

--- a/downloads/workbook/ai-5-week-33.docx
+++ b/downloads/workbook/ai-5-week-33.docx
@@ -1123,6 +1123,235 @@
         <w:t>________________________________________________________________</w:t>
       </w:r>
     </w:p>
+    <w:p>
+      <w:pPr>
+        <w:pStyle w:val="Heading1"/>
+      </w:pPr>
+      <w:r>
+        <w:t>14. Supported practice and learning evidence</w:t>
+      </w:r>
+    </w:p>
+    <w:p>
+      <w:r>
+        <w:t>Use this supported practice once, in the browser or on paper. Keep the reserved independent assessment for a separate first attempt before teacher feedback.</w:t>
+      </w:r>
+    </w:p>
+    <w:p>
+      <w:r>
+        <w:t>A testable image-pattern hypothesis. A team proposes that including the centre-pixel feature improves a small fixed network’s classification of toy image patterns.</w:t>
+      </w:r>
+    </w:p>
+    <w:p>
+      <w:pPr>
+        <w:pStyle w:val="Heading3"/>
+      </w:pPr>
+      <w:r>
+        <w:t>Practice 1: explain the deciding evidence</w:t>
+      </w:r>
+    </w:p>
+    <w:p>
+      <w:r>
+        <w:t>Which labelled step matches this detail? Keep the eight patterns out of model selection and tuning.</w:t>
+      </w:r>
+    </w:p>
+    <w:p>
+      <w:r>
+        <w:t>1. Reserve evaluation</w:t>
+      </w:r>
+    </w:p>
+    <w:p>
+      <w:r>
+        <w:t>2. Declare the baseline</w:t>
+      </w:r>
+    </w:p>
+    <w:p>
+      <w:r>
+        <w:t>3. Write the prediction</w:t>
+      </w:r>
+    </w:p>
+    <w:p>
+      <w:pPr>
+        <w:pStyle w:val="Heading3"/>
+      </w:pPr>
+      <w:r>
+        <w:t>My selected conclusion, deciding fact and explanation</w:t>
+      </w:r>
+    </w:p>
+    <w:p>
+      <w:r>
+        <w:t>________________________________________________________________</w:t>
+      </w:r>
+    </w:p>
+    <w:p>
+      <w:r>
+        <w:t>________________________________________________________________</w:t>
+      </w:r>
+    </w:p>
+    <w:p>
+      <w:r>
+        <w:t>________________________________________________________________</w:t>
+      </w:r>
+    </w:p>
+    <w:p>
+      <w:r>
+        <w:t>________________________________________________________________</w:t>
+      </w:r>
+    </w:p>
+    <w:p>
+      <w:r>
+        <w:t>________________________________________________________________</w:t>
+      </w:r>
+    </w:p>
+    <w:p>
+      <w:r>
+        <w:t>Hint if needed: Read the steps in the pictorial case. Match the supplied detail to the stage that performs or records it.</w:t>
+      </w:r>
+    </w:p>
+    <w:p>
+      <w:r>
+        <w:t>After your attempt, compare with the supported explanation: Reserve evaluation Keep the eight patterns out of model selection and tuning. A capstone hypothesis links a specific architectural change to a measured outcome. A baseline anchors the comparison; frozen labels and held-out patterns protect it from answer-key tuning.</w:t>
+      </w:r>
+    </w:p>
+    <w:p>
+      <w:pPr>
+        <w:pStyle w:val="Heading3"/>
+      </w:pPr>
+      <w:r>
+        <w:t>Practice 2: explain the deciding evidence</w:t>
+      </w:r>
+    </w:p>
+    <w:p>
+      <w:r>
+        <w:t>Changed-case practice: Give only B the eight evaluation labels during training. Which conclusion is supported by the supplied facts?</w:t>
+      </w:r>
+    </w:p>
+    <w:p>
+      <w:r>
+        <w:t>1. We can decide the result without examining the changed input or the procedure.</w:t>
+      </w:r>
+    </w:p>
+    <w:p>
+      <w:r>
+        <w:t>2. This one example guarantees correct results for every future input.</w:t>
+      </w:r>
+    </w:p>
+    <w:p>
+      <w:r>
+        <w:t>3. The proposed comparison becomes contaminated rather than a valid held-out test.</w:t>
+      </w:r>
+    </w:p>
+    <w:p>
+      <w:pPr>
+        <w:pStyle w:val="Heading3"/>
+      </w:pPr>
+      <w:r>
+        <w:t>My selected conclusion, deciding fact and explanation</w:t>
+      </w:r>
+    </w:p>
+    <w:p>
+      <w:r>
+        <w:t>________________________________________________________________</w:t>
+      </w:r>
+    </w:p>
+    <w:p>
+      <w:r>
+        <w:t>________________________________________________________________</w:t>
+      </w:r>
+    </w:p>
+    <w:p>
+      <w:r>
+        <w:t>________________________________________________________________</w:t>
+      </w:r>
+    </w:p>
+    <w:p>
+      <w:r>
+        <w:t>________________________________________________________________</w:t>
+      </w:r>
+    </w:p>
+    <w:p>
+      <w:r>
+        <w:t>________________________________________________________________</w:t>
+      </w:r>
+    </w:p>
+    <w:p>
+      <w:r>
+        <w:t>Hint if needed: Use the changed condition and the deciding step in the pictorial trace. The answer must say what follows from those facts.</w:t>
+      </w:r>
+    </w:p>
+    <w:p>
+      <w:r>
+        <w:t>After your attempt, compare with the supported explanation: The proposed comparison becomes contaminated rather than a valid held-out test. One version has gained privileged information from the reserved evaluation set.</w:t>
+      </w:r>
+    </w:p>
+    <w:p>
+      <w:pPr>
+        <w:pStyle w:val="Heading3"/>
+      </w:pPr>
+      <w:r>
+        <w:t>Repair a missing building block</w:t>
+      </w:r>
+    </w:p>
+    <w:p>
+      <w:r>
+        <w:t>Review Documenting a network experiment (ai-5/32). Goal: Record a network experiment with enough detail to replay its calculations. Short practice: What additional evidence is needed for a final performance claim? Point to the relevant step in the picture, then write the changed result and the rule or evidence that supports it.. Return to this week and explain what you changed.</w:t>
+      </w:r>
+    </w:p>
+    <w:p>
+      <w:r>
+        <w:t>Review Dataset shift in neural models (ai-5/30). Goal: Explain how a changed input mix can change overall accuracy. Short practice: Did the supplied model’s dim-light accuracy deteriorate? Point to the relevant step in the picture, then write the changed result and the rule or evidence that supports it.. Return to this week and explain what you changed.</w:t>
+      </w:r>
+    </w:p>
+    <w:p>
+      <w:r>
+        <w:t>Review Similarity and normalisation (ai-5/27). Goal: Calculate vector length and normalise a nonzero vector. Short practice: Why do the original two metrics select different winners? Point to the relevant step in the picture, then write the changed result and the rule or evidence that supports it.. Return to this week and explain what you changed.</w:t>
+      </w:r>
+    </w:p>
+    <w:p>
+      <w:pPr>
+        <w:pStyle w:val="Heading3"/>
+      </w:pPr>
+      <w:r>
+        <w:t>Keep your completed work</w:t>
+      </w:r>
+    </w:p>
+    <w:p>
+      <w:r>
+        <w:t>Use Download completed work in the hosted lesson to export your answers, reflections, practice feedback and code-run evidence. Open the HTML copy to read or print it. Drafts stay in this browser when storage is available; clear drafts on a shared device.</w:t>
+      </w:r>
+    </w:p>
+    <w:p>
+      <w:pPr>
+        <w:pStyle w:val="Heading3"/>
+      </w:pPr>
+      <w:r>
+        <w:t>What I repaired, the evidence I kept and the next test</w:t>
+      </w:r>
+    </w:p>
+    <w:p>
+      <w:r>
+        <w:t>________________________________________________________________</w:t>
+      </w:r>
+    </w:p>
+    <w:p>
+      <w:r>
+        <w:t>________________________________________________________________</w:t>
+      </w:r>
+    </w:p>
+    <w:p>
+      <w:r>
+        <w:t>________________________________________________________________</w:t>
+      </w:r>
+    </w:p>
+    <w:p>
+      <w:r>
+        <w:t>________________________________________________________________</w:t>
+      </w:r>
+    </w:p>
+    <w:p>
+      <w:r>
+        <w:t>________________________________________________________________</w:t>
+      </w:r>
+    </w:p>
     <w:sectPr>
       <w:pgSz w:w="12240" w:h="15840"/>
       <w:pgMar w:top="936" w:right="1008" w:bottom="936" w:left="1008" w:header="720" w:footer="720" w:gutter="0"/>

--- a/downloads/workbook/ai-5-week-33.docx
+++ b/downloads/workbook/ai-5-week-33.docx
@@ -30,33 +30,45 @@
     </w:p>
     <w:p>
       <w:r>
-        <w:t>Try the recall before opening notes. Then use a different colour or a labelled second line to correct your explanation.</w:t>
+        <w:t>Record your starting explanation for Capstone hypothesis and baseline before opening notes. Show any later correction separately.</w:t>
       </w:r>
     </w:p>
     <w:p>
       <w:pPr>
-        <w:pStyle w:val="Heading3"/>
-      </w:pPr>
-      <w:r>
-        <w:t>Documenting a network experiment</w:t>
+        <w:spacing w:line="336" w:lineRule="auto" w:after="180"/>
+      </w:pPr>
+      <w:r>
+        <w:rPr>
+          <w:b w:val="0"/>
+        </w:rPr>
+        <w:t>Try the recall before opening notes. Then use a different colour or a labelled second line to correct your explanation.</w:t>
       </w:r>
     </w:p>
     <w:p>
-      <w:r>
-        <w:t>Without opening the old lesson, explain one key idea from Documenting a network experiment. Give an example and a mistake that the idea helps you avoid.</w:t>
+      <w:pPr>
+        <w:pStyle w:val="Heading3"/>
+      </w:pPr>
+      <w:r>
+        <w:t>Documenting a network experiment</w:t>
       </w:r>
     </w:p>
     <w:p>
       <w:pPr>
-        <w:pStyle w:val="Heading3"/>
-      </w:pPr>
-      <w:r>
-        <w:t>My remembered idea, example and correction</w:t>
+        <w:spacing w:line="336" w:lineRule="auto" w:after="180"/>
+      </w:pPr>
+      <w:r>
+        <w:rPr>
+          <w:b w:val="0"/>
+        </w:rPr>
+        <w:t>Without opening the old lesson, explain one key idea from Documenting a network experiment. Give an example and a mistake that the idea helps you avoid.</w:t>
       </w:r>
     </w:p>
     <w:p>
-      <w:r>
-        <w:t>________________________________________________________________</w:t>
+      <w:pPr>
+        <w:pStyle w:val="Heading3"/>
+      </w:pPr>
+      <w:r>
+        <w:t>My remembered idea, example and correction</w:t>
       </w:r>
     </w:p>
     <w:p>
@@ -70,29 +82,35 @@
       </w:r>
     </w:p>
     <w:p>
-      <w:pPr>
-        <w:pStyle w:val="Heading3"/>
-      </w:pPr>
-      <w:r>
-        <w:t>Dataset shift in neural models</w:t>
+      <w:r>
+        <w:t>________________________________________________________________</w:t>
       </w:r>
     </w:p>
     <w:p>
-      <w:r>
-        <w:t>Without opening the old lesson, explain one key idea from Dataset shift in neural models. Give an example and a mistake that the idea helps you avoid.</w:t>
+      <w:pPr>
+        <w:pStyle w:val="Heading3"/>
+      </w:pPr>
+      <w:r>
+        <w:t>Dataset shift in neural models</w:t>
       </w:r>
     </w:p>
     <w:p>
       <w:pPr>
-        <w:pStyle w:val="Heading3"/>
-      </w:pPr>
-      <w:r>
-        <w:t>My remembered idea, example and correction</w:t>
+        <w:spacing w:line="336" w:lineRule="auto" w:after="180"/>
+      </w:pPr>
+      <w:r>
+        <w:rPr>
+          <w:b w:val="0"/>
+        </w:rPr>
+        <w:t>Without opening the old lesson, explain one key idea from Dataset shift in neural models. Give an example and a mistake that the idea helps you avoid.</w:t>
       </w:r>
     </w:p>
     <w:p>
-      <w:r>
-        <w:t>________________________________________________________________</w:t>
+      <w:pPr>
+        <w:pStyle w:val="Heading3"/>
+      </w:pPr>
+      <w:r>
+        <w:t>My remembered idea, example and correction</w:t>
       </w:r>
     </w:p>
     <w:p>
@@ -106,29 +124,35 @@
       </w:r>
     </w:p>
     <w:p>
-      <w:pPr>
-        <w:pStyle w:val="Heading3"/>
-      </w:pPr>
-      <w:r>
-        <w:t>Similarity and normalisation</w:t>
+      <w:r>
+        <w:t>________________________________________________________________</w:t>
       </w:r>
     </w:p>
     <w:p>
-      <w:r>
-        <w:t>Without opening the old lesson, explain one key idea from Similarity and normalisation. Give an example and a mistake that the idea helps you avoid.</w:t>
+      <w:pPr>
+        <w:pStyle w:val="Heading3"/>
+      </w:pPr>
+      <w:r>
+        <w:t>Similarity and normalisation</w:t>
       </w:r>
     </w:p>
     <w:p>
       <w:pPr>
-        <w:pStyle w:val="Heading3"/>
-      </w:pPr>
-      <w:r>
-        <w:t>My remembered idea, example and correction</w:t>
+        <w:spacing w:line="336" w:lineRule="auto" w:after="180"/>
+      </w:pPr>
+      <w:r>
+        <w:rPr>
+          <w:b w:val="0"/>
+        </w:rPr>
+        <w:t>Without opening the old lesson, explain one key idea from Similarity and normalisation. Give an example and a mistake that the idea helps you avoid.</w:t>
       </w:r>
     </w:p>
     <w:p>
-      <w:r>
-        <w:t>________________________________________________________________</w:t>
+      <w:pPr>
+        <w:pStyle w:val="Heading3"/>
+      </w:pPr>
+      <w:r>
+        <w:t>My remembered idea, example and correction</w:t>
       </w:r>
     </w:p>
     <w:p>
@@ -142,16 +166,56 @@
       </w:r>
     </w:p>
     <w:p>
-      <w:pPr>
-        <w:pStyle w:val="Heading1"/>
-      </w:pPr>
-      <w:r>
-        <w:t>02. Practise with fading help</w:t>
+      <w:r>
+        <w:t>________________________________________________________________</w:t>
       </w:r>
     </w:p>
     <w:p>
-      <w:r>
-        <w:t>Use W2: Calculate the reference score for Capstone hypothesis and baseline. Record the answer once; the lesson and workbook refer to the same attempt.</w:t>
+      <w:pPr>
+        <w:pStyle w:val="Heading1"/>
+      </w:pPr>
+      <w:r>
+        <w:t>02. Practise with fading help</w:t>
+      </w:r>
+    </w:p>
+    <w:p>
+      <w:r>
+        <w:t>Complete the supported Capstone hypothesis and baseline trace and record the first step you can explain without help.</w:t>
+      </w:r>
+    </w:p>
+    <w:p>
+      <w:pPr>
+        <w:spacing w:line="336" w:lineRule="auto" w:after="180"/>
+      </w:pPr>
+      <w:r>
+        <w:rPr>
+          <w:b w:val="0"/>
+        </w:rPr>
+        <w:t xml:space="preserve">Use W2: Calculate the reference score for Capstone </w:t>
+      </w:r>
+      <w:r>
+        <w:rPr>
+          <w:b/>
+        </w:rPr>
+        <w:t>hypothesis</w:t>
+      </w:r>
+      <w:r>
+        <w:rPr>
+          <w:b w:val="0"/>
+        </w:rPr>
+        <w:t xml:space="preserve"> and </w:t>
+      </w:r>
+      <w:r>
+        <w:rPr>
+          <w:b/>
+        </w:rPr>
+        <w:t>baseline</w:t>
+      </w:r>
+      <w:r>
+        <w:rPr>
+          <w:b w:val="0"/>
+        </w:rPr>
+        <w:t>. Record the answer once; the lesson and workbook refer to the same attempt.</w:t>
       </w:r>
     </w:p>
     <w:tbl>
@@ -279,25 +343,73 @@
     </w:p>
     <w:p>
       <w:r>
-        <w:t>Use the worked case for Capstone hypothesis and baseline. Proposed explanation: “A hypothesis is a result”. Decide whether this explanation is supported. Point to the step or supplied fact that decides; explain your repair if needed.</w:t>
+        <w:t>Check the proposed Capstone hypothesis and baseline explanation against the supplied facts before discussing it.</w:t>
       </w:r>
     </w:p>
     <w:p>
       <w:pPr>
-        <w:pStyle w:val="Heading3"/>
-      </w:pPr>
-      <w:r>
-        <w:t>My explanation before partner discussion</w:t>
+        <w:spacing w:line="336" w:lineRule="auto" w:after="180"/>
+      </w:pPr>
+      <w:r>
+        <w:rPr>
+          <w:b w:val="0"/>
+        </w:rPr>
+        <w:t xml:space="preserve">Use the worked case for Capstone </w:t>
+      </w:r>
+      <w:r>
+        <w:rPr>
+          <w:b/>
+        </w:rPr>
+        <w:t>hypothesis</w:t>
+      </w:r>
+      <w:r>
+        <w:rPr>
+          <w:b w:val="0"/>
+        </w:rPr>
+        <w:t xml:space="preserve"> and </w:t>
+      </w:r>
+      <w:r>
+        <w:rPr>
+          <w:b/>
+        </w:rPr>
+        <w:t>baseline</w:t>
+      </w:r>
+      <w:r>
+        <w:rPr>
+          <w:b w:val="0"/>
+        </w:rPr>
+        <w:t xml:space="preserve">. Proposed explanation: “A </w:t>
+      </w:r>
+      <w:r>
+        <w:rPr>
+          <w:b/>
+        </w:rPr>
+        <w:t>hypothesis</w:t>
+      </w:r>
+      <w:r>
+        <w:rPr>
+          <w:b w:val="0"/>
+        </w:rPr>
+        <w:t xml:space="preserve"> is a result”. Decide whether this explanation is supported.</w:t>
       </w:r>
     </w:p>
     <w:p>
-      <w:r>
-        <w:t>________________________________________________________________</w:t>
+      <w:pPr>
+        <w:spacing w:line="336" w:lineRule="auto" w:after="180"/>
+      </w:pPr>
+      <w:r>
+        <w:rPr>
+          <w:b w:val="0"/>
+        </w:rPr>
+        <w:t>Point to the step or supplied fact that decides; explain your repair if needed.</w:t>
       </w:r>
     </w:p>
     <w:p>
-      <w:r>
-        <w:t>________________________________________________________________</w:t>
+      <w:pPr>
+        <w:pStyle w:val="Heading3"/>
+      </w:pPr>
+      <w:r>
+        <w:t>My explanation before partner discussion</w:t>
       </w:r>
     </w:p>
     <w:p>
@@ -311,52 +423,100 @@
       </w:r>
     </w:p>
     <w:p>
-      <w:pPr>
-        <w:pStyle w:val="Heading1"/>
-      </w:pPr>
-      <w:r>
-        <w:t>04. Independent transfer case</w:t>
+      <w:r>
+        <w:t>________________________________________________________________</w:t>
       </w:r>
     </w:p>
     <w:p>
-      <w:pPr>
-        <w:pStyle w:val="Heading3"/>
-      </w:pPr>
-      <w:r>
-        <w:t>Independent case: Plan a new case independently</w:t>
+      <w:r>
+        <w:t>________________________________________________________________</w:t>
       </w:r>
     </w:p>
     <w:p>
-      <w:r>
-        <w:t>A new task predicts max(0, a*x), with baseline a = 1. Training rows are (1,3) and (2,6); validation rows are (3,9) and (4,12); final rows are sealed. Specify a candidate starting at 1 with learning rate 0.1 and two full-batch updates. Calculate baseline validation MSE and write a strict improvement criterion. Has the candidate succeeded yet?</w:t>
+      <w:pPr>
+        <w:pStyle w:val="Heading1"/>
+      </w:pPr>
+      <w:r>
+        <w:t>04. Independent transfer case</w:t>
       </w:r>
     </w:p>
     <w:p>
-      <w:pPr>
-        <w:pStyle w:val="Heading3"/>
-      </w:pPr>
-      <w:r>
-        <w:t>My independent explanation, trace and limits</w:t>
+      <w:r>
+        <w:t>Write one first attempt at the reserved independent case before feedback. Repeated copies of that case refer to the same recorded attempt.</w:t>
       </w:r>
     </w:p>
     <w:p>
-      <w:r>
-        <w:t>________________________________________________________________</w:t>
+      <w:pPr>
+        <w:pStyle w:val="Heading3"/>
+      </w:pPr>
+      <w:r>
+        <w:t>Independent case: Plan a new case independently</w:t>
       </w:r>
     </w:p>
     <w:p>
-      <w:r>
-        <w:t>________________________________________________________________</w:t>
+      <w:pPr>
+        <w:spacing w:line="336" w:lineRule="auto" w:after="180"/>
+      </w:pPr>
+      <w:r>
+        <w:rPr>
+          <w:b w:val="0"/>
+        </w:rPr>
+        <w:t xml:space="preserve">A new task predicts max(0, a*x), with </w:t>
+      </w:r>
+      <w:r>
+        <w:rPr>
+          <w:b/>
+        </w:rPr>
+        <w:t>baseline</w:t>
+      </w:r>
+      <w:r>
+        <w:rPr>
+          <w:b w:val="0"/>
+        </w:rPr>
+        <w:t xml:space="preserve"> a = 1. </w:t>
+      </w:r>
+      <w:r>
+        <w:rPr>
+          <w:b/>
+        </w:rPr>
+        <w:t>Training</w:t>
+      </w:r>
+      <w:r>
+        <w:rPr>
+          <w:b w:val="0"/>
+        </w:rPr>
+        <w:t xml:space="preserve"> rows are (1,3) and (2,6); validation rows are (3,9) and (4,12); final rows are sealed.</w:t>
       </w:r>
     </w:p>
     <w:p>
-      <w:r>
-        <w:t>________________________________________________________________</w:t>
+      <w:pPr>
+        <w:spacing w:line="336" w:lineRule="auto" w:after="180"/>
+      </w:pPr>
+      <w:r>
+        <w:rPr>
+          <w:b w:val="0"/>
+        </w:rPr>
+        <w:t xml:space="preserve">Specify a candidate starting at 1 with learning rate 0.1 and two full-batch updates. Calculate </w:t>
+      </w:r>
+      <w:r>
+        <w:rPr>
+          <w:b/>
+        </w:rPr>
+        <w:t>baseline</w:t>
+      </w:r>
+      <w:r>
+        <w:rPr>
+          <w:b w:val="0"/>
+        </w:rPr>
+        <w:t xml:space="preserve"> validation MSE and write a strict improvement criterion. Has the candidate succeeded yet?</w:t>
       </w:r>
     </w:p>
     <w:p>
-      <w:r>
-        <w:t>________________________________________________________________</w:t>
+      <w:pPr>
+        <w:pStyle w:val="Heading3"/>
+      </w:pPr>
+      <w:r>
+        <w:t>My independent explanation, trace and limits</w:t>
       </w:r>
     </w:p>
     <w:p>
@@ -376,53 +536,101 @@
     </w:p>
     <w:p>
       <w:r>
-        <w:t>Attempt this case before feedback. Record any help. Earlier examples below are further practice; a case already practised with feedback cannot establish fresh transfer.</w:t>
+        <w:t>________________________________________________________________</w:t>
       </w:r>
     </w:p>
     <w:p>
-      <w:pPr>
-        <w:pStyle w:val="Heading1"/>
-      </w:pPr>
-      <w:r>
-        <w:t>05. W1 Write the hypothesis</w:t>
+      <w:r>
+        <w:t>________________________________________________________________</w:t>
       </w:r>
     </w:p>
     <w:p>
       <w:r>
-        <w:t>State the prediction rule, baseline, candidate learning rate and update count, comparison data and metric. Write a testable hypothesis.</w:t>
+        <w:t>________________________________________________________________</w:t>
       </w:r>
     </w:p>
     <w:p>
-      <w:pPr>
-        <w:pStyle w:val="Heading3"/>
-      </w:pPr>
-      <w:r>
-        <w:t>My reasoning and evidence</w:t>
+      <w:r>
+        <w:t>________________________________________________________________</w:t>
       </w:r>
     </w:p>
     <w:p>
-      <w:r>
-        <w:t>________________________________________________________________</w:t>
+      <w:pPr>
+        <w:spacing w:line="336" w:lineRule="auto" w:after="180"/>
+      </w:pPr>
+      <w:r>
+        <w:rPr>
+          <w:b w:val="0"/>
+        </w:rPr>
+        <w:t>Attempt this case before feedback. Record any help. Earlier examples below are further practice; a case already practised with feedback cannot establish fresh transfer.</w:t>
       </w:r>
     </w:p>
     <w:p>
-      <w:r>
-        <w:t>________________________________________________________________</w:t>
+      <w:pPr>
+        <w:pStyle w:val="Heading1"/>
+      </w:pPr>
+      <w:r>
+        <w:t>05. W1 Write the hypothesis</w:t>
       </w:r>
     </w:p>
     <w:p>
       <w:r>
-        <w:t>________________________________________________________________</w:t>
+        <w:t>Write the hypothesis. Apply the supplied Capstone hypothesis and baseline facts and keep your reasoning.</w:t>
       </w:r>
     </w:p>
     <w:p>
-      <w:r>
-        <w:t>________________________________________________________________</w:t>
+      <w:pPr>
+        <w:spacing w:line="336" w:lineRule="auto" w:after="180"/>
+      </w:pPr>
+      <w:r>
+        <w:rPr>
+          <w:b w:val="0"/>
+        </w:rPr>
+        <w:t xml:space="preserve">State the </w:t>
+      </w:r>
+      <w:r>
+        <w:rPr>
+          <w:b/>
+        </w:rPr>
+        <w:t>prediction</w:t>
+      </w:r>
+      <w:r>
+        <w:rPr>
+          <w:b w:val="0"/>
+        </w:rPr>
+        <w:t xml:space="preserve"> rule, </w:t>
+      </w:r>
+      <w:r>
+        <w:rPr>
+          <w:b/>
+        </w:rPr>
+        <w:t>baseline</w:t>
+      </w:r>
+      <w:r>
+        <w:rPr>
+          <w:b w:val="0"/>
+        </w:rPr>
+        <w:t xml:space="preserve">, candidate learning rate and update count, comparison data and metric. Write a testable </w:t>
+      </w:r>
+      <w:r>
+        <w:rPr>
+          <w:b/>
+        </w:rPr>
+        <w:t>hypothesis</w:t>
+      </w:r>
+      <w:r>
+        <w:rPr>
+          <w:b w:val="0"/>
+        </w:rPr>
+        <w:t>.</w:t>
       </w:r>
     </w:p>
     <w:p>
-      <w:r>
-        <w:t>________________________________________________________________</w:t>
+      <w:pPr>
+        <w:pStyle w:val="Heading3"/>
+      </w:pPr>
+      <w:r>
+        <w:t>My reasoning and evidence</w:t>
       </w:r>
     </w:p>
     <w:p>
@@ -431,24 +639,18 @@
       </w:r>
     </w:p>
     <w:p>
-      <w:pPr>
-        <w:pStyle w:val="Heading1"/>
-      </w:pPr>
-      <w:r>
-        <w:t>06. W2 Calculate the reference score</w:t>
+      <w:r>
+        <w:t>________________________________________________________________</w:t>
       </w:r>
     </w:p>
     <w:p>
       <w:r>
-        <w:t>Compute baseline predictions, errors, squared errors and MSE on V1 and V2. State the denominator.</w:t>
+        <w:t>________________________________________________________________</w:t>
       </w:r>
     </w:p>
     <w:p>
-      <w:pPr>
-        <w:pStyle w:val="Heading3"/>
-      </w:pPr>
-      <w:r>
-        <w:t>My reasoning and evidence</w:t>
+      <w:r>
+        <w:t>________________________________________________________________</w:t>
       </w:r>
     </w:p>
     <w:p>
@@ -462,44 +664,74 @@
       </w:r>
     </w:p>
     <w:p>
-      <w:r>
-        <w:t>________________________________________________________________</w:t>
+      <w:pPr>
+        <w:pStyle w:val="Heading1"/>
+      </w:pPr>
+      <w:r>
+        <w:t>06. W2 Calculate the reference score</w:t>
       </w:r>
     </w:p>
     <w:p>
       <w:r>
-        <w:t>________________________________________________________________</w:t>
+        <w:t>Calculate the reference score. Apply the supplied Capstone hypothesis and baseline facts and keep your reasoning.</w:t>
       </w:r>
     </w:p>
     <w:p>
-      <w:r>
-        <w:t>________________________________________________________________</w:t>
+      <w:pPr>
+        <w:spacing w:line="336" w:lineRule="auto" w:after="180"/>
+      </w:pPr>
+      <w:r>
+        <w:rPr>
+          <w:b w:val="0"/>
+        </w:rPr>
+        <w:t xml:space="preserve">Compute </w:t>
+      </w:r>
+      <w:r>
+        <w:rPr>
+          <w:b/>
+        </w:rPr>
+        <w:t>baseline</w:t>
+      </w:r>
+      <w:r>
+        <w:rPr>
+          <w:b w:val="0"/>
+        </w:rPr>
+        <w:t xml:space="preserve"> </w:t>
+      </w:r>
+      <w:r>
+        <w:rPr>
+          <w:b/>
+        </w:rPr>
+        <w:t>prediction</w:t>
+      </w:r>
+      <w:r>
+        <w:rPr>
+          <w:b w:val="0"/>
+        </w:rPr>
+        <w:t>s, errors, squared errors and MSE on V1 and V2. State the denominator.</w:t>
       </w:r>
     </w:p>
     <w:p>
-      <w:r>
-        <w:t>________________________________________________________________</w:t>
+      <w:pPr>
+        <w:pStyle w:val="Heading3"/>
+      </w:pPr>
+      <w:r>
+        <w:t>My reasoning and evidence</w:t>
       </w:r>
     </w:p>
     <w:p>
-      <w:pPr>
-        <w:pStyle w:val="Heading1"/>
-      </w:pPr>
-      <w:r>
-        <w:t>07. W3 Audit the plan</w:t>
+      <w:r>
+        <w:t>________________________________________________________________</w:t>
       </w:r>
     </w:p>
     <w:p>
       <w:r>
-        <w:t>A proposal says “try models until the test score looks good”. Identify the missing fixed choices and explain why that test is not independent.</w:t>
+        <w:t>________________________________________________________________</w:t>
       </w:r>
     </w:p>
     <w:p>
-      <w:pPr>
-        <w:pStyle w:val="Heading3"/>
-      </w:pPr>
-      <w:r>
-        <w:t>My reasoning and evidence</w:t>
+      <w:r>
+        <w:t>________________________________________________________________</w:t>
       </w:r>
     </w:p>
     <w:p>
@@ -518,39 +750,45 @@
       </w:r>
     </w:p>
     <w:p>
-      <w:r>
-        <w:t>________________________________________________________________</w:t>
+      <w:pPr>
+        <w:pStyle w:val="Heading1"/>
+      </w:pPr>
+      <w:r>
+        <w:t>07. W3 Audit the plan</w:t>
       </w:r>
     </w:p>
     <w:p>
       <w:r>
-        <w:t>________________________________________________________________</w:t>
+        <w:t>Audit the plan. Apply the supplied Capstone hypothesis and baseline facts and keep your reasoning.</w:t>
       </w:r>
     </w:p>
     <w:p>
-      <w:r>
-        <w:t>________________________________________________________________</w:t>
+      <w:pPr>
+        <w:spacing w:line="336" w:lineRule="auto" w:after="180"/>
+      </w:pPr>
+      <w:r>
+        <w:rPr>
+          <w:b w:val="0"/>
+        </w:rPr>
+        <w:t>A proposal says “try models until the test score looks good”. Identify the missing fixed choices and explain why that test is not independent.</w:t>
       </w:r>
     </w:p>
     <w:p>
       <w:pPr>
-        <w:pStyle w:val="Heading1"/>
-      </w:pPr>
-      <w:r>
-        <w:t>08. W4 Plan a new case independently</w:t>
+        <w:pStyle w:val="Heading3"/>
+      </w:pPr>
+      <w:r>
+        <w:t>My reasoning and evidence</w:t>
       </w:r>
     </w:p>
     <w:p>
       <w:r>
-        <w:t>A new task predicts max(0, a*x), with baseline a = 1. Training rows are (1,3) and (2,6); validation rows are (3,9) and (4,12); final rows are sealed. Specify a candidate starting at 1 with learning rate 0.1 and two full-batch updates. Calculate baseline validation MSE and write a strict improvement criterion. Has the candidate succeeded yet?</w:t>
+        <w:t>________________________________________________________________</w:t>
       </w:r>
     </w:p>
     <w:p>
-      <w:pPr>
-        <w:pStyle w:val="Heading3"/>
-      </w:pPr>
-      <w:r>
-        <w:t>My reasoning and evidence</w:t>
+      <w:r>
+        <w:t>________________________________________________________________</w:t>
       </w:r>
     </w:p>
     <w:p>
@@ -574,44 +812,92 @@
       </w:r>
     </w:p>
     <w:p>
-      <w:r>
-        <w:t>________________________________________________________________</w:t>
+      <w:pPr>
+        <w:pStyle w:val="Heading1"/>
+      </w:pPr>
+      <w:r>
+        <w:t>08. W4 Plan a new case independently</w:t>
       </w:r>
     </w:p>
     <w:p>
       <w:r>
-        <w:t>________________________________________________________________</w:t>
+        <w:t>Attempt before feedback. If this repeats the selected independent case, reuse that first attempt; otherwise keep a separate record. Plan a new case independently. Apply the supplied Capstone hypothesis and baseline facts and keep your reasoning.</w:t>
       </w:r>
     </w:p>
     <w:p>
-      <w:r>
-        <w:t>________________________________________________________________</w:t>
+      <w:pPr>
+        <w:spacing w:line="336" w:lineRule="auto" w:after="180"/>
+      </w:pPr>
+      <w:r>
+        <w:rPr>
+          <w:b w:val="0"/>
+        </w:rPr>
+        <w:t xml:space="preserve">A new task predicts max(0, a*x), with </w:t>
+      </w:r>
+      <w:r>
+        <w:rPr>
+          <w:b/>
+        </w:rPr>
+        <w:t>baseline</w:t>
+      </w:r>
+      <w:r>
+        <w:rPr>
+          <w:b w:val="0"/>
+        </w:rPr>
+        <w:t xml:space="preserve"> a = 1. </w:t>
+      </w:r>
+      <w:r>
+        <w:rPr>
+          <w:b/>
+        </w:rPr>
+        <w:t>Training</w:t>
+      </w:r>
+      <w:r>
+        <w:rPr>
+          <w:b w:val="0"/>
+        </w:rPr>
+        <w:t xml:space="preserve"> rows are (1,3) and (2,6); validation rows are (3,9) and (4,12); final rows are sealed.</w:t>
       </w:r>
     </w:p>
     <w:p>
-      <w:r>
-        <w:t>________________________________________________________________</w:t>
+      <w:pPr>
+        <w:spacing w:line="336" w:lineRule="auto" w:after="180"/>
+      </w:pPr>
+      <w:r>
+        <w:rPr>
+          <w:b w:val="0"/>
+        </w:rPr>
+        <w:t xml:space="preserve">Specify a candidate starting at 1 with learning rate 0.1 and two full-batch updates. Calculate </w:t>
+      </w:r>
+      <w:r>
+        <w:rPr>
+          <w:b/>
+        </w:rPr>
+        <w:t>baseline</w:t>
+      </w:r>
+      <w:r>
+        <w:rPr>
+          <w:b w:val="0"/>
+        </w:rPr>
+        <w:t xml:space="preserve"> validation MSE and write a strict improvement criterion. Has the candidate succeeded yet?</w:t>
       </w:r>
     </w:p>
     <w:p>
       <w:pPr>
-        <w:pStyle w:val="Heading1"/>
-      </w:pPr>
-      <w:r>
-        <w:t>09. W5 Preserve the reserved evidence</w:t>
+        <w:pStyle w:val="Heading3"/>
+      </w:pPr>
+      <w:r>
+        <w:t>My reasoning and evidence</w:t>
       </w:r>
     </w:p>
     <w:p>
       <w:r>
-        <w:t>A partner inspects final labels and changes the learning rate. Explain how to document this and obtain independent evidence.</w:t>
+        <w:t>________________________________________________________________</w:t>
       </w:r>
     </w:p>
     <w:p>
-      <w:pPr>
-        <w:pStyle w:val="Heading3"/>
-      </w:pPr>
-      <w:r>
-        <w:t>My reasoning and evidence</w:t>
+      <w:r>
+        <w:t>________________________________________________________________</w:t>
       </w:r>
     </w:p>
     <w:p>
@@ -649,25 +935,43 @@
         <w:pStyle w:val="Heading1"/>
       </w:pPr>
       <w:r>
-        <w:t>10. Project checkpoint and reflection</w:t>
+        <w:t>09. W5 Preserve the reserved evidence</w:t>
       </w:r>
     </w:p>
     <w:p>
       <w:r>
-        <w:t>For Image-pattern Network Investigation, use this week’s independent task as a rehearsal for the final evidence pack: A new task predicts max(0, a*x), with baseline a = 1. Training rows are (1,3) and (2,6); validation rows are (3,9) and (4,12); final rows are sealed. Specify a candidate starting at 1 with learning rate 0.1 and two full-batch updates. Calculate baseline validation MSE and write a strict improvement criterion. Has the candidate succeeded yet? Keep actual observations separate from expected results, preserve failures, compare a baseline and explain the limits.</w:t>
+        <w:t>Preserve the reserved evidence. Apply the supplied Capstone hypothesis and baseline facts and keep your reasoning.</w:t>
       </w:r>
     </w:p>
     <w:p>
       <w:pPr>
-        <w:pStyle w:val="Heading3"/>
-      </w:pPr>
-      <w:r>
-        <w:t>My project change, supporting evidence and remaining limit</w:t>
+        <w:spacing w:line="336" w:lineRule="auto" w:after="180"/>
+      </w:pPr>
+      <w:r>
+        <w:rPr>
+          <w:b w:val="0"/>
+        </w:rPr>
+        <w:t xml:space="preserve">A partner inspects final labels and changes the learning rate. Explain how to document this and obtain independent </w:t>
+      </w:r>
+      <w:r>
+        <w:rPr>
+          <w:b/>
+        </w:rPr>
+        <w:t>evidence</w:t>
+      </w:r>
+      <w:r>
+        <w:rPr>
+          <w:b w:val="0"/>
+        </w:rPr>
+        <w:t>.</w:t>
       </w:r>
     </w:p>
     <w:p>
-      <w:r>
-        <w:t>________________________________________________________________</w:t>
+      <w:pPr>
+        <w:pStyle w:val="Heading3"/>
+      </w:pPr>
+      <w:r>
+        <w:t>My reasoning and evidence</w:t>
       </w:r>
     </w:p>
     <w:p>
@@ -696,11 +1000,182 @@
       </w:r>
     </w:p>
     <w:p>
+      <w:r>
+        <w:t>________________________________________________________________</w:t>
+      </w:r>
+    </w:p>
+    <w:p>
       <w:pPr>
         <w:pStyle w:val="Heading1"/>
       </w:pPr>
       <w:r>
+        <w:t>10. Project checkpoint and reflection</w:t>
+      </w:r>
+    </w:p>
+    <w:p>
+      <w:r>
+        <w:t>Connect Capstone hypothesis and baseline to Image-pattern Network Investigation, identify a limit and choose the next useful test.</w:t>
+      </w:r>
+    </w:p>
+    <w:p>
+      <w:pPr>
+        <w:spacing w:line="336" w:lineRule="auto" w:after="180"/>
+      </w:pPr>
+      <w:r>
+        <w:rPr>
+          <w:b w:val="0"/>
+        </w:rPr>
+        <w:t xml:space="preserve">For Image-pattern Network Investigation, use this week’s independent task as a rehearsal for the final </w:t>
+      </w:r>
+      <w:r>
+        <w:rPr>
+          <w:b/>
+        </w:rPr>
+        <w:t>evidence</w:t>
+      </w:r>
+      <w:r>
+        <w:rPr>
+          <w:b w:val="0"/>
+        </w:rPr>
+        <w:t xml:space="preserve"> pack: A new task predicts max(0, a*x), with </w:t>
+      </w:r>
+      <w:r>
+        <w:rPr>
+          <w:b/>
+        </w:rPr>
+        <w:t>baseline</w:t>
+      </w:r>
+      <w:r>
+        <w:rPr>
+          <w:b w:val="0"/>
+        </w:rPr>
+        <w:t xml:space="preserve"> a = 1.</w:t>
+      </w:r>
+    </w:p>
+    <w:p>
+      <w:pPr>
+        <w:spacing w:line="336" w:lineRule="auto" w:after="180"/>
+      </w:pPr>
+      <w:r>
+        <w:rPr>
+          <w:b/>
+        </w:rPr>
+        <w:t>Training</w:t>
+      </w:r>
+      <w:r>
+        <w:rPr>
+          <w:b w:val="0"/>
+        </w:rPr>
+        <w:t xml:space="preserve"> rows are (1,3) and (2,6); validation rows are (3,9) and (4,12); final rows are sealed. Specify a candidate starting at 1 with learning rate 0.1 and two full-batch updates.</w:t>
+      </w:r>
+    </w:p>
+    <w:p>
+      <w:pPr>
+        <w:spacing w:line="336" w:lineRule="auto" w:after="180"/>
+      </w:pPr>
+      <w:r>
+        <w:rPr>
+          <w:b w:val="0"/>
+        </w:rPr>
+        <w:t xml:space="preserve">Calculate </w:t>
+      </w:r>
+      <w:r>
+        <w:rPr>
+          <w:b/>
+        </w:rPr>
+        <w:t>baseline</w:t>
+      </w:r>
+      <w:r>
+        <w:rPr>
+          <w:b w:val="0"/>
+        </w:rPr>
+        <w:t xml:space="preserve"> validation MSE and write a strict improvement criterion. Has the candidate succeeded yet?</w:t>
+      </w:r>
+    </w:p>
+    <w:p>
+      <w:pPr>
+        <w:spacing w:line="336" w:lineRule="auto" w:after="180"/>
+      </w:pPr>
+      <w:r>
+        <w:rPr>
+          <w:b w:val="0"/>
+        </w:rPr>
+        <w:t xml:space="preserve">Keep actual </w:t>
+      </w:r>
+      <w:r>
+        <w:rPr>
+          <w:b/>
+        </w:rPr>
+        <w:t>observation</w:t>
+      </w:r>
+      <w:r>
+        <w:rPr>
+          <w:b w:val="0"/>
+        </w:rPr>
+        <w:t xml:space="preserve">s separate from expected results, preserve failures, compare a </w:t>
+      </w:r>
+      <w:r>
+        <w:rPr>
+          <w:b/>
+        </w:rPr>
+        <w:t>baseline</w:t>
+      </w:r>
+      <w:r>
+        <w:rPr>
+          <w:b w:val="0"/>
+        </w:rPr>
+        <w:t xml:space="preserve"> and explain the limits.</w:t>
+      </w:r>
+    </w:p>
+    <w:p>
+      <w:pPr>
+        <w:pStyle w:val="Heading3"/>
+      </w:pPr>
+      <w:r>
+        <w:t>My project change, supporting evidence and remaining limit</w:t>
+      </w:r>
+    </w:p>
+    <w:p>
+      <w:r>
+        <w:t>________________________________________________________________</w:t>
+      </w:r>
+    </w:p>
+    <w:p>
+      <w:r>
+        <w:t>________________________________________________________________</w:t>
+      </w:r>
+    </w:p>
+    <w:p>
+      <w:r>
+        <w:t>________________________________________________________________</w:t>
+      </w:r>
+    </w:p>
+    <w:p>
+      <w:r>
+        <w:t>________________________________________________________________</w:t>
+      </w:r>
+    </w:p>
+    <w:p>
+      <w:r>
+        <w:t>________________________________________________________________</w:t>
+      </w:r>
+    </w:p>
+    <w:p>
+      <w:r>
+        <w:t>________________________________________________________________</w:t>
+      </w:r>
+    </w:p>
+    <w:p>
+      <w:pPr>
+        <w:pStyle w:val="Heading1"/>
+      </w:pPr>
+      <w:r>
         <w:t>11. Feedback, return check and learning record</w:t>
+      </w:r>
+    </w:p>
+    <w:p>
+      <w:r>
+        <w:t>Record the first repaired step and a different case to revisit after a delay.</w:t>
       </w:r>
     </w:p>
     <w:tbl>
@@ -840,7 +1315,13 @@
       </w:tr>
     </w:tbl>
     <w:p>
-      <w:r>
+      <w:pPr>
+        <w:spacing w:line="336" w:lineRule="auto" w:after="180"/>
+      </w:pPr>
+      <w:r>
+        <w:rPr>
+          <w:b w:val="0"/>
+        </w:rPr>
         <w:t>Revisit this idea with your teacher after a delay. Familiarity is different from explaining and using it on a changed case.</w:t>
       </w:r>
     </w:p>
@@ -854,11 +1335,40 @@
     </w:p>
     <w:p>
       <w:r>
-        <w:t>A testable image-pattern hypothesis. A team proposes that including the centre-pixel feature improves a small fixed network’s classification of toy image patterns.</w:t>
+        <w:t>A testable image-pattern hypothesis. A team proposes that including the centre-pixel feature improves a small fixed network’s classification of toy image patterns. Explain the labelled step before checking the changed condition.</w:t>
       </w:r>
     </w:p>
     <w:p>
-      <w:r>
+      <w:pPr>
+        <w:spacing w:line="336" w:lineRule="auto" w:after="180"/>
+      </w:pPr>
+      <w:r>
+        <w:rPr>
+          <w:b w:val="0"/>
+        </w:rPr>
+        <w:t xml:space="preserve">A testable image-pattern </w:t>
+      </w:r>
+      <w:r>
+        <w:rPr>
+          <w:b/>
+        </w:rPr>
+        <w:t>hypothesis</w:t>
+      </w:r>
+      <w:r>
+        <w:rPr>
+          <w:b w:val="0"/>
+        </w:rPr>
+        <w:t>. A team proposes that including the centre-pixel feature improves a small fixed network’s classification of toy image patterns.</w:t>
+      </w:r>
+    </w:p>
+    <w:p>
+      <w:pPr>
+        <w:spacing w:line="336" w:lineRule="auto" w:after="180"/>
+      </w:pPr>
+      <w:r>
+        <w:rPr>
+          <w:b w:val="0"/>
+        </w:rPr>
         <w:t>Two frozen versions are planned: A uses corner features only; B also uses the centre feature. Eight reserved toy patterns have labels defined before scoring.</w:t>
       </w:r>
     </w:p>
@@ -899,8 +1409,39 @@
       </w:r>
     </w:p>
     <w:p>
-      <w:r>
-        <w:t>Name the intended change, the baseline and the measured outcome. Why must both versions avoid training on the eight reserved labels?</w:t>
+      <w:pPr>
+        <w:spacing w:line="336" w:lineRule="auto" w:after="180"/>
+        <w:shd w:fill="F5F1FB"/>
+      </w:pPr>
+      <w:r>
+        <w:rPr>
+          <w:b w:val="0"/>
+        </w:rPr>
+        <w:t xml:space="preserve">Name the intended change, the </w:t>
+      </w:r>
+      <w:r>
+        <w:rPr>
+          <w:b/>
+        </w:rPr>
+        <w:t>baseline</w:t>
+      </w:r>
+      <w:r>
+        <w:rPr>
+          <w:b w:val="0"/>
+        </w:rPr>
+        <w:t xml:space="preserve"> and the measured outcome. Why must both versions avoid </w:t>
+      </w:r>
+      <w:r>
+        <w:rPr>
+          <w:b/>
+        </w:rPr>
+        <w:t>training</w:t>
+      </w:r>
+      <w:r>
+        <w:rPr>
+          <w:b w:val="0"/>
+        </w:rPr>
+        <w:t xml:space="preserve"> on the eight reserved labels?</w:t>
       </w:r>
     </w:p>
     <w:p>
@@ -942,35 +1483,114 @@
       </w:r>
     </w:p>
     <w:p>
-      <w:r>
-        <w:t>Support used: alone / hint / worked example. This record is practice evidence.</w:t>
+      <w:pPr>
+        <w:pStyle w:val="Heading3"/>
+      </w:pPr>
+      <w:r>
+        <w:t>Record the help used</w:t>
       </w:r>
     </w:p>
     <w:p>
-      <w:r>
-        <w:t>Project connection: For the Image-pattern Network Investigation, save the labelled trace and the changed-case explanation beside the experiment record. State exactly what this example supports before linking it to the wider capstone claim.</w:t>
+      <w:pPr>
+        <w:spacing w:line="336" w:lineRule="auto" w:after="180"/>
+        <w:shd w:fill="F1F6F8"/>
+      </w:pPr>
+      <w:r>
+        <w:rPr>
+          <w:b w:val="0"/>
+        </w:rPr>
+        <w:t xml:space="preserve">Support used: alone / hint / worked example. This record is practice </w:t>
+      </w:r>
+      <w:r>
+        <w:rPr>
+          <w:b/>
+        </w:rPr>
+        <w:t>evidence</w:t>
+      </w:r>
+      <w:r>
+        <w:rPr>
+          <w:b w:val="0"/>
+        </w:rPr>
+        <w:t>.</w:t>
       </w:r>
     </w:p>
     <w:p>
       <w:pPr>
-        <w:pStyle w:val="Heading1"/>
-      </w:pPr>
-      <w:r>
-        <w:t>13. Project portfolio milestone</w:t>
+        <w:spacing w:line="336" w:lineRule="auto" w:after="180"/>
+      </w:pPr>
+      <w:r>
+        <w:rPr>
+          <w:b w:val="0"/>
+        </w:rPr>
+        <w:t>Project connection: For the Image-pattern Network Investigation, save the labelled trace and the changed-case explanation beside the experiment record.</w:t>
       </w:r>
     </w:p>
     <w:p>
-      <w:r>
-        <w:t>Project: Image-pattern Network Investigation</w:t>
+      <w:pPr>
+        <w:spacing w:line="336" w:lineRule="auto" w:after="180"/>
+      </w:pPr>
+      <w:r>
+        <w:rPr>
+          <w:b w:val="0"/>
+        </w:rPr>
+        <w:t>State exactly what this example supports before linking it to the wider capstone claim.</w:t>
       </w:r>
     </w:p>
     <w:p>
-      <w:r>
-        <w:t>Current milestone: Present and defend. Demonstrate the system, explain one failure and justify the next improvement with evidence.</w:t>
+      <w:pPr>
+        <w:pStyle w:val="Heading1"/>
+      </w:pPr>
+      <w:r>
+        <w:t>13. Project portfolio milestone</w:t>
       </w:r>
     </w:p>
     <w:p>
       <w:r>
+        <w:t>Keep this week’s input, deciding step, result and limit together in the Image-pattern Network Investigation record.</w:t>
+      </w:r>
+    </w:p>
+    <w:p>
+      <w:pPr>
+        <w:spacing w:line="336" w:lineRule="auto" w:after="180"/>
+      </w:pPr>
+      <w:r>
+        <w:rPr>
+          <w:b w:val="0"/>
+        </w:rPr>
+        <w:t>Project: Image-pattern Network Investigation</w:t>
+      </w:r>
+    </w:p>
+    <w:p>
+      <w:pPr>
+        <w:spacing w:line="336" w:lineRule="auto" w:after="180"/>
+      </w:pPr>
+      <w:r>
+        <w:rPr>
+          <w:b w:val="0"/>
+        </w:rPr>
+        <w:t xml:space="preserve">Current milestone: Present and defend. Demonstrate the system, explain one failure and justify the next improvement with </w:t>
+      </w:r>
+      <w:r>
+        <w:rPr>
+          <w:b/>
+        </w:rPr>
+        <w:t>evidence</w:t>
+      </w:r>
+      <w:r>
+        <w:rPr>
+          <w:b w:val="0"/>
+        </w:rPr>
+        <w:t>.</w:t>
+      </w:r>
+    </w:p>
+    <w:p>
+      <w:pPr>
+        <w:spacing w:line="336" w:lineRule="auto" w:after="180"/>
+      </w:pPr>
+      <w:r>
+        <w:rPr>
+          <w:b w:val="0"/>
+        </w:rPr>
         <w:t>For the Image-pattern Network Investigation, save the labelled trace and the changed-case explanation beside the experiment record. State exactly what this example supports before linking it to the wider capstone claim.</w:t>
       </w:r>
     </w:p>
@@ -1133,53 +1753,116 @@
     </w:p>
     <w:p>
       <w:r>
-        <w:t>Use this supported practice once, in the browser or on paper. Keep the reserved independent assessment for a separate first attempt before teacher feedback.</w:t>
+        <w:t>Try the supported questions before comparing with hints and feedback. Record what you repaired and the evidence you retained.</w:t>
       </w:r>
     </w:p>
     <w:p>
-      <w:r>
-        <w:t>A testable image-pattern hypothesis. A team proposes that including the centre-pixel feature improves a small fixed network’s classification of toy image patterns.</w:t>
+      <w:pPr>
+        <w:spacing w:line="336" w:lineRule="auto" w:after="180"/>
+      </w:pPr>
+      <w:r>
+        <w:rPr>
+          <w:b w:val="0"/>
+        </w:rPr>
+        <w:t>Use this supported practice once, in the browser or on paper. Keep the reserved independent assessment for a separate first attempt before teacher feedback.</w:t>
       </w:r>
     </w:p>
     <w:p>
       <w:pPr>
-        <w:pStyle w:val="Heading3"/>
-      </w:pPr>
-      <w:r>
-        <w:t>Practice 1: explain the deciding evidence</w:t>
+        <w:spacing w:line="336" w:lineRule="auto" w:after="180"/>
+      </w:pPr>
+      <w:r>
+        <w:rPr>
+          <w:b w:val="0"/>
+        </w:rPr>
+        <w:t xml:space="preserve">A testable image-pattern </w:t>
+      </w:r>
+      <w:r>
+        <w:rPr>
+          <w:b/>
+        </w:rPr>
+        <w:t>hypothesis</w:t>
+      </w:r>
+      <w:r>
+        <w:rPr>
+          <w:b w:val="0"/>
+        </w:rPr>
+        <w:t>. A team proposes that including the centre-pixel feature improves a small fixed network’s classification of toy image patterns.</w:t>
       </w:r>
     </w:p>
     <w:p>
-      <w:r>
-        <w:t>Which labelled step matches this detail? Keep the eight patterns out of model selection and tuning.</w:t>
+      <w:pPr>
+        <w:pStyle w:val="Heading3"/>
+      </w:pPr>
+      <w:r>
+        <w:t>Practice 1: explain the deciding evidence</w:t>
       </w:r>
     </w:p>
     <w:p>
-      <w:r>
-        <w:t>1. Reserve evaluation</w:t>
+      <w:pPr>
+        <w:spacing w:line="336" w:lineRule="auto" w:after="180"/>
+      </w:pPr>
+      <w:r>
+        <w:rPr>
+          <w:b w:val="0"/>
+        </w:rPr>
+        <w:t>Which labelled step matches this detail? Keep the eight patterns out of model selection and tuning.</w:t>
       </w:r>
     </w:p>
     <w:p>
-      <w:r>
-        <w:t>2. Declare the baseline</w:t>
+      <w:pPr>
+        <w:spacing w:line="336" w:lineRule="auto" w:after="180"/>
+        <w:shd w:fill="F4F9FC"/>
+      </w:pPr>
+      <w:r>
+        <w:rPr>
+          <w:b w:val="0"/>
+        </w:rPr>
+        <w:t>1. Reserve evaluation</w:t>
       </w:r>
     </w:p>
     <w:p>
-      <w:r>
-        <w:t>3. Write the prediction</w:t>
+      <w:pPr>
+        <w:spacing w:line="336" w:lineRule="auto" w:after="180"/>
+        <w:shd w:fill="F4F9FC"/>
+      </w:pPr>
+      <w:r>
+        <w:rPr>
+          <w:b w:val="0"/>
+        </w:rPr>
+        <w:t xml:space="preserve">2. Declare the </w:t>
+      </w:r>
+      <w:r>
+        <w:rPr>
+          <w:b/>
+        </w:rPr>
+        <w:t>baseline</w:t>
       </w:r>
     </w:p>
     <w:p>
       <w:pPr>
-        <w:pStyle w:val="Heading3"/>
-      </w:pPr>
-      <w:r>
-        <w:t>My selected conclusion, deciding fact and explanation</w:t>
+        <w:spacing w:line="336" w:lineRule="auto" w:after="180"/>
+        <w:shd w:fill="F4F9FC"/>
+      </w:pPr>
+      <w:r>
+        <w:rPr>
+          <w:b w:val="0"/>
+        </w:rPr>
+        <w:t xml:space="preserve">3. Write the </w:t>
+      </w:r>
+      <w:r>
+        <w:rPr>
+          <w:b/>
+        </w:rPr>
+        <w:t>prediction</w:t>
       </w:r>
     </w:p>
     <w:p>
-      <w:r>
-        <w:t>________________________________________________________________</w:t>
+      <w:pPr>
+        <w:pStyle w:val="Heading3"/>
+      </w:pPr>
+      <w:r>
+        <w:t>My selected conclusion, deciding fact and explanation</w:t>
       </w:r>
     </w:p>
     <w:p>
@@ -1204,40 +1887,91 @@
     </w:p>
     <w:p>
       <w:r>
-        <w:t>Hint if needed: Read the steps in the pictorial case. Match the supplied detail to the stage that performs or records it.</w:t>
+        <w:t>________________________________________________________________</w:t>
       </w:r>
     </w:p>
     <w:p>
-      <w:r>
-        <w:t>After your attempt, compare with the supported explanation: Reserve evaluation Keep the eight patterns out of model selection and tuning. A capstone hypothesis links a specific architectural change to a measured outcome. A baseline anchors the comparison; frozen labels and held-out patterns protect it from answer-key tuning.</w:t>
+      <w:pPr>
+        <w:pStyle w:val="Heading3"/>
+      </w:pPr>
+      <w:r>
+        <w:t>Hint · try first</w:t>
       </w:r>
     </w:p>
     <w:p>
       <w:pPr>
-        <w:pStyle w:val="Heading3"/>
-      </w:pPr>
-      <w:r>
-        <w:t>Practice 2: explain the deciding evidence</w:t>
+        <w:spacing w:line="336" w:lineRule="auto" w:after="180"/>
+        <w:shd w:fill="F1F6F8"/>
+      </w:pPr>
+      <w:r>
+        <w:rPr>
+          <w:b w:val="0"/>
+        </w:rPr>
+        <w:t>Hint if needed: Read the steps in the pictorial case. Match the supplied detail to the stage that performs or records it.</w:t>
       </w:r>
     </w:p>
     <w:p>
-      <w:r>
-        <w:t>Changed-case practice: Give only B the eight evaluation labels during training. Which conclusion is supported by the supplied facts?</w:t>
+      <w:pPr>
+        <w:pStyle w:val="Heading3"/>
+      </w:pPr>
+      <w:r>
+        <w:t>Feedback · compare after trying</w:t>
       </w:r>
     </w:p>
     <w:p>
-      <w:r>
-        <w:t>1. We can decide the result without examining the changed input or the procedure.</w:t>
+      <w:pPr>
+        <w:spacing w:line="336" w:lineRule="auto" w:after="180"/>
+        <w:shd w:fill="F1F6FC"/>
+      </w:pPr>
+      <w:r>
+        <w:rPr>
+          <w:b w:val="0"/>
+        </w:rPr>
+        <w:t xml:space="preserve">After your attempt, compare with the supported explanation: Reserve evaluation Keep the eight patterns out of model selection and tuning. A capstone </w:t>
+      </w:r>
+      <w:r>
+        <w:rPr>
+          <w:b/>
+        </w:rPr>
+        <w:t>hypothesis</w:t>
+      </w:r>
+      <w:r>
+        <w:rPr>
+          <w:b w:val="0"/>
+        </w:rPr>
+        <w:t xml:space="preserve"> links a specific architectural change to a measured outcome.</w:t>
       </w:r>
     </w:p>
     <w:p>
-      <w:r>
-        <w:t>2. This one example guarantees correct results for every future input.</w:t>
+      <w:pPr>
+        <w:spacing w:line="336" w:lineRule="auto" w:after="180"/>
+        <w:shd w:fill="F1F6FC"/>
+      </w:pPr>
+      <w:r>
+        <w:rPr>
+          <w:b w:val="0"/>
+        </w:rPr>
+        <w:t xml:space="preserve">A </w:t>
+      </w:r>
+      <w:r>
+        <w:rPr>
+          <w:b/>
+        </w:rPr>
+        <w:t>baseline</w:t>
+      </w:r>
+      <w:r>
+        <w:rPr>
+          <w:b w:val="0"/>
+        </w:rPr>
+        <w:t xml:space="preserve"> anchors the comparison; frozen labels and held-out patterns protect it from answer-key tuning.</w:t>
       </w:r>
     </w:p>
     <w:p>
-      <w:r>
-        <w:t>3. The proposed comparison becomes contaminated rather than a valid held-out test.</w:t>
+      <w:pPr>
+        <w:pStyle w:val="Heading3"/>
+      </w:pPr>
+      <w:r>
+        <w:t>Practice 2: explain the deciding evidence</w:t>
       </w:r>
     </w:p>
     <w:p>
@@ -1245,91 +1979,1148 @@
         <w:pStyle w:val="Heading3"/>
       </w:pPr>
       <w:r>
-        <w:t>My selected conclusion, deciding fact and explanation</w:t>
+        <w:t>Changed case · predict first</w:t>
       </w:r>
     </w:p>
     <w:p>
-      <w:r>
-        <w:t>________________________________________________________________</w:t>
+      <w:pPr>
+        <w:spacing w:line="336" w:lineRule="auto" w:after="180"/>
+        <w:shd w:fill="F5F1FB"/>
+      </w:pPr>
+      <w:r>
+        <w:rPr>
+          <w:b w:val="0"/>
+        </w:rPr>
+        <w:t xml:space="preserve">Changed-case practice: Give only B the eight evaluation labels during </w:t>
+      </w:r>
+      <w:r>
+        <w:rPr>
+          <w:b/>
+        </w:rPr>
+        <w:t>training</w:t>
+      </w:r>
+      <w:r>
+        <w:rPr>
+          <w:b w:val="0"/>
+        </w:rPr>
+        <w:t>. Which conclusion is supported by the supplied facts?</w:t>
       </w:r>
     </w:p>
     <w:p>
-      <w:r>
-        <w:t>________________________________________________________________</w:t>
+      <w:pPr>
+        <w:spacing w:line="336" w:lineRule="auto" w:after="180"/>
+        <w:shd w:fill="F4F9FC"/>
+      </w:pPr>
+      <w:r>
+        <w:rPr>
+          <w:b w:val="0"/>
+        </w:rPr>
+        <w:t xml:space="preserve">1. We can decide the result without examining the changed </w:t>
+      </w:r>
+      <w:r>
+        <w:rPr>
+          <w:b/>
+        </w:rPr>
+        <w:t>input</w:t>
+      </w:r>
+      <w:r>
+        <w:rPr>
+          <w:b w:val="0"/>
+        </w:rPr>
+        <w:t xml:space="preserve"> or the procedure.</w:t>
       </w:r>
     </w:p>
     <w:p>
-      <w:r>
-        <w:t>________________________________________________________________</w:t>
+      <w:pPr>
+        <w:spacing w:line="336" w:lineRule="auto" w:after="180"/>
+        <w:shd w:fill="F4F9FC"/>
+      </w:pPr>
+      <w:r>
+        <w:rPr>
+          <w:b w:val="0"/>
+        </w:rPr>
+        <w:t xml:space="preserve">2. This one example guarantees correct results for every future </w:t>
+      </w:r>
+      <w:r>
+        <w:rPr>
+          <w:b/>
+        </w:rPr>
+        <w:t>input</w:t>
+      </w:r>
+      <w:r>
+        <w:rPr>
+          <w:b w:val="0"/>
+        </w:rPr>
+        <w:t>.</w:t>
       </w:r>
     </w:p>
     <w:p>
-      <w:r>
-        <w:t>________________________________________________________________</w:t>
+      <w:pPr>
+        <w:spacing w:line="336" w:lineRule="auto" w:after="180"/>
+        <w:shd w:fill="F4F9FC"/>
+      </w:pPr>
+      <w:r>
+        <w:rPr>
+          <w:b w:val="0"/>
+        </w:rPr>
+        <w:t>3. The proposed comparison becomes contaminated rather than a valid held-out test.</w:t>
       </w:r>
     </w:p>
     <w:p>
-      <w:r>
-        <w:t>________________________________________________________________</w:t>
+      <w:pPr>
+        <w:pStyle w:val="Heading3"/>
+      </w:pPr>
+      <w:r>
+        <w:t>My selected conclusion, deciding fact and explanation</w:t>
       </w:r>
     </w:p>
     <w:p>
       <w:r>
-        <w:t>Hint if needed: Use the changed condition and the deciding step in the pictorial trace. The answer must say what follows from those facts.</w:t>
+        <w:t>________________________________________________________________</w:t>
       </w:r>
     </w:p>
     <w:p>
       <w:r>
-        <w:t>After your attempt, compare with the supported explanation: The proposed comparison becomes contaminated rather than a valid held-out test. One version has gained privileged information from the reserved evaluation set.</w:t>
+        <w:t>________________________________________________________________</w:t>
       </w:r>
     </w:p>
     <w:p>
-      <w:pPr>
-        <w:pStyle w:val="Heading3"/>
-      </w:pPr>
-      <w:r>
-        <w:t>Repair a missing building block</w:t>
+      <w:r>
+        <w:t>________________________________________________________________</w:t>
       </w:r>
     </w:p>
     <w:p>
       <w:r>
-        <w:t>Review Documenting a network experiment (ai-5/32). Goal: Record a network experiment with enough detail to replay its calculations. Short practice: What additional evidence is needed for a final performance claim? Point to the relevant step in the picture, then write the changed result and the rule or evidence that supports it.. Return to this week and explain what you changed.</w:t>
+        <w:t>________________________________________________________________</w:t>
       </w:r>
     </w:p>
     <w:p>
       <w:r>
-        <w:t>Review Dataset shift in neural models (ai-5/30). Goal: Explain how a changed input mix can change overall accuracy. Short practice: Did the supplied model’s dim-light accuracy deteriorate? Point to the relevant step in the picture, then write the changed result and the rule or evidence that supports it.. Return to this week and explain what you changed.</w:t>
+        <w:t>________________________________________________________________</w:t>
       </w:r>
     </w:p>
     <w:p>
-      <w:r>
-        <w:t>Review Similarity and normalisation (ai-5/27). Goal: Calculate vector length and normalise a nonzero vector. Short practice: Why do the original two metrics select different winners? Point to the relevant step in the picture, then write the changed result and the rule or evidence that supports it.. Return to this week and explain what you changed.</w:t>
+      <w:pPr>
+        <w:pStyle w:val="Heading3"/>
+      </w:pPr>
+      <w:r>
+        <w:t>Hint · try first</w:t>
       </w:r>
     </w:p>
     <w:p>
       <w:pPr>
-        <w:pStyle w:val="Heading3"/>
-      </w:pPr>
-      <w:r>
-        <w:t>Keep your completed work</w:t>
+        <w:spacing w:line="336" w:lineRule="auto" w:after="180"/>
+        <w:shd w:fill="F1F6F8"/>
+      </w:pPr>
+      <w:r>
+        <w:rPr>
+          <w:b w:val="0"/>
+        </w:rPr>
+        <w:t>Hint if needed: Use the changed condition and the deciding step in the pictorial trace. The answer must say what follows from those facts.</w:t>
       </w:r>
     </w:p>
     <w:p>
-      <w:r>
-        <w:t>Use Download completed work in the hosted lesson to export your answers, reflections, practice feedback and code-run evidence. Open the HTML copy to read or print it. Drafts stay in this browser when storage is available; clear drafts on a shared device.</w:t>
+      <w:pPr>
+        <w:pStyle w:val="Heading3"/>
+      </w:pPr>
+      <w:r>
+        <w:t>Feedback · compare after trying</w:t>
       </w:r>
     </w:p>
     <w:p>
       <w:pPr>
-        <w:pStyle w:val="Heading3"/>
-      </w:pPr>
-      <w:r>
-        <w:t>What I repaired, the evidence I kept and the next test</w:t>
+        <w:spacing w:line="336" w:lineRule="auto" w:after="180"/>
+        <w:shd w:fill="F1F6FC"/>
+      </w:pPr>
+      <w:r>
+        <w:rPr>
+          <w:b w:val="0"/>
+        </w:rPr>
+        <w:t>After your attempt, compare with the supported explanation: The proposed comparison becomes contaminated rather than a valid held-out test. One version has gained privileged information from the reserved evaluation set.</w:t>
       </w:r>
     </w:p>
     <w:p>
+      <w:pPr>
+        <w:pStyle w:val="Heading3"/>
+      </w:pPr>
+      <w:r>
+        <w:t>Repair a missing building block</w:t>
+      </w:r>
+    </w:p>
+    <w:p>
+      <w:pPr>
+        <w:spacing w:line="336" w:lineRule="auto" w:after="180"/>
+      </w:pPr>
+      <w:r>
+        <w:rPr>
+          <w:b w:val="0"/>
+        </w:rPr>
+        <w:t xml:space="preserve">Review Documenting a network experiment (ai-5/32). Goal: Record a network experiment with enough detail to replay its calculations. Short practice: What additional </w:t>
+      </w:r>
+      <w:r>
+        <w:rPr>
+          <w:b/>
+        </w:rPr>
+        <w:t>evidence</w:t>
+      </w:r>
+      <w:r>
+        <w:rPr>
+          <w:b w:val="0"/>
+        </w:rPr>
+        <w:t xml:space="preserve"> is needed for a final performance claim?</w:t>
+      </w:r>
+    </w:p>
+    <w:p>
+      <w:pPr>
+        <w:spacing w:line="336" w:lineRule="auto" w:after="180"/>
+      </w:pPr>
+      <w:r>
+        <w:rPr>
+          <w:b w:val="0"/>
+        </w:rPr>
+        <w:t xml:space="preserve">Point to the relevant step in the picture, then write the changed result and the rule or </w:t>
+      </w:r>
+      <w:r>
+        <w:rPr>
+          <w:b/>
+        </w:rPr>
+        <w:t>evidence</w:t>
+      </w:r>
+      <w:r>
+        <w:rPr>
+          <w:b w:val="0"/>
+        </w:rPr>
+        <w:t xml:space="preserve"> that supports it.. Return to this week and explain what you changed.</w:t>
+      </w:r>
+    </w:p>
+    <w:p>
+      <w:pPr>
+        <w:spacing w:line="336" w:lineRule="auto" w:after="180"/>
+      </w:pPr>
+      <w:r>
+        <w:rPr>
+          <w:b w:val="0"/>
+        </w:rPr>
+        <w:t xml:space="preserve">Review Dataset shift in neural models (ai-5/30). Goal: Explain how a changed </w:t>
+      </w:r>
+      <w:r>
+        <w:rPr>
+          <w:b/>
+        </w:rPr>
+        <w:t>input</w:t>
+      </w:r>
+      <w:r>
+        <w:rPr>
+          <w:b w:val="0"/>
+        </w:rPr>
+        <w:t xml:space="preserve"> mix can change overall accuracy. Short practice: Did the supplied model’s dim-light accuracy deteriorate?</w:t>
+      </w:r>
+    </w:p>
+    <w:p>
+      <w:pPr>
+        <w:spacing w:line="336" w:lineRule="auto" w:after="180"/>
+      </w:pPr>
+      <w:r>
+        <w:rPr>
+          <w:b w:val="0"/>
+        </w:rPr>
+        <w:t xml:space="preserve">Point to the relevant step in the picture, then write the changed result and the rule or </w:t>
+      </w:r>
+      <w:r>
+        <w:rPr>
+          <w:b/>
+        </w:rPr>
+        <w:t>evidence</w:t>
+      </w:r>
+      <w:r>
+        <w:rPr>
+          <w:b w:val="0"/>
+        </w:rPr>
+        <w:t xml:space="preserve"> that supports it.. Return to this week and explain what you changed.</w:t>
+      </w:r>
+    </w:p>
+    <w:p>
+      <w:pPr>
+        <w:spacing w:line="336" w:lineRule="auto" w:after="180"/>
+      </w:pPr>
+      <w:r>
+        <w:rPr>
+          <w:b w:val="0"/>
+        </w:rPr>
+        <w:t>Review Similarity and normalisation (ai-5/27). Goal: Calculate vector length and normalise a nonzero vector. Short practice: Why do the original two metrics select different winners?</w:t>
+      </w:r>
+    </w:p>
+    <w:p>
+      <w:pPr>
+        <w:spacing w:line="336" w:lineRule="auto" w:after="180"/>
+      </w:pPr>
+      <w:r>
+        <w:rPr>
+          <w:b w:val="0"/>
+        </w:rPr>
+        <w:t xml:space="preserve">Point to the relevant step in the picture, then write the changed result and the rule or </w:t>
+      </w:r>
+      <w:r>
+        <w:rPr>
+          <w:b/>
+        </w:rPr>
+        <w:t>evidence</w:t>
+      </w:r>
+      <w:r>
+        <w:rPr>
+          <w:b w:val="0"/>
+        </w:rPr>
+        <w:t xml:space="preserve"> that supports it.. Return to this week and explain what you changed.</w:t>
+      </w:r>
+    </w:p>
+    <w:p>
+      <w:pPr>
+        <w:pStyle w:val="Heading3"/>
+      </w:pPr>
+      <w:r>
+        <w:t>Keep your completed work</w:t>
+      </w:r>
+    </w:p>
+    <w:p>
+      <w:pPr>
+        <w:spacing w:line="336" w:lineRule="auto" w:after="180"/>
+      </w:pPr>
+      <w:r>
+        <w:rPr>
+          <w:b w:val="0"/>
+        </w:rPr>
+        <w:t xml:space="preserve">Use Download completed work in the hosted lesson to export your answers, reflections, practice feedback and code-run </w:t>
+      </w:r>
+      <w:r>
+        <w:rPr>
+          <w:b/>
+        </w:rPr>
+        <w:t>evidence</w:t>
+      </w:r>
+      <w:r>
+        <w:rPr>
+          <w:b w:val="0"/>
+        </w:rPr>
+        <w:t>. Open the HTML copy to read or print it.</w:t>
+      </w:r>
+    </w:p>
+    <w:p>
+      <w:pPr>
+        <w:spacing w:line="336" w:lineRule="auto" w:after="180"/>
+      </w:pPr>
+      <w:r>
+        <w:rPr>
+          <w:b w:val="0"/>
+        </w:rPr>
+        <w:t>Drafts stay in this browser when storage is available; clear drafts on a shared device.</w:t>
+      </w:r>
+    </w:p>
+    <w:p>
+      <w:pPr>
+        <w:pStyle w:val="Heading3"/>
+      </w:pPr>
+      <w:r>
+        <w:t>What I repaired, the evidence I kept and the next test</w:t>
+      </w:r>
+    </w:p>
+    <w:p>
       <w:r>
         <w:t>________________________________________________________________</w:t>
+      </w:r>
+    </w:p>
+    <w:p>
+      <w:r>
+        <w:t>________________________________________________________________</w:t>
+      </w:r>
+    </w:p>
+    <w:p>
+      <w:r>
+        <w:t>________________________________________________________________</w:t>
+      </w:r>
+    </w:p>
+    <w:p>
+      <w:r>
+        <w:t>________________________________________________________________</w:t>
+      </w:r>
+    </w:p>
+    <w:p>
+      <w:r>
+        <w:t>________________________________________________________________</w:t>
+      </w:r>
+    </w:p>
+    <w:p>
+      <w:pPr>
+        <w:pStyle w:val="Heading1"/>
+      </w:pPr>
+      <w:r>
+        <w:t>15. Visual concept journey</w:t>
+      </w:r>
+    </w:p>
+    <w:p>
+      <w:r>
+        <w:t>Explain each Capstone hypothesis and baseline picture from its labels, then record a relevant limit.</w:t>
+      </w:r>
+    </w:p>
+    <w:p>
+      <w:pPr>
+        <w:pStyle w:val="Heading3"/>
+      </w:pPr>
+      <w:r>
+        <w:t>01. Capstone hypothesis and baseline: the case</w:t>
+      </w:r>
+    </w:p>
+    <w:p>
+      <w:r>
+        <w:drawing>
+          <wp:inline xmlns:a="http://schemas.openxmlformats.org/drawingml/2006/main" xmlns:pic="http://schemas.openxmlformats.org/drawingml/2006/picture">
+            <wp:extent cx="5486400" cy="2834640"/>
+            <wp:docPr id="2" name="Picture 2" descr="A testable image-pattern hypothesis. A team proposes that including the centre-pixel feature improves a small fixed network’s classification of toy image patterns. Supplied facts: Two frozen versions are planned: A uses corner features only; B also uses the centre feature. Eight reserved toy patterns have labels defined before scoring."/>
+            <wp:cNvGraphicFramePr>
+              <a:graphicFrameLocks noChangeAspect="1"/>
+            </wp:cNvGraphicFramePr>
+            <a:graphic>
+              <a:graphicData uri="http://schemas.openxmlformats.org/drawingml/2006/picture">
+                <pic:pic>
+                  <pic:nvPicPr>
+                    <pic:cNvPr id="0" name="academy-story-ai-5-33-01.png"/>
+                    <pic:cNvPicPr/>
+                  </pic:nvPicPr>
+                  <pic:blipFill>
+                    <a:blip r:embed="rId10"/>
+                    <a:stretch>
+                      <a:fillRect/>
+                    </a:stretch>
+                  </pic:blipFill>
+                  <pic:spPr>
+                    <a:xfrm>
+                      <a:off x="0" y="0"/>
+                      <a:ext cx="5486400" cy="2834640"/>
+                    </a:xfrm>
+                    <a:prstGeom prst="rect"/>
+                  </pic:spPr>
+                </pic:pic>
+              </a:graphicData>
+            </a:graphic>
+          </wp:inline>
+        </w:drawing>
+      </w:r>
+    </w:p>
+    <w:p>
+      <w:pPr>
+        <w:spacing w:line="336" w:lineRule="auto" w:after="180"/>
+      </w:pPr>
+      <w:r>
+        <w:rPr>
+          <w:b w:val="0"/>
+        </w:rPr>
+        <w:t xml:space="preserve">A testable image-pattern </w:t>
+      </w:r>
+      <w:r>
+        <w:rPr>
+          <w:b/>
+        </w:rPr>
+        <w:t>hypothesis</w:t>
+      </w:r>
+      <w:r>
+        <w:rPr>
+          <w:b w:val="0"/>
+        </w:rPr>
+        <w:t>. A team proposes that including the centre-pixel feature improves a small fixed network’s classification of toy image patterns.</w:t>
+      </w:r>
+    </w:p>
+    <w:p>
+      <w:pPr>
+        <w:spacing w:line="336" w:lineRule="auto" w:after="180"/>
+      </w:pPr>
+      <w:r>
+        <w:rPr>
+          <w:b w:val="0"/>
+        </w:rPr>
+        <w:t>Supplied facts: Two frozen versions are planned: A uses corner features only; B also uses the centre feature. Eight reserved toy patterns have labels defined before scoring.</w:t>
+      </w:r>
+    </w:p>
+    <w:p>
+      <w:pPr>
+        <w:spacing w:line="336" w:lineRule="auto" w:after="180"/>
+        <w:shd w:fill="F5F1FB"/>
+      </w:pPr>
+      <w:r>
+        <w:rPr>
+          <w:b w:val="0"/>
+        </w:rPr>
+        <w:t>Point to the given fact that matters most. Explain why it matters.</w:t>
+      </w:r>
+    </w:p>
+    <w:p>
+      <w:pPr>
+        <w:pStyle w:val="Heading3"/>
+      </w:pPr>
+      <w:r>
+        <w:t>My picture explanation, deciding evidence and one limit</w:t>
+      </w:r>
+    </w:p>
+    <w:p>
+      <w:r>
+        <w:t>________________________________________________________________</w:t>
+      </w:r>
+    </w:p>
+    <w:p>
+      <w:r>
+        <w:t>________________________________________________________________</w:t>
+      </w:r>
+    </w:p>
+    <w:p>
+      <w:r>
+        <w:t>________________________________________________________________</w:t>
+      </w:r>
+    </w:p>
+    <w:p>
+      <w:r>
+        <w:t>________________________________________________________________</w:t>
+      </w:r>
+    </w:p>
+    <w:p>
+      <w:pPr>
+        <w:pStyle w:val="Heading3"/>
+      </w:pPr>
+      <w:r>
+        <w:t>02. Follow the deciding steps</w:t>
+      </w:r>
+    </w:p>
+    <w:p>
+      <w:r>
+        <w:drawing>
+          <wp:inline xmlns:a="http://schemas.openxmlformats.org/drawingml/2006/main" xmlns:pic="http://schemas.openxmlformats.org/drawingml/2006/picture">
+            <wp:extent cx="5486400" cy="3182112"/>
+            <wp:docPr id="3" name="Picture 3" descr="Write the prediction: B should have more correct labels than A on the same eight patterns. → Declare the baseline: A is a documented corner-only network, not a deliberately broken version. → Reserve evaluation: Keep the eight patterns out of model selection and tuning."/>
+            <wp:cNvGraphicFramePr>
+              <a:graphicFrameLocks noChangeAspect="1"/>
+            </wp:cNvGraphicFramePr>
+            <a:graphic>
+              <a:graphicData uri="http://schemas.openxmlformats.org/drawingml/2006/picture">
+                <pic:pic>
+                  <pic:nvPicPr>
+                    <pic:cNvPr id="0" name="academy-story-ai-5-33-02.png"/>
+                    <pic:cNvPicPr/>
+                  </pic:nvPicPr>
+                  <pic:blipFill>
+                    <a:blip r:embed="rId11"/>
+                    <a:stretch>
+                      <a:fillRect/>
+                    </a:stretch>
+                  </pic:blipFill>
+                  <pic:spPr>
+                    <a:xfrm>
+                      <a:off x="0" y="0"/>
+                      <a:ext cx="5486400" cy="3182112"/>
+                    </a:xfrm>
+                    <a:prstGeom prst="rect"/>
+                  </pic:spPr>
+                </pic:pic>
+              </a:graphicData>
+            </a:graphic>
+          </wp:inline>
+        </w:drawing>
+      </w:r>
+    </w:p>
+    <w:p>
+      <w:pPr>
+        <w:spacing w:line="336" w:lineRule="auto" w:after="180"/>
+      </w:pPr>
+      <w:r>
+        <w:rPr>
+          <w:b w:val="0"/>
+        </w:rPr>
+        <w:t xml:space="preserve">Write the </w:t>
+      </w:r>
+      <w:r>
+        <w:rPr>
+          <w:b/>
+        </w:rPr>
+        <w:t>prediction</w:t>
+      </w:r>
+      <w:r>
+        <w:rPr>
+          <w:b w:val="0"/>
+        </w:rPr>
+        <w:t xml:space="preserve">: B should have more correct labels than A on the same eight patterns. → Declare the </w:t>
+      </w:r>
+      <w:r>
+        <w:rPr>
+          <w:b/>
+        </w:rPr>
+        <w:t>baseline</w:t>
+      </w:r>
+      <w:r>
+        <w:rPr>
+          <w:b w:val="0"/>
+        </w:rPr>
+        <w:t>: A is a documented corner-only network, not a deliberately broken version. → Reserve evaluation: Keep the eight patterns out of model selection and tuning.</w:t>
+      </w:r>
+    </w:p>
+    <w:p>
+      <w:pPr>
+        <w:spacing w:line="336" w:lineRule="auto" w:after="180"/>
+        <w:shd w:fill="F5F1FB"/>
+      </w:pPr>
+      <w:r>
+        <w:rPr>
+          <w:b w:val="0"/>
+        </w:rPr>
+        <w:t xml:space="preserve">Point to each numbered stage and explain which recorded </w:t>
+      </w:r>
+      <w:r>
+        <w:rPr>
+          <w:b/>
+        </w:rPr>
+        <w:t>input</w:t>
+      </w:r>
+      <w:r>
+        <w:rPr>
+          <w:b w:val="0"/>
+        </w:rPr>
+        <w:t xml:space="preserve"> it uses.</w:t>
+      </w:r>
+    </w:p>
+    <w:p>
+      <w:pPr>
+        <w:pStyle w:val="Heading3"/>
+      </w:pPr>
+      <w:r>
+        <w:t>My picture explanation, deciding evidence and one limit</w:t>
+      </w:r>
+    </w:p>
+    <w:p>
+      <w:r>
+        <w:t>________________________________________________________________</w:t>
+      </w:r>
+    </w:p>
+    <w:p>
+      <w:r>
+        <w:t>________________________________________________________________</w:t>
+      </w:r>
+    </w:p>
+    <w:p>
+      <w:r>
+        <w:t>________________________________________________________________</w:t>
+      </w:r>
+    </w:p>
+    <w:p>
+      <w:r>
+        <w:t>________________________________________________________________</w:t>
+      </w:r>
+    </w:p>
+    <w:p>
+      <w:pPr>
+        <w:pStyle w:val="Heading3"/>
+      </w:pPr>
+      <w:r>
+        <w:t>03. Keep the evidence roles separate</w:t>
+      </w:r>
+    </w:p>
+    <w:p>
+      <w:r>
+        <w:drawing>
+          <wp:inline xmlns:a="http://schemas.openxmlformats.org/drawingml/2006/main" xmlns:pic="http://schemas.openxmlformats.org/drawingml/2006/picture">
+            <wp:extent cx="5486400" cy="2834640"/>
+            <wp:docPr id="4" name="Picture 4" descr="Keep the evidence roles separate. T1 and T2 | Fit two updates | Training result only. V1 and V2 | Compare with a = 1 | Validation comparison. Sealed final rows | Evaluate frozen procedure | Final evidence on those rows"/>
+            <wp:cNvGraphicFramePr>
+              <a:graphicFrameLocks noChangeAspect="1"/>
+            </wp:cNvGraphicFramePr>
+            <a:graphic>
+              <a:graphicData uri="http://schemas.openxmlformats.org/drawingml/2006/picture">
+                <pic:pic>
+                  <pic:nvPicPr>
+                    <pic:cNvPr id="0" name="academy-story-ai-5-33-03.png"/>
+                    <pic:cNvPicPr/>
+                  </pic:nvPicPr>
+                  <pic:blipFill>
+                    <a:blip r:embed="rId12"/>
+                    <a:stretch>
+                      <a:fillRect/>
+                    </a:stretch>
+                  </pic:blipFill>
+                  <pic:spPr>
+                    <a:xfrm>
+                      <a:off x="0" y="0"/>
+                      <a:ext cx="5486400" cy="2834640"/>
+                    </a:xfrm>
+                    <a:prstGeom prst="rect"/>
+                  </pic:spPr>
+                </pic:pic>
+              </a:graphicData>
+            </a:graphic>
+          </wp:inline>
+        </w:drawing>
+      </w:r>
+    </w:p>
+    <w:p>
+      <w:pPr>
+        <w:spacing w:line="336" w:lineRule="auto" w:after="180"/>
+      </w:pPr>
+      <w:r>
+        <w:rPr>
+          <w:b w:val="0"/>
+        </w:rPr>
+        <w:t xml:space="preserve">Keep the </w:t>
+      </w:r>
+      <w:r>
+        <w:rPr>
+          <w:b/>
+        </w:rPr>
+        <w:t>evidence</w:t>
+      </w:r>
+      <w:r>
+        <w:rPr>
+          <w:b w:val="0"/>
+        </w:rPr>
+        <w:t xml:space="preserve"> roles separate. T1 and T2 | Fit two updates | </w:t>
+      </w:r>
+      <w:r>
+        <w:rPr>
+          <w:b/>
+        </w:rPr>
+        <w:t>Training</w:t>
+      </w:r>
+      <w:r>
+        <w:rPr>
+          <w:b w:val="0"/>
+        </w:rPr>
+        <w:t xml:space="preserve"> result only. V1 and V2 | Compare with a = 1 | Validation comparison. Sealed final rows | Evaluate frozen procedure | Final </w:t>
+      </w:r>
+      <w:r>
+        <w:rPr>
+          <w:b/>
+        </w:rPr>
+        <w:t>evidence</w:t>
+      </w:r>
+      <w:r>
+        <w:rPr>
+          <w:b w:val="0"/>
+        </w:rPr>
+        <w:t xml:space="preserve"> on those rows</w:t>
+      </w:r>
+    </w:p>
+    <w:p>
+      <w:pPr>
+        <w:spacing w:line="336" w:lineRule="auto" w:after="180"/>
+        <w:shd w:fill="F5F1FB"/>
+      </w:pPr>
+      <w:r>
+        <w:rPr>
+          <w:b w:val="0"/>
+        </w:rPr>
+        <w:t>Read the labels and values. Explain the relationship the model shows.</w:t>
+      </w:r>
+    </w:p>
+    <w:p>
+      <w:pPr>
+        <w:pStyle w:val="Heading3"/>
+      </w:pPr>
+      <w:r>
+        <w:t>My picture explanation, deciding evidence and one limit</w:t>
+      </w:r>
+    </w:p>
+    <w:p>
+      <w:r>
+        <w:t>________________________________________________________________</w:t>
+      </w:r>
+    </w:p>
+    <w:p>
+      <w:r>
+        <w:t>________________________________________________________________</w:t>
+      </w:r>
+    </w:p>
+    <w:p>
+      <w:r>
+        <w:t>________________________________________________________________</w:t>
+      </w:r>
+    </w:p>
+    <w:p>
+      <w:r>
+        <w:t>________________________________________________________________</w:t>
+      </w:r>
+    </w:p>
+    <w:p>
+      <w:pPr>
+        <w:pStyle w:val="Heading3"/>
+      </w:pPr>
+      <w:r>
+        <w:t>04. Change one thing. Trace what follows.</w:t>
+      </w:r>
+    </w:p>
+    <w:p>
+      <w:r>
+        <w:drawing>
+          <wp:inline xmlns:a="http://schemas.openxmlformats.org/drawingml/2006/main" xmlns:pic="http://schemas.openxmlformats.org/drawingml/2006/picture">
+            <wp:extent cx="5486400" cy="3026664"/>
+            <wp:docPr id="5" name="Picture 5" descr="Original case: Keep the eight patterns out of model selection and tuning. Changed condition: Give only B the eight evaluation labels during training. Expected result: The proposed comparison becomes contaminated rather than a valid held-out test. Reason: One version has gained privileged information from the reserved evaluation set."/>
+            <wp:cNvGraphicFramePr>
+              <a:graphicFrameLocks noChangeAspect="1"/>
+            </wp:cNvGraphicFramePr>
+            <a:graphic>
+              <a:graphicData uri="http://schemas.openxmlformats.org/drawingml/2006/picture">
+                <pic:pic>
+                  <pic:nvPicPr>
+                    <pic:cNvPr id="0" name="academy-story-ai-5-33-04.png"/>
+                    <pic:cNvPicPr/>
+                  </pic:nvPicPr>
+                  <pic:blipFill>
+                    <a:blip r:embed="rId13"/>
+                    <a:stretch>
+                      <a:fillRect/>
+                    </a:stretch>
+                  </pic:blipFill>
+                  <pic:spPr>
+                    <a:xfrm>
+                      <a:off x="0" y="0"/>
+                      <a:ext cx="5486400" cy="3026664"/>
+                    </a:xfrm>
+                    <a:prstGeom prst="rect"/>
+                  </pic:spPr>
+                </pic:pic>
+              </a:graphicData>
+            </a:graphic>
+          </wp:inline>
+        </w:drawing>
+      </w:r>
+    </w:p>
+    <w:p>
+      <w:pPr>
+        <w:spacing w:line="336" w:lineRule="auto" w:after="180"/>
+      </w:pPr>
+      <w:r>
+        <w:rPr>
+          <w:b w:val="0"/>
+        </w:rPr>
+        <w:t xml:space="preserve">Original case: Keep the eight patterns out of model selection and tuning. Changed condition: Give only B the eight evaluation labels during </w:t>
+      </w:r>
+      <w:r>
+        <w:rPr>
+          <w:b/>
+        </w:rPr>
+        <w:t>training</w:t>
+      </w:r>
+      <w:r>
+        <w:rPr>
+          <w:b w:val="0"/>
+        </w:rPr>
+        <w:t>.</w:t>
+      </w:r>
+    </w:p>
+    <w:p>
+      <w:pPr>
+        <w:spacing w:line="336" w:lineRule="auto" w:after="180"/>
+      </w:pPr>
+      <w:r>
+        <w:rPr>
+          <w:b w:val="0"/>
+        </w:rPr>
+        <w:t>Expected result: The proposed comparison becomes contaminated rather than a valid held-out test. Reason: One version has gained privileged information from the reserved evaluation set.</w:t>
+      </w:r>
+    </w:p>
+    <w:p>
+      <w:pPr>
+        <w:spacing w:line="336" w:lineRule="auto" w:after="180"/>
+        <w:shd w:fill="F5F1FB"/>
+      </w:pPr>
+      <w:r>
+        <w:rPr>
+          <w:b w:val="0"/>
+        </w:rPr>
+        <w:t>Predict before checking the worked changed-case result. Name what changed and what the supplied facts allow you to conclude.</w:t>
+      </w:r>
+    </w:p>
+    <w:p>
+      <w:pPr>
+        <w:pStyle w:val="Heading3"/>
+      </w:pPr>
+      <w:r>
+        <w:t>My picture explanation, deciding evidence and one limit</w:t>
+      </w:r>
+    </w:p>
+    <w:p>
+      <w:r>
+        <w:t>________________________________________________________________</w:t>
+      </w:r>
+    </w:p>
+    <w:p>
+      <w:r>
+        <w:t>________________________________________________________________</w:t>
+      </w:r>
+    </w:p>
+    <w:p>
+      <w:r>
+        <w:t>________________________________________________________________</w:t>
+      </w:r>
+    </w:p>
+    <w:p>
+      <w:r>
+        <w:t>________________________________________________________________</w:t>
+      </w:r>
+    </w:p>
+    <w:p>
+      <w:pPr>
+        <w:pStyle w:val="Heading3"/>
+      </w:pPr>
+      <w:r>
+        <w:t>05. Connect the explanation to its limit</w:t>
+      </w:r>
+    </w:p>
+    <w:p>
+      <w:r>
+        <w:drawing>
+          <wp:inline xmlns:a="http://schemas.openxmlformats.org/drawingml/2006/main" xmlns:pic="http://schemas.openxmlformats.org/drawingml/2006/picture">
+            <wp:extent cx="5486400" cy="2834640"/>
+            <wp:docPr id="6" name="Picture 6" descr="A capstone hypothesis links a specific architectural change to a measured outcome. A baseline anchors the comparison; frozen labels and held-out patterns protect it from answer-key tuning. Limit: Eight toy patterns support a narrow experiment, not claims about real photographs, children or universal architecture superiority."/>
+            <wp:cNvGraphicFramePr>
+              <a:graphicFrameLocks noChangeAspect="1"/>
+            </wp:cNvGraphicFramePr>
+            <a:graphic>
+              <a:graphicData uri="http://schemas.openxmlformats.org/drawingml/2006/picture">
+                <pic:pic>
+                  <pic:nvPicPr>
+                    <pic:cNvPr id="0" name="academy-story-ai-5-33-05.png"/>
+                    <pic:cNvPicPr/>
+                  </pic:nvPicPr>
+                  <pic:blipFill>
+                    <a:blip r:embed="rId14"/>
+                    <a:stretch>
+                      <a:fillRect/>
+                    </a:stretch>
+                  </pic:blipFill>
+                  <pic:spPr>
+                    <a:xfrm>
+                      <a:off x="0" y="0"/>
+                      <a:ext cx="5486400" cy="2834640"/>
+                    </a:xfrm>
+                    <a:prstGeom prst="rect"/>
+                  </pic:spPr>
+                </pic:pic>
+              </a:graphicData>
+            </a:graphic>
+          </wp:inline>
+        </w:drawing>
+      </w:r>
+    </w:p>
+    <w:p>
+      <w:pPr>
+        <w:spacing w:line="336" w:lineRule="auto" w:after="180"/>
+      </w:pPr>
+      <w:r>
+        <w:rPr>
+          <w:b w:val="0"/>
+        </w:rPr>
+        <w:t xml:space="preserve">A capstone </w:t>
+      </w:r>
+      <w:r>
+        <w:rPr>
+          <w:b/>
+        </w:rPr>
+        <w:t>hypothesis</w:t>
+      </w:r>
+      <w:r>
+        <w:rPr>
+          <w:b w:val="0"/>
+        </w:rPr>
+        <w:t xml:space="preserve"> links a specific architectural change to a measured outcome. A </w:t>
+      </w:r>
+      <w:r>
+        <w:rPr>
+          <w:b/>
+        </w:rPr>
+        <w:t>baseline</w:t>
+      </w:r>
+      <w:r>
+        <w:rPr>
+          <w:b w:val="0"/>
+        </w:rPr>
+        <w:t xml:space="preserve"> anchors the comparison; frozen labels and held-out patterns protect it from answer-key tuning.</w:t>
+      </w:r>
+    </w:p>
+    <w:p>
+      <w:pPr>
+        <w:spacing w:line="336" w:lineRule="auto" w:after="180"/>
+      </w:pPr>
+      <w:r>
+        <w:rPr>
+          <w:b w:val="0"/>
+        </w:rPr>
+        <w:t>Limit: Eight toy patterns support a narrow experiment, not claims about real photographs, children or universal architecture superiority.</w:t>
+      </w:r>
+    </w:p>
+    <w:p>
+      <w:pPr>
+        <w:spacing w:line="336" w:lineRule="auto" w:after="180"/>
+        <w:shd w:fill="F5F1FB"/>
+      </w:pPr>
+      <w:r>
+        <w:rPr>
+          <w:b w:val="0"/>
+        </w:rPr>
+        <w:t>Explain the case, then point to a limit on the claim.</w:t>
+      </w:r>
+    </w:p>
+    <w:p>
+      <w:pPr>
+        <w:pStyle w:val="Heading3"/>
+      </w:pPr>
+      <w:r>
+        <w:t>My picture explanation, deciding evidence and one limit</w:t>
+      </w:r>
+    </w:p>
+    <w:p>
+      <w:r>
+        <w:t>________________________________________________________________</w:t>
+      </w:r>
+    </w:p>
+    <w:p>
+      <w:r>
+        <w:t>________________________________________________________________</w:t>
+      </w:r>
+    </w:p>
+    <w:p>
+      <w:r>
+        <w:t>________________________________________________________________</w:t>
+      </w:r>
+    </w:p>
+    <w:p>
+      <w:r>
+        <w:t>________________________________________________________________</w:t>
+      </w:r>
+    </w:p>
+    <w:p>
+      <w:pPr>
+        <w:pStyle w:val="Heading3"/>
+      </w:pPr>
+      <w:r>
+        <w:t>06. Make the idea visible in your project</w:t>
+      </w:r>
+    </w:p>
+    <w:p>
+      <w:r>
+        <w:drawing>
+          <wp:inline xmlns:a="http://schemas.openxmlformats.org/drawingml/2006/main" xmlns:pic="http://schemas.openxmlformats.org/drawingml/2006/picture">
+            <wp:extent cx="5486400" cy="3681984"/>
+            <wp:docPr id="7" name="Picture 7" descr="For the Image-pattern Network Investigation, save the labelled trace and the changed-case explanation beside the experiment record. State exactly what this example supports before linking it to the wider capstone claim. Draw your input, deciding step, result and limit. Supported question: Name the intended change, the baseline and the measured outcome. Why must both versions avoid training on the eight reserved labels?"/>
+            <wp:cNvGraphicFramePr>
+              <a:graphicFrameLocks noChangeAspect="1"/>
+            </wp:cNvGraphicFramePr>
+            <a:graphic>
+              <a:graphicData uri="http://schemas.openxmlformats.org/drawingml/2006/picture">
+                <pic:pic>
+                  <pic:nvPicPr>
+                    <pic:cNvPr id="0" name="academy-story-ai-5-33-06.png"/>
+                    <pic:cNvPicPr/>
+                  </pic:nvPicPr>
+                  <pic:blipFill>
+                    <a:blip r:embed="rId15"/>
+                    <a:stretch>
+                      <a:fillRect/>
+                    </a:stretch>
+                  </pic:blipFill>
+                  <pic:spPr>
+                    <a:xfrm>
+                      <a:off x="0" y="0"/>
+                      <a:ext cx="5486400" cy="3681984"/>
+                    </a:xfrm>
+                    <a:prstGeom prst="rect"/>
+                  </pic:spPr>
+                </pic:pic>
+              </a:graphicData>
+            </a:graphic>
+          </wp:inline>
+        </w:drawing>
+      </w:r>
+    </w:p>
+    <w:p>
+      <w:pPr>
+        <w:spacing w:line="336" w:lineRule="auto" w:after="180"/>
+      </w:pPr>
+      <w:r>
+        <w:rPr>
+          <w:b w:val="0"/>
+        </w:rPr>
+        <w:t>For the Image-pattern Network Investigation, save the labelled trace and the changed-case explanation beside the experiment record. State exactly what this example supports before linking it to the wider capstone claim.</w:t>
+      </w:r>
+    </w:p>
+    <w:p>
+      <w:pPr>
+        <w:spacing w:line="336" w:lineRule="auto" w:after="180"/>
+      </w:pPr>
+      <w:r>
+        <w:rPr>
+          <w:b w:val="0"/>
+        </w:rPr>
+        <w:t xml:space="preserve">Draw your </w:t>
+      </w:r>
+      <w:r>
+        <w:rPr>
+          <w:b/>
+        </w:rPr>
+        <w:t>input</w:t>
+      </w:r>
+      <w:r>
+        <w:rPr>
+          <w:b w:val="0"/>
+        </w:rPr>
+        <w:t xml:space="preserve">, deciding step, result and limit. Supported question: Name the intended change, the </w:t>
+      </w:r>
+      <w:r>
+        <w:rPr>
+          <w:b/>
+        </w:rPr>
+        <w:t>baseline</w:t>
+      </w:r>
+      <w:r>
+        <w:rPr>
+          <w:b w:val="0"/>
+        </w:rPr>
+        <w:t xml:space="preserve"> and the measured outcome. Why must both versions avoid </w:t>
+      </w:r>
+      <w:r>
+        <w:rPr>
+          <w:b/>
+        </w:rPr>
+        <w:t>training</w:t>
+      </w:r>
+      <w:r>
+        <w:rPr>
+          <w:b w:val="0"/>
+        </w:rPr>
+        <w:t xml:space="preserve"> on the eight reserved labels?</w:t>
+      </w:r>
+    </w:p>
+    <w:p>
+      <w:pPr>
+        <w:spacing w:line="336" w:lineRule="auto" w:after="180"/>
+        <w:shd w:fill="F5F1FB"/>
+      </w:pPr>
+      <w:r>
+        <w:rPr>
+          <w:b w:val="0"/>
+        </w:rPr>
+        <w:t xml:space="preserve">Draw your project trace and justify the deciding step using </w:t>
+      </w:r>
+      <w:r>
+        <w:rPr>
+          <w:b/>
+        </w:rPr>
+        <w:t>evidence</w:t>
+      </w:r>
+      <w:r>
+        <w:rPr>
+          <w:b w:val="0"/>
+        </w:rPr>
+        <w:t>.</w:t>
+      </w:r>
+    </w:p>
+    <w:p>
+      <w:pPr>
+        <w:pStyle w:val="Heading3"/>
+      </w:pPr>
+      <w:r>
+        <w:t>My picture explanation, deciding evidence and one limit</w:t>
       </w:r>
     </w:p>
     <w:p>

--- a/downloads/workbook/ai-5-week-33.docx
+++ b/downloads/workbook/ai-5-week-33.docx
@@ -168,6 +168,165 @@
     <w:p>
       <w:r>
         <w:t>________________________________________________________________</w:t>
+      </w:r>
+    </w:p>
+    <w:p>
+      <w:pPr>
+        <w:pStyle w:val="Heading3"/>
+      </w:pPr>
+      <w:r>
+        <w:t>Lesson reference for workbook practice</w:t>
+      </w:r>
+    </w:p>
+    <w:p>
+      <w:pPr>
+        <w:spacing w:line="336" w:lineRule="auto" w:after="180"/>
+        <w:shd w:fill="F1F6F8"/>
+      </w:pPr>
+      <w:r>
+        <w:rPr>
+          <w:b w:val="0"/>
+        </w:rPr>
+        <w:t>Use this reference for the original W1–W3 and W5 exercises. The separately named independent case supplies its own changed facts; use those facts for that attempt before feedback.</w:t>
+      </w:r>
+    </w:p>
+    <w:p>
+      <w:pPr>
+        <w:spacing w:line="336" w:lineRule="auto" w:after="180"/>
+      </w:pPr>
+      <w:r>
+        <w:rPr>
+          <w:b w:val="0"/>
+        </w:rPr>
+        <w:t xml:space="preserve">A capstone needs a question that </w:t>
+      </w:r>
+      <w:r>
+        <w:rPr>
+          <w:b/>
+        </w:rPr>
+        <w:t>evidence</w:t>
+      </w:r>
+      <w:r>
+        <w:rPr>
+          <w:b w:val="0"/>
+        </w:rPr>
+        <w:t xml:space="preserve"> can answer. “Build a better network” leaves better undefined.</w:t>
+      </w:r>
+    </w:p>
+    <w:p>
+      <w:pPr>
+        <w:spacing w:line="336" w:lineRule="auto" w:after="180"/>
+      </w:pPr>
+      <w:r>
+        <w:rPr>
+          <w:b w:val="0"/>
+        </w:rPr>
+        <w:t xml:space="preserve">Here the question is: does two-update full-batch </w:t>
+      </w:r>
+      <w:r>
+        <w:rPr>
+          <w:b/>
+        </w:rPr>
+        <w:t>fitting</w:t>
+      </w:r>
+      <w:r>
+        <w:rPr>
+          <w:b w:val="0"/>
+        </w:rPr>
+        <w:t xml:space="preserve"> of one scalar ReLU weight reduce validation mean squared error relative to the initial-weight </w:t>
+      </w:r>
+      <w:r>
+        <w:rPr>
+          <w:b/>
+        </w:rPr>
+        <w:t>baseline</w:t>
+      </w:r>
+      <w:r>
+        <w:rPr>
+          <w:b w:val="0"/>
+        </w:rPr>
+        <w:t xml:space="preserve"> on a constructed positive-</w:t>
+      </w:r>
+      <w:r>
+        <w:rPr>
+          <w:b/>
+        </w:rPr>
+        <w:t>input</w:t>
+      </w:r>
+      <w:r>
+        <w:rPr>
+          <w:b w:val="0"/>
+        </w:rPr>
+        <w:t xml:space="preserve"> task?</w:t>
+      </w:r>
+    </w:p>
+    <w:p>
+      <w:pPr>
+        <w:spacing w:line="336" w:lineRule="auto" w:after="180"/>
+      </w:pPr>
+      <w:r>
+        <w:rPr>
+          <w:b w:val="0"/>
+        </w:rPr>
+        <w:t xml:space="preserve">Predict max(0, a*x), with no bias. The </w:t>
+      </w:r>
+      <w:r>
+        <w:rPr>
+          <w:b/>
+        </w:rPr>
+        <w:t>baseline</w:t>
+      </w:r>
+      <w:r>
+        <w:rPr>
+          <w:b w:val="0"/>
+        </w:rPr>
+        <w:t xml:space="preserve"> has a = 1. The trained candidate starts at a = 1, uses learning rate 0.1 and exactly two updates. These choices are written before results are inspected.</w:t>
+      </w:r>
+    </w:p>
+    <w:p>
+      <w:pPr>
+        <w:spacing w:line="336" w:lineRule="auto" w:after="180"/>
+      </w:pPr>
+      <w:r>
+        <w:rPr>
+          <w:b w:val="0"/>
+        </w:rPr>
+        <w:t xml:space="preserve">The </w:t>
+      </w:r>
+      <w:r>
+        <w:rPr>
+          <w:b/>
+        </w:rPr>
+        <w:t>hypothesis</w:t>
+      </w:r>
+      <w:r>
+        <w:rPr>
+          <w:b w:val="0"/>
+        </w:rPr>
+        <w:t xml:space="preserve"> is that the trained candidate has lower validation MSE. The plan does not guarantee that result. This task tests </w:t>
+      </w:r>
+      <w:r>
+        <w:rPr>
+          <w:b/>
+        </w:rPr>
+        <w:t>training</w:t>
+      </w:r>
+      <w:r>
+        <w:rPr>
+          <w:b w:val="0"/>
+        </w:rPr>
+        <w:t xml:space="preserve"> and record keeping, not whether neural networks are preferable to every other model.</w:t>
+      </w:r>
+    </w:p>
+    <w:p>
+      <w:pPr>
+        <w:spacing w:line="336" w:lineRule="auto" w:after="180"/>
+      </w:pPr>
+      <w:r>
+        <w:rPr>
+          <w:b w:val="0"/>
+        </w:rPr>
+        <w:t>A stronger comparison may also include an ordinary fitted line.</w:t>
       </w:r>
     </w:p>
     <w:p>

--- a/downloads/workbook/ai-5-week-33.docx
+++ b/downloads/workbook/ai-5-week-33.docx
@@ -25,22 +25,45 @@
         <w:pStyle w:val="Heading1"/>
       </w:pPr>
       <w:r>
-        <w:t>01. Recall and choose your starting point</w:t>
-      </w:r>
-    </w:p>
-    <w:p>
-      <w:r>
-        <w:t>Record your starting explanation for Capstone hypothesis and baseline before opening notes. Show any later correction separately.</w:t>
-      </w:r>
-    </w:p>
-    <w:p>
-      <w:pPr>
-        <w:spacing w:line="336" w:lineRule="auto" w:after="180"/>
-      </w:pPr>
-      <w:r>
-        <w:rPr>
-          <w:b w:val="0"/>
-        </w:rPr>
+        <w:t>One readable capstone planning record.</w:t>
+      </w:r>
+    </w:p>
+    <w:p>
+      <w:r>
+        <w:t>Keep the hypothesis, fixed choices, baseline arithmetic, reserved roles and unrun status together.</w:t>
+      </w:r>
+    </w:p>
+    <w:p>
+      <w:r>
+        <w:t>Recall → W1–W3/W5 → independent plan → project version → delayed return.</w:t>
+      </w:r>
+    </w:p>
+    <w:p>
+      <w:pPr>
+        <w:pStyle w:val="Heading1"/>
+      </w:pPr>
+      <w:r>
+        <w:t>01. Recall · Retrieve before notes</w:t>
+      </w:r>
+    </w:p>
+    <w:p>
+      <w:r>
+        <w:t>Keep this task’s inputs,rule and response together.</w:t>
+      </w:r>
+    </w:p>
+    <w:p>
+      <w:pPr>
+        <w:pStyle w:val="Heading2"/>
+      </w:pPr>
+      <w:r>
+        <w:t>Complete task and evidence</w:t>
+      </w:r>
+    </w:p>
+    <w:p>
+      <w:pPr>
+        <w:pStyle w:val="ListBullet"/>
+      </w:pPr>
+      <w:r>
         <w:t>Try the recall before opening notes. Then use a different colour or a labelled second line to correct your explanation.</w:t>
       </w:r>
     </w:p>
@@ -54,12 +77,9 @@
     </w:p>
     <w:p>
       <w:pPr>
-        <w:spacing w:line="336" w:lineRule="auto" w:after="180"/>
-      </w:pPr>
-      <w:r>
-        <w:rPr>
-          <w:b w:val="0"/>
-        </w:rPr>
+        <w:pStyle w:val="ListBullet"/>
+      </w:pPr>
+      <w:r>
         <w:t>Without opening the old lesson, explain one key idea from Documenting a network experiment. Give an example and a mistake that the idea helps you avoid.</w:t>
       </w:r>
     </w:p>
@@ -96,12 +116,9 @@
     </w:p>
     <w:p>
       <w:pPr>
-        <w:spacing w:line="336" w:lineRule="auto" w:after="180"/>
-      </w:pPr>
-      <w:r>
-        <w:rPr>
-          <w:b w:val="0"/>
-        </w:rPr>
+        <w:pStyle w:val="ListBullet"/>
+      </w:pPr>
+      <w:r>
         <w:t>Without opening the old lesson, explain one key idea from Dataset shift in neural models. Give an example and a mistake that the idea helps you avoid.</w:t>
       </w:r>
     </w:p>
@@ -138,12 +155,9 @@
     </w:p>
     <w:p>
       <w:pPr>
-        <w:spacing w:line="336" w:lineRule="auto" w:after="180"/>
-      </w:pPr>
-      <w:r>
-        <w:rPr>
-          <w:b w:val="0"/>
-        </w:rPr>
+        <w:pStyle w:val="ListBullet"/>
+      </w:pPr>
+      <w:r>
         <w:t>Without opening the old lesson, explain one key idea from Similarity and normalisation. Give an example and a mistake that the idea helps you avoid.</w:t>
       </w:r>
     </w:p>
@@ -180,153 +194,26 @@
     </w:p>
     <w:p>
       <w:pPr>
-        <w:spacing w:line="336" w:lineRule="auto" w:after="180"/>
-        <w:shd w:fill="F1F6F8"/>
-      </w:pPr>
-      <w:r>
-        <w:rPr>
-          <w:b w:val="0"/>
-        </w:rPr>
+        <w:pStyle w:val="ListBullet"/>
+      </w:pPr>
+      <w:r>
         <w:t>Use this reference for the original W1–W3 and W5 exercises. The separately named independent case supplies its own changed facts; use those facts for that attempt before feedback.</w:t>
       </w:r>
     </w:p>
     <w:p>
       <w:pPr>
-        <w:spacing w:line="336" w:lineRule="auto" w:after="180"/>
-      </w:pPr>
-      <w:r>
-        <w:rPr>
-          <w:b w:val="0"/>
-        </w:rPr>
-        <w:t xml:space="preserve">A capstone needs a question that </w:t>
-      </w:r>
-      <w:r>
-        <w:rPr>
-          <w:b/>
-        </w:rPr>
-        <w:t>evidence</w:t>
-      </w:r>
-      <w:r>
-        <w:rPr>
-          <w:b w:val="0"/>
-        </w:rPr>
-        <w:t xml:space="preserve"> can answer. “Build a better network” leaves better undefined.</w:t>
-      </w:r>
-    </w:p>
-    <w:p>
-      <w:pPr>
-        <w:spacing w:line="336" w:lineRule="auto" w:after="180"/>
-      </w:pPr>
-      <w:r>
-        <w:rPr>
-          <w:b w:val="0"/>
-        </w:rPr>
-        <w:t xml:space="preserve">Here the question is: does two-update full-batch </w:t>
-      </w:r>
-      <w:r>
-        <w:rPr>
-          <w:b/>
-        </w:rPr>
-        <w:t>fitting</w:t>
-      </w:r>
-      <w:r>
-        <w:rPr>
-          <w:b w:val="0"/>
-        </w:rPr>
-        <w:t xml:space="preserve"> of one scalar ReLU weight reduce validation mean squared error relative to the initial-weight </w:t>
-      </w:r>
-      <w:r>
-        <w:rPr>
-          <w:b/>
-        </w:rPr>
-        <w:t>baseline</w:t>
-      </w:r>
-      <w:r>
-        <w:rPr>
-          <w:b w:val="0"/>
-        </w:rPr>
-        <w:t xml:space="preserve"> on a constructed positive-</w:t>
-      </w:r>
-      <w:r>
-        <w:rPr>
-          <w:b/>
-        </w:rPr>
-        <w:t>input</w:t>
-      </w:r>
-      <w:r>
-        <w:rPr>
-          <w:b w:val="0"/>
-        </w:rPr>
-        <w:t xml:space="preserve"> task?</w:t>
-      </w:r>
-    </w:p>
-    <w:p>
-      <w:pPr>
-        <w:spacing w:line="336" w:lineRule="auto" w:after="180"/>
-      </w:pPr>
-      <w:r>
-        <w:rPr>
-          <w:b w:val="0"/>
-        </w:rPr>
-        <w:t xml:space="preserve">Predict max(0, a*x), with no bias. The </w:t>
-      </w:r>
-      <w:r>
-        <w:rPr>
-          <w:b/>
-        </w:rPr>
-        <w:t>baseline</w:t>
-      </w:r>
-      <w:r>
-        <w:rPr>
-          <w:b w:val="0"/>
-        </w:rPr>
-        <w:t xml:space="preserve"> has a = 1. The trained candidate starts at a = 1, uses learning rate 0.1 and exactly two updates. These choices are written before results are inspected.</w:t>
-      </w:r>
-    </w:p>
-    <w:p>
-      <w:pPr>
-        <w:spacing w:line="336" w:lineRule="auto" w:after="180"/>
-      </w:pPr>
-      <w:r>
-        <w:rPr>
-          <w:b w:val="0"/>
-        </w:rPr>
-        <w:t xml:space="preserve">The </w:t>
-      </w:r>
-      <w:r>
-        <w:rPr>
-          <w:b/>
-        </w:rPr>
-        <w:t>hypothesis</w:t>
-      </w:r>
-      <w:r>
-        <w:rPr>
-          <w:b w:val="0"/>
-        </w:rPr>
-        <w:t xml:space="preserve"> is that the trained candidate has lower validation MSE. The plan does not guarantee that result. This task tests </w:t>
-      </w:r>
-      <w:r>
-        <w:rPr>
-          <w:b/>
-        </w:rPr>
-        <w:t>training</w:t>
-      </w:r>
-      <w:r>
-        <w:rPr>
-          <w:b w:val="0"/>
-        </w:rPr>
-        <w:t xml:space="preserve"> and record keeping, not whether neural networks are preferable to every other model.</w:t>
-      </w:r>
-    </w:p>
-    <w:p>
-      <w:pPr>
-        <w:spacing w:line="336" w:lineRule="auto" w:after="180"/>
-      </w:pPr>
-      <w:r>
-        <w:rPr>
-          <w:b w:val="0"/>
-        </w:rPr>
-        <w:t>A stronger comparison may also include an ordinary fitted line.</w:t>
+        <w:pStyle w:val="ListBullet"/>
+      </w:pPr>
+      <w:r>
+        <w:t>A capstone needs a question that evidence can answer. “Build a better network” leaves better undefined. Here the question is: does two-update full-batch fitting of one scalar ReLU weight reduce validation mean squared error relative to the initial-weight baseline on a constructed positive-input task? Predict max(0, a*x), with no bias. The baseline has a = 1. The trained candidate starts at a = 1, uses learning rate 0.1 and exactly two updates. These choices are written before results are inspected.</w:t>
+      </w:r>
+    </w:p>
+    <w:p>
+      <w:pPr>
+        <w:pStyle w:val="ListBullet"/>
+      </w:pPr>
+      <w:r>
+        <w:t>The hypothesis is that the trained candidate has lower validation MSE. The plan does not guarantee that result. This task tests training and record keeping, not whether neural networks are preferable to every other model. A stronger comparison may also include an ordinary fitted line.</w:t>
       </w:r>
     </w:p>
     <w:p>
@@ -334,147 +221,44 @@
         <w:pStyle w:val="Heading1"/>
       </w:pPr>
       <w:r>
-        <w:t>02. Practise with fading help</w:t>
-      </w:r>
-    </w:p>
-    <w:p>
-      <w:r>
-        <w:t>Complete the supported Capstone hypothesis and baseline trace and record the first step you can explain without help.</w:t>
-      </w:r>
-    </w:p>
-    <w:p>
-      <w:pPr>
-        <w:spacing w:line="336" w:lineRule="auto" w:after="180"/>
-      </w:pPr>
-      <w:r>
-        <w:rPr>
-          <w:b w:val="0"/>
-        </w:rPr>
-        <w:t xml:space="preserve">Use W2: Calculate the reference score for Capstone </w:t>
-      </w:r>
-      <w:r>
-        <w:rPr>
-          <w:b/>
-        </w:rPr>
-        <w:t>hypothesis</w:t>
-      </w:r>
-      <w:r>
-        <w:rPr>
-          <w:b w:val="0"/>
-        </w:rPr>
-        <w:t xml:space="preserve"> and </w:t>
-      </w:r>
-      <w:r>
-        <w:rPr>
-          <w:b/>
-        </w:rPr>
-        <w:t>baseline</w:t>
-      </w:r>
-      <w:r>
-        <w:rPr>
-          <w:b w:val="0"/>
-        </w:rPr>
-        <w:t>. Record the answer once; the lesson and workbook refer to the same attempt.</w:t>
-      </w:r>
-    </w:p>
-    <w:tbl>
-      <w:tblPr>
-        <w:tblStyle w:val="LightShading-Accent1"/>
-        <w:tblW w:type="auto" w:w="0"/>
-        <w:tblLook w:firstColumn="1" w:firstRow="1" w:lastColumn="0" w:lastRow="0" w:noHBand="0" w:noVBand="1" w:val="04A0"/>
-      </w:tblPr>
-      <w:tblGrid>
-        <w:gridCol w:w="2556"/>
-        <w:gridCol w:w="2556"/>
-        <w:gridCol w:w="2556"/>
-        <w:gridCol w:w="2556"/>
-      </w:tblGrid>
-      <w:tr>
-        <w:trPr>
-          <w:tblHeader/>
-        </w:trPr>
-        <w:tc>
-          <w:tcPr>
-            <w:tcW w:type="dxa" w:w="2556"/>
-          </w:tcPr>
-          <w:p>
-            <w:r>
-              <w:t>Given inputs</w:t>
-            </w:r>
-          </w:p>
-        </w:tc>
-        <w:tc>
-          <w:tcPr>
-            <w:tcW w:type="dxa" w:w="2556"/>
-          </w:tcPr>
-          <w:p>
-            <w:r>
-              <w:t>Procedure I chose</w:t>
-            </w:r>
-          </w:p>
-        </w:tc>
-        <w:tc>
-          <w:tcPr>
-            <w:tcW w:type="dxa" w:w="2556"/>
-          </w:tcPr>
-          <w:p>
-            <w:r>
-              <w:t>Middle steps</w:t>
-            </w:r>
-          </w:p>
-        </w:tc>
-        <w:tc>
-          <w:tcPr>
-            <w:tcW w:type="dxa" w:w="2556"/>
-          </w:tcPr>
-          <w:p>
-            <w:r>
-              <w:t>Result and check</w:t>
-            </w:r>
-          </w:p>
-        </w:tc>
-      </w:tr>
-      <w:tr>
-        <w:tc>
-          <w:tcPr>
-            <w:tcW w:type="dxa" w:w="2556"/>
-          </w:tcPr>
-          <w:p>
-            <w:r/>
-          </w:p>
-        </w:tc>
-        <w:tc>
-          <w:tcPr>
-            <w:tcW w:type="dxa" w:w="2556"/>
-          </w:tcPr>
-          <w:p>
-            <w:r/>
-          </w:p>
-        </w:tc>
-        <w:tc>
-          <w:tcPr>
-            <w:tcW w:type="dxa" w:w="2556"/>
-          </w:tcPr>
-          <w:p>
-            <w:r/>
-          </w:p>
-        </w:tc>
-        <w:tc>
-          <w:tcPr>
-            <w:tcW w:type="dxa" w:w="2556"/>
-          </w:tcPr>
-          <w:p>
-            <w:r/>
-          </w:p>
-        </w:tc>
-      </w:tr>
-    </w:tbl>
+        <w:t>05. W1 · Explain the current example</w:t>
+      </w:r>
+    </w:p>
+    <w:p>
+      <w:r>
+        <w:t>Keep this task’s inputs,rule and response together.</w:t>
+      </w:r>
+    </w:p>
+    <w:p>
+      <w:pPr>
+        <w:pStyle w:val="Heading2"/>
+      </w:pPr>
+      <w:r>
+        <w:t>Complete task and evidence</w:t>
+      </w:r>
+    </w:p>
+    <w:p>
+      <w:pPr>
+        <w:pStyle w:val="ListBullet"/>
+      </w:pPr>
+      <w:r>
+        <w:t>Main plan CAP33: prediction ReLU(a*x), no bias; baseline a1; candidate starts a1, learning rate .1, exactly two full-batch MSE updates. Training T1 (1, 2), T2 (2, 4). Validation V1 (3, 6), V2 (4, 8). Baseline predictions 3/4, errors −3/−4, squared errors 9/16, MSE 12.5 on two rows. Strict validation criterion: candidate MSE &lt;12.5 on those same rows; equality fails. Candidate result not yet run; final result not measured. Final cases remain outside fitting, tuning and selection; record actual exposure and reserve fresh cases if already seen. Separate supported baseline predictions 2/4 versus targets 5/7 gives errors −3/−3 and MSE 9, but candidate predictions missing. Separate picture proposes corner-only A versus centre-feature B on eight reserved patterns; it supplies no scored predictions or exact model/data fixture. It teaches a planning distinction, not a measured improvement. A revised learning-rate plan needs a preserved version and an honest account of what informed it.</w:t>
+      </w:r>
+    </w:p>
+    <w:p>
+      <w:pPr>
+        <w:pStyle w:val="ListBullet"/>
+      </w:pPr>
+      <w:r>
+        <w:t>State the prediction rule, baseline, candidate learning rate and update count, comparison data and metric. Write a testable hypothesis.</w:t>
+      </w:r>
+    </w:p>
     <w:p>
       <w:pPr>
         <w:pStyle w:val="Heading3"/>
       </w:pPr>
       <w:r>
-        <w:t>The step I completed without help, and the hint I needed</w:t>
+        <w:t>My reasoning and evidence</w:t>
       </w:r>
     </w:p>
     <w:p>
@@ -493,74 +277,55 @@
       </w:r>
     </w:p>
     <w:p>
+      <w:r>
+        <w:t>________________________________________________________________</w:t>
+      </w:r>
+    </w:p>
+    <w:p>
+      <w:r>
+        <w:t>________________________________________________________________</w:t>
+      </w:r>
+    </w:p>
+    <w:p>
+      <w:r>
+        <w:t>________________________________________________________________</w:t>
+      </w:r>
+    </w:p>
+    <w:p>
       <w:pPr>
         <w:pStyle w:val="Heading1"/>
       </w:pPr>
       <w:r>
-        <w:t>03. Individual reasoning check</w:t>
-      </w:r>
-    </w:p>
-    <w:p>
-      <w:r>
-        <w:t>Check the proposed Capstone hypothesis and baseline explanation against the supplied facts before discussing it.</w:t>
-      </w:r>
-    </w:p>
-    <w:p>
-      <w:pPr>
-        <w:spacing w:line="336" w:lineRule="auto" w:after="180"/>
-      </w:pPr>
-      <w:r>
-        <w:rPr>
-          <w:b w:val="0"/>
-        </w:rPr>
-        <w:t xml:space="preserve">Use the worked case for Capstone </w:t>
-      </w:r>
-      <w:r>
-        <w:rPr>
-          <w:b/>
-        </w:rPr>
-        <w:t>hypothesis</w:t>
-      </w:r>
-      <w:r>
-        <w:rPr>
-          <w:b w:val="0"/>
-        </w:rPr>
-        <w:t xml:space="preserve"> and </w:t>
-      </w:r>
-      <w:r>
-        <w:rPr>
-          <w:b/>
-        </w:rPr>
-        <w:t>baseline</w:t>
-      </w:r>
-      <w:r>
-        <w:rPr>
-          <w:b w:val="0"/>
-        </w:rPr>
-        <w:t xml:space="preserve">. Proposed explanation: “A </w:t>
-      </w:r>
-      <w:r>
-        <w:rPr>
-          <w:b/>
-        </w:rPr>
-        <w:t>hypothesis</w:t>
-      </w:r>
-      <w:r>
-        <w:rPr>
-          <w:b w:val="0"/>
-        </w:rPr>
-        <w:t xml:space="preserve"> is a result”. Decide whether this explanation is supported.</w:t>
-      </w:r>
-    </w:p>
-    <w:p>
-      <w:pPr>
-        <w:spacing w:line="336" w:lineRule="auto" w:after="180"/>
-      </w:pPr>
-      <w:r>
-        <w:rPr>
-          <w:b w:val="0"/>
-        </w:rPr>
-        <w:t>Point to the step or supplied fact that decides; explain your repair if needed.</w:t>
+        <w:t>06. W2 · Trace the calculation</w:t>
+      </w:r>
+    </w:p>
+    <w:p>
+      <w:r>
+        <w:t>Keep this task’s inputs,rule and response together.</w:t>
+      </w:r>
+    </w:p>
+    <w:p>
+      <w:pPr>
+        <w:pStyle w:val="Heading2"/>
+      </w:pPr>
+      <w:r>
+        <w:t>Complete task and evidence</w:t>
+      </w:r>
+    </w:p>
+    <w:p>
+      <w:pPr>
+        <w:pStyle w:val="ListBullet"/>
+      </w:pPr>
+      <w:r>
+        <w:t>Main plan CAP33: prediction ReLU(a*x), no bias; baseline a1; candidate starts a1, learning rate .1, exactly two full-batch MSE updates. Training T1 (1, 2), T2 (2, 4). Validation V1 (3, 6), V2 (4, 8). Baseline predictions 3/4, errors −3/−4, squared errors 9/16, MSE 12.5 on two rows. Strict validation criterion: candidate MSE &lt;12.5 on those same rows; equality fails. Candidate result not yet run; final result not measured. Final cases remain outside fitting, tuning and selection; record actual exposure and reserve fresh cases if already seen. Separate supported baseline predictions 2/4 versus targets 5/7 gives errors −3/−3 and MSE 9, but candidate predictions missing. Separate picture proposes corner-only A versus centre-feature B on eight reserved patterns; it supplies no scored predictions or exact model/data fixture. It teaches a planning distinction, not a measured improvement. A revised learning-rate plan needs a preserved version and an honest account of what informed it.</w:t>
+      </w:r>
+    </w:p>
+    <w:p>
+      <w:pPr>
+        <w:pStyle w:val="ListBullet"/>
+      </w:pPr>
+      <w:r>
+        <w:t>Compute baseline predictions, errors, squared errors and MSE on V1 and V2. State the denominator.</w:t>
       </w:r>
     </w:p>
     <w:p>
@@ -568,7 +333,7 @@
         <w:pStyle w:val="Heading3"/>
       </w:pPr>
       <w:r>
-        <w:t>My explanation before partner discussion</w:t>
+        <w:t>My reasoning and evidence</w:t>
       </w:r>
     </w:p>
     <w:p>
@@ -592,16 +357,50 @@
       </w:r>
     </w:p>
     <w:p>
+      <w:r>
+        <w:t>________________________________________________________________</w:t>
+      </w:r>
+    </w:p>
+    <w:p>
+      <w:r>
+        <w:t>________________________________________________________________</w:t>
+      </w:r>
+    </w:p>
+    <w:p>
       <w:pPr>
         <w:pStyle w:val="Heading1"/>
       </w:pPr>
       <w:r>
-        <w:t>04. Independent transfer case</w:t>
-      </w:r>
-    </w:p>
-    <w:p>
-      <w:r>
-        <w:t>Write one first attempt at the reserved independent case before feedback. Repeated copies of that case refer to the same recorded attempt.</w:t>
+        <w:t>07. W3 · Repair a misconception</w:t>
+      </w:r>
+    </w:p>
+    <w:p>
+      <w:r>
+        <w:t>Keep this task’s inputs,rule and response together.</w:t>
+      </w:r>
+    </w:p>
+    <w:p>
+      <w:pPr>
+        <w:pStyle w:val="Heading2"/>
+      </w:pPr>
+      <w:r>
+        <w:t>Complete task and evidence</w:t>
+      </w:r>
+    </w:p>
+    <w:p>
+      <w:pPr>
+        <w:pStyle w:val="ListBullet"/>
+      </w:pPr>
+      <w:r>
+        <w:t>Main plan CAP33: prediction ReLU(a*x), no bias; baseline a1; candidate starts a1, learning rate .1, exactly two full-batch MSE updates. Training T1 (1, 2), T2 (2, 4). Validation V1 (3, 6), V2 (4, 8). Baseline predictions 3/4, errors −3/−4, squared errors 9/16, MSE 12.5 on two rows. Strict validation criterion: candidate MSE &lt;12.5 on those same rows; equality fails. Candidate result not yet run; final result not measured. Final cases remain outside fitting, tuning and selection; record actual exposure and reserve fresh cases if already seen. Separate supported baseline predictions 2/4 versus targets 5/7 gives errors −3/−3 and MSE 9, but candidate predictions missing. Separate picture proposes corner-only A versus centre-feature B on eight reserved patterns; it supplies no scored predictions or exact model/data fixture. It teaches a planning distinction, not a measured improvement. A revised learning-rate plan needs a preserved version and an honest account of what informed it.</w:t>
+      </w:r>
+    </w:p>
+    <w:p>
+      <w:pPr>
+        <w:pStyle w:val="ListBullet"/>
+      </w:pPr>
+      <w:r>
+        <w:t>A proposal says “try models until the test score looks good”. Identify the missing fixed choices and explain why that test is not independent.</w:t>
       </w:r>
     </w:p>
     <w:p>
@@ -609,65 +408,149 @@
         <w:pStyle w:val="Heading3"/>
       </w:pPr>
       <w:r>
+        <w:t>My reasoning and evidence</w:t>
+      </w:r>
+    </w:p>
+    <w:p>
+      <w:r>
+        <w:t>________________________________________________________________</w:t>
+      </w:r>
+    </w:p>
+    <w:p>
+      <w:r>
+        <w:t>________________________________________________________________</w:t>
+      </w:r>
+    </w:p>
+    <w:p>
+      <w:r>
+        <w:t>________________________________________________________________</w:t>
+      </w:r>
+    </w:p>
+    <w:p>
+      <w:r>
+        <w:t>________________________________________________________________</w:t>
+      </w:r>
+    </w:p>
+    <w:p>
+      <w:r>
+        <w:t>________________________________________________________________</w:t>
+      </w:r>
+    </w:p>
+    <w:p>
+      <w:r>
+        <w:t>________________________________________________________________</w:t>
+      </w:r>
+    </w:p>
+    <w:p>
+      <w:pPr>
+        <w:pStyle w:val="Heading1"/>
+      </w:pPr>
+      <w:r>
+        <w:t>09. W5 · Explain the limitation</w:t>
+      </w:r>
+    </w:p>
+    <w:p>
+      <w:r>
+        <w:t>Keep this task’s inputs,rule and response together.</w:t>
+      </w:r>
+    </w:p>
+    <w:p>
+      <w:pPr>
+        <w:pStyle w:val="Heading2"/>
+      </w:pPr>
+      <w:r>
+        <w:t>Complete task and evidence</w:t>
+      </w:r>
+    </w:p>
+    <w:p>
+      <w:pPr>
+        <w:pStyle w:val="ListBullet"/>
+      </w:pPr>
+      <w:r>
+        <w:t>Main plan CAP33: prediction ReLU(a*x), no bias; baseline a1; candidate starts a1, learning rate .1, exactly two full-batch MSE updates. Training T1 (1, 2), T2 (2, 4). Validation V1 (3, 6), V2 (4, 8). Baseline predictions 3/4, errors −3/−4, squared errors 9/16, MSE 12.5 on two rows. Strict validation criterion: candidate MSE &lt;12.5 on those same rows; equality fails. Candidate result not yet run; final result not measured. Final cases remain outside fitting, tuning and selection; record actual exposure and reserve fresh cases if already seen. Separate supported baseline predictions 2/4 versus targets 5/7 gives errors −3/−3 and MSE 9, but candidate predictions missing. Separate picture proposes corner-only A versus centre-feature B on eight reserved patterns; it supplies no scored predictions or exact model/data fixture. It teaches a planning distinction, not a measured improvement. A revised learning-rate plan needs a preserved version and an honest account of what informed it.</w:t>
+      </w:r>
+    </w:p>
+    <w:p>
+      <w:pPr>
+        <w:pStyle w:val="ListBullet"/>
+      </w:pPr>
+      <w:r>
+        <w:t>A partner inspects final labels and changes the learning rate. Explain how to document this and obtain independent evidence.</w:t>
+      </w:r>
+    </w:p>
+    <w:p>
+      <w:pPr>
+        <w:pStyle w:val="Heading3"/>
+      </w:pPr>
+      <w:r>
+        <w:t>My reasoning and evidence</w:t>
+      </w:r>
+    </w:p>
+    <w:p>
+      <w:r>
+        <w:t>________________________________________________________________</w:t>
+      </w:r>
+    </w:p>
+    <w:p>
+      <w:r>
+        <w:t>________________________________________________________________</w:t>
+      </w:r>
+    </w:p>
+    <w:p>
+      <w:r>
+        <w:t>________________________________________________________________</w:t>
+      </w:r>
+    </w:p>
+    <w:p>
+      <w:r>
+        <w:t>________________________________________________________________</w:t>
+      </w:r>
+    </w:p>
+    <w:p>
+      <w:r>
+        <w:t>________________________________________________________________</w:t>
+      </w:r>
+    </w:p>
+    <w:p>
+      <w:r>
+        <w:t>________________________________________________________________</w:t>
+      </w:r>
+    </w:p>
+    <w:p>
+      <w:pPr>
+        <w:pStyle w:val="Heading1"/>
+      </w:pPr>
+      <w:r>
+        <w:t>04. Try alone · Selected transfer</w:t>
+      </w:r>
+    </w:p>
+    <w:p>
+      <w:r>
+        <w:t>Keep this task’s inputs,rule and response together.</w:t>
+      </w:r>
+    </w:p>
+    <w:p>
+      <w:pPr>
+        <w:pStyle w:val="Heading2"/>
+      </w:pPr>
+      <w:r>
+        <w:t>Complete task and evidence</w:t>
+      </w:r>
+    </w:p>
+    <w:p>
+      <w:pPr>
+        <w:pStyle w:val="Heading3"/>
+      </w:pPr>
+      <w:r>
         <w:t>Independent case: Plan a new case independently</w:t>
       </w:r>
     </w:p>
     <w:p>
       <w:pPr>
-        <w:spacing w:line="336" w:lineRule="auto" w:after="180"/>
-      </w:pPr>
-      <w:r>
-        <w:rPr>
-          <w:b w:val="0"/>
-        </w:rPr>
-        <w:t xml:space="preserve">A new task predicts max(0, a*x), with </w:t>
-      </w:r>
-      <w:r>
-        <w:rPr>
-          <w:b/>
-        </w:rPr>
-        <w:t>baseline</w:t>
-      </w:r>
-      <w:r>
-        <w:rPr>
-          <w:b w:val="0"/>
-        </w:rPr>
-        <w:t xml:space="preserve"> a = 1. </w:t>
-      </w:r>
-      <w:r>
-        <w:rPr>
-          <w:b/>
-        </w:rPr>
-        <w:t>Training</w:t>
-      </w:r>
-      <w:r>
-        <w:rPr>
-          <w:b w:val="0"/>
-        </w:rPr>
-        <w:t xml:space="preserve"> rows are (1,3) and (2,6); validation rows are (3,9) and (4,12); final rows are sealed.</w:t>
-      </w:r>
-    </w:p>
-    <w:p>
-      <w:pPr>
-        <w:spacing w:line="336" w:lineRule="auto" w:after="180"/>
-      </w:pPr>
-      <w:r>
-        <w:rPr>
-          <w:b w:val="0"/>
-        </w:rPr>
-        <w:t xml:space="preserve">Specify a candidate starting at 1 with learning rate 0.1 and two full-batch updates. Calculate </w:t>
-      </w:r>
-      <w:r>
-        <w:rPr>
-          <w:b/>
-        </w:rPr>
-        <w:t>baseline</w:t>
-      </w:r>
-      <w:r>
-        <w:rPr>
-          <w:b w:val="0"/>
-        </w:rPr>
-        <w:t xml:space="preserve"> validation MSE and write a strict improvement criterion. Has the candidate succeeded yet?</w:t>
+        <w:pStyle w:val="ListBullet"/>
+      </w:pPr>
+      <w:r>
+        <w:t>A new task predicts max(0, a*x), with baseline a = 1. Training rows are (1,3) and (2,6); validation rows are (3,9) and (4,12); final rows are sealed. Specify a candidate starting at 1 with learning rate 0.1 and two full-batch updates. Calculate baseline validation MSE and write a strict improvement criterion. Has the candidate succeeded yet?</w:t>
       </w:r>
     </w:p>
     <w:p>
@@ -715,12 +598,9 @@
     </w:p>
     <w:p>
       <w:pPr>
-        <w:spacing w:line="336" w:lineRule="auto" w:after="180"/>
-      </w:pPr>
-      <w:r>
-        <w:rPr>
-          <w:b w:val="0"/>
-        </w:rPr>
+        <w:pStyle w:val="ListBullet"/>
+      </w:pPr>
+      <w:r>
         <w:t>Attempt this case before feedback. Record any help. Earlier examples below are further practice; a case already practised with feedback cannot establish fresh transfer.</w:t>
       </w:r>
     </w:p>
@@ -729,59 +609,28 @@
         <w:pStyle w:val="Heading1"/>
       </w:pPr>
       <w:r>
-        <w:t>05. W1 Write the hypothesis</w:t>
-      </w:r>
-    </w:p>
-    <w:p>
-      <w:r>
-        <w:t>Write the hypothesis. Apply the supplied Capstone hypothesis and baseline facts and keep your reasoning.</w:t>
-      </w:r>
-    </w:p>
-    <w:p>
-      <w:pPr>
-        <w:spacing w:line="336" w:lineRule="auto" w:after="180"/>
-      </w:pPr>
-      <w:r>
-        <w:rPr>
-          <w:b w:val="0"/>
-        </w:rPr>
-        <w:t xml:space="preserve">State the </w:t>
-      </w:r>
-      <w:r>
-        <w:rPr>
-          <w:b/>
-        </w:rPr>
-        <w:t>prediction</w:t>
-      </w:r>
-      <w:r>
-        <w:rPr>
-          <w:b w:val="0"/>
-        </w:rPr>
-        <w:t xml:space="preserve"> rule, </w:t>
-      </w:r>
-      <w:r>
-        <w:rPr>
-          <w:b/>
-        </w:rPr>
-        <w:t>baseline</w:t>
-      </w:r>
-      <w:r>
-        <w:rPr>
-          <w:b w:val="0"/>
-        </w:rPr>
-        <w:t xml:space="preserve">, candidate learning rate and update count, comparison data and metric. Write a testable </w:t>
-      </w:r>
-      <w:r>
-        <w:rPr>
-          <w:b/>
-        </w:rPr>
-        <w:t>hypothesis</w:t>
-      </w:r>
-      <w:r>
-        <w:rPr>
-          <w:b w:val="0"/>
-        </w:rPr>
-        <w:t>.</w:t>
+        <w:t>10. Project · Keep the mathematical evidence</w:t>
+      </w:r>
+    </w:p>
+    <w:p>
+      <w:r>
+        <w:t>Keep this task’s inputs,rule and response together.</w:t>
+      </w:r>
+    </w:p>
+    <w:p>
+      <w:pPr>
+        <w:pStyle w:val="Heading2"/>
+      </w:pPr>
+      <w:r>
+        <w:t>Complete task and evidence</w:t>
+      </w:r>
+    </w:p>
+    <w:p>
+      <w:pPr>
+        <w:pStyle w:val="ListBullet"/>
+      </w:pPr>
+      <w:r>
+        <w:t>For Image-pattern Network Investigation, use this week’s independent task as a rehearsal for the final evidence pack: A new task predicts max(0, a*x), with baseline a = 1. Training rows are (1,3) and (2,6); validation rows are (3,9) and (4,12); final rows are sealed. Specify a candidate starting at 1 with learning rate 0.1 and two full-batch updates. Calculate baseline validation MSE and write a strict improvement criterion. Has the candidate succeeded yet? Keep actual observations separate from expected results, preserve failures, compare a baseline and explain the limits.</w:t>
       </w:r>
     </w:p>
     <w:p>
@@ -789,7 +638,7 @@
         <w:pStyle w:val="Heading3"/>
       </w:pPr>
       <w:r>
-        <w:t>My reasoning and evidence</w:t>
+        <w:t>My project change, supporting evidence and remaining limit</w:t>
       </w:r>
     </w:p>
     <w:p>
@@ -827,514 +676,20 @@
         <w:pStyle w:val="Heading1"/>
       </w:pPr>
       <w:r>
-        <w:t>06. W2 Calculate the reference score</w:t>
-      </w:r>
-    </w:p>
-    <w:p>
-      <w:r>
-        <w:t>Calculate the reference score. Apply the supplied Capstone hypothesis and baseline facts and keep your reasoning.</w:t>
-      </w:r>
-    </w:p>
-    <w:p>
-      <w:pPr>
-        <w:spacing w:line="336" w:lineRule="auto" w:after="180"/>
-      </w:pPr>
-      <w:r>
-        <w:rPr>
-          <w:b w:val="0"/>
-        </w:rPr>
-        <w:t xml:space="preserve">Compute </w:t>
-      </w:r>
-      <w:r>
-        <w:rPr>
-          <w:b/>
-        </w:rPr>
-        <w:t>baseline</w:t>
-      </w:r>
-      <w:r>
-        <w:rPr>
-          <w:b w:val="0"/>
-        </w:rPr>
-        <w:t xml:space="preserve"> </w:t>
-      </w:r>
-      <w:r>
-        <w:rPr>
-          <w:b/>
-        </w:rPr>
-        <w:t>prediction</w:t>
-      </w:r>
-      <w:r>
-        <w:rPr>
-          <w:b w:val="0"/>
-        </w:rPr>
-        <w:t>s, errors, squared errors and MSE on V1 and V2. State the denominator.</w:t>
-      </w:r>
-    </w:p>
-    <w:p>
-      <w:pPr>
-        <w:pStyle w:val="Heading3"/>
-      </w:pPr>
-      <w:r>
-        <w:t>My reasoning and evidence</w:t>
-      </w:r>
-    </w:p>
-    <w:p>
-      <w:r>
-        <w:t>________________________________________________________________</w:t>
-      </w:r>
-    </w:p>
-    <w:p>
-      <w:r>
-        <w:t>________________________________________________________________</w:t>
-      </w:r>
-    </w:p>
-    <w:p>
-      <w:r>
-        <w:t>________________________________________________________________</w:t>
-      </w:r>
-    </w:p>
-    <w:p>
-      <w:r>
-        <w:t>________________________________________________________________</w:t>
-      </w:r>
-    </w:p>
-    <w:p>
-      <w:r>
-        <w:t>________________________________________________________________</w:t>
-      </w:r>
-    </w:p>
-    <w:p>
-      <w:r>
-        <w:t>________________________________________________________________</w:t>
-      </w:r>
-    </w:p>
-    <w:p>
-      <w:pPr>
-        <w:pStyle w:val="Heading1"/>
-      </w:pPr>
-      <w:r>
-        <w:t>07. W3 Audit the plan</w:t>
-      </w:r>
-    </w:p>
-    <w:p>
-      <w:r>
-        <w:t>Audit the plan. Apply the supplied Capstone hypothesis and baseline facts and keep your reasoning.</w:t>
-      </w:r>
-    </w:p>
-    <w:p>
-      <w:pPr>
-        <w:spacing w:line="336" w:lineRule="auto" w:after="180"/>
-      </w:pPr>
-      <w:r>
-        <w:rPr>
-          <w:b w:val="0"/>
-        </w:rPr>
-        <w:t>A proposal says “try models until the test score looks good”. Identify the missing fixed choices and explain why that test is not independent.</w:t>
-      </w:r>
-    </w:p>
-    <w:p>
-      <w:pPr>
-        <w:pStyle w:val="Heading3"/>
-      </w:pPr>
-      <w:r>
-        <w:t>My reasoning and evidence</w:t>
-      </w:r>
-    </w:p>
-    <w:p>
-      <w:r>
-        <w:t>________________________________________________________________</w:t>
-      </w:r>
-    </w:p>
-    <w:p>
-      <w:r>
-        <w:t>________________________________________________________________</w:t>
-      </w:r>
-    </w:p>
-    <w:p>
-      <w:r>
-        <w:t>________________________________________________________________</w:t>
-      </w:r>
-    </w:p>
-    <w:p>
-      <w:r>
-        <w:t>________________________________________________________________</w:t>
-      </w:r>
-    </w:p>
-    <w:p>
-      <w:r>
-        <w:t>________________________________________________________________</w:t>
-      </w:r>
-    </w:p>
-    <w:p>
-      <w:r>
-        <w:t>________________________________________________________________</w:t>
-      </w:r>
-    </w:p>
-    <w:p>
-      <w:pPr>
-        <w:pStyle w:val="Heading1"/>
-      </w:pPr>
-      <w:r>
-        <w:t>08. W4 Plan a new case independently</w:t>
-      </w:r>
-    </w:p>
-    <w:p>
-      <w:r>
-        <w:t>Attempt before feedback. If this repeats the selected independent case, reuse that first attempt; otherwise keep a separate record. Plan a new case independently. Apply the supplied Capstone hypothesis and baseline facts and keep your reasoning.</w:t>
-      </w:r>
-    </w:p>
-    <w:p>
-      <w:pPr>
-        <w:spacing w:line="336" w:lineRule="auto" w:after="180"/>
-      </w:pPr>
-      <w:r>
-        <w:rPr>
-          <w:b w:val="0"/>
-        </w:rPr>
-        <w:t xml:space="preserve">A new task predicts max(0, a*x), with </w:t>
-      </w:r>
-      <w:r>
-        <w:rPr>
-          <w:b/>
-        </w:rPr>
-        <w:t>baseline</w:t>
-      </w:r>
-      <w:r>
-        <w:rPr>
-          <w:b w:val="0"/>
-        </w:rPr>
-        <w:t xml:space="preserve"> a = 1. </w:t>
-      </w:r>
-      <w:r>
-        <w:rPr>
-          <w:b/>
-        </w:rPr>
-        <w:t>Training</w:t>
-      </w:r>
-      <w:r>
-        <w:rPr>
-          <w:b w:val="0"/>
-        </w:rPr>
-        <w:t xml:space="preserve"> rows are (1,3) and (2,6); validation rows are (3,9) and (4,12); final rows are sealed.</w:t>
-      </w:r>
-    </w:p>
-    <w:p>
-      <w:pPr>
-        <w:spacing w:line="336" w:lineRule="auto" w:after="180"/>
-      </w:pPr>
-      <w:r>
-        <w:rPr>
-          <w:b w:val="0"/>
-        </w:rPr>
-        <w:t xml:space="preserve">Specify a candidate starting at 1 with learning rate 0.1 and two full-batch updates. Calculate </w:t>
-      </w:r>
-      <w:r>
-        <w:rPr>
-          <w:b/>
-        </w:rPr>
-        <w:t>baseline</w:t>
-      </w:r>
-      <w:r>
-        <w:rPr>
-          <w:b w:val="0"/>
-        </w:rPr>
-        <w:t xml:space="preserve"> validation MSE and write a strict improvement criterion. Has the candidate succeeded yet?</w:t>
-      </w:r>
-    </w:p>
-    <w:p>
-      <w:pPr>
-        <w:pStyle w:val="Heading3"/>
-      </w:pPr>
-      <w:r>
-        <w:t>My reasoning and evidence</w:t>
-      </w:r>
-    </w:p>
-    <w:p>
-      <w:r>
-        <w:t>________________________________________________________________</w:t>
-      </w:r>
-    </w:p>
-    <w:p>
-      <w:r>
-        <w:t>________________________________________________________________</w:t>
-      </w:r>
-    </w:p>
-    <w:p>
-      <w:r>
-        <w:t>________________________________________________________________</w:t>
-      </w:r>
-    </w:p>
-    <w:p>
-      <w:r>
-        <w:t>________________________________________________________________</w:t>
-      </w:r>
-    </w:p>
-    <w:p>
-      <w:r>
-        <w:t>________________________________________________________________</w:t>
-      </w:r>
-    </w:p>
-    <w:p>
-      <w:r>
-        <w:t>________________________________________________________________</w:t>
-      </w:r>
-    </w:p>
-    <w:p>
-      <w:r>
-        <w:t>________________________________________________________________</w:t>
-      </w:r>
-    </w:p>
-    <w:p>
-      <w:r>
-        <w:t>________________________________________________________________</w:t>
-      </w:r>
-    </w:p>
-    <w:p>
-      <w:pPr>
-        <w:pStyle w:val="Heading1"/>
-      </w:pPr>
-      <w:r>
-        <w:t>09. W5 Preserve the reserved evidence</w:t>
-      </w:r>
-    </w:p>
-    <w:p>
-      <w:r>
-        <w:t>Preserve the reserved evidence. Apply the supplied Capstone hypothesis and baseline facts and keep your reasoning.</w:t>
-      </w:r>
-    </w:p>
-    <w:p>
-      <w:pPr>
-        <w:spacing w:line="336" w:lineRule="auto" w:after="180"/>
-      </w:pPr>
-      <w:r>
-        <w:rPr>
-          <w:b w:val="0"/>
-        </w:rPr>
-        <w:t xml:space="preserve">A partner inspects final labels and changes the learning rate. Explain how to document this and obtain independent </w:t>
-      </w:r>
-      <w:r>
-        <w:rPr>
-          <w:b/>
-        </w:rPr>
-        <w:t>evidence</w:t>
-      </w:r>
-      <w:r>
-        <w:rPr>
-          <w:b w:val="0"/>
-        </w:rPr>
-        <w:t>.</w:t>
-      </w:r>
-    </w:p>
-    <w:p>
-      <w:pPr>
-        <w:pStyle w:val="Heading3"/>
-      </w:pPr>
-      <w:r>
-        <w:t>My reasoning and evidence</w:t>
-      </w:r>
-    </w:p>
-    <w:p>
-      <w:r>
-        <w:t>________________________________________________________________</w:t>
-      </w:r>
-    </w:p>
-    <w:p>
-      <w:r>
-        <w:t>________________________________________________________________</w:t>
-      </w:r>
-    </w:p>
-    <w:p>
-      <w:r>
-        <w:t>________________________________________________________________</w:t>
-      </w:r>
-    </w:p>
-    <w:p>
-      <w:r>
-        <w:t>________________________________________________________________</w:t>
-      </w:r>
-    </w:p>
-    <w:p>
-      <w:r>
-        <w:t>________________________________________________________________</w:t>
-      </w:r>
-    </w:p>
-    <w:p>
-      <w:r>
-        <w:t>________________________________________________________________</w:t>
-      </w:r>
-    </w:p>
-    <w:p>
-      <w:pPr>
-        <w:pStyle w:val="Heading1"/>
-      </w:pPr>
-      <w:r>
-        <w:t>10. Project checkpoint and reflection</w:t>
-      </w:r>
-    </w:p>
-    <w:p>
-      <w:r>
-        <w:t>Connect Capstone hypothesis and baseline to Image-pattern Network Investigation, identify a limit and choose the next useful test.</w:t>
-      </w:r>
-    </w:p>
-    <w:p>
-      <w:pPr>
-        <w:spacing w:line="336" w:lineRule="auto" w:after="180"/>
-      </w:pPr>
-      <w:r>
-        <w:rPr>
-          <w:b w:val="0"/>
-        </w:rPr>
-        <w:t xml:space="preserve">For Image-pattern Network Investigation, use this week’s independent task as a rehearsal for the final </w:t>
-      </w:r>
-      <w:r>
-        <w:rPr>
-          <w:b/>
-        </w:rPr>
-        <w:t>evidence</w:t>
-      </w:r>
-      <w:r>
-        <w:rPr>
-          <w:b w:val="0"/>
-        </w:rPr>
-        <w:t xml:space="preserve"> pack: A new task predicts max(0, a*x), with </w:t>
-      </w:r>
-      <w:r>
-        <w:rPr>
-          <w:b/>
-        </w:rPr>
-        <w:t>baseline</w:t>
-      </w:r>
-      <w:r>
-        <w:rPr>
-          <w:b w:val="0"/>
-        </w:rPr>
-        <w:t xml:space="preserve"> a = 1.</w:t>
-      </w:r>
-    </w:p>
-    <w:p>
-      <w:pPr>
-        <w:spacing w:line="336" w:lineRule="auto" w:after="180"/>
-      </w:pPr>
-      <w:r>
-        <w:rPr>
-          <w:b/>
-        </w:rPr>
-        <w:t>Training</w:t>
-      </w:r>
-      <w:r>
-        <w:rPr>
-          <w:b w:val="0"/>
-        </w:rPr>
-        <w:t xml:space="preserve"> rows are (1,3) and (2,6); validation rows are (3,9) and (4,12); final rows are sealed. Specify a candidate starting at 1 with learning rate 0.1 and two full-batch updates.</w:t>
-      </w:r>
-    </w:p>
-    <w:p>
-      <w:pPr>
-        <w:spacing w:line="336" w:lineRule="auto" w:after="180"/>
-      </w:pPr>
-      <w:r>
-        <w:rPr>
-          <w:b w:val="0"/>
-        </w:rPr>
-        <w:t xml:space="preserve">Calculate </w:t>
-      </w:r>
-      <w:r>
-        <w:rPr>
-          <w:b/>
-        </w:rPr>
-        <w:t>baseline</w:t>
-      </w:r>
-      <w:r>
-        <w:rPr>
-          <w:b w:val="0"/>
-        </w:rPr>
-        <w:t xml:space="preserve"> validation MSE and write a strict improvement criterion. Has the candidate succeeded yet?</w:t>
-      </w:r>
-    </w:p>
-    <w:p>
-      <w:pPr>
-        <w:spacing w:line="336" w:lineRule="auto" w:after="180"/>
-      </w:pPr>
-      <w:r>
-        <w:rPr>
-          <w:b w:val="0"/>
-        </w:rPr>
-        <w:t xml:space="preserve">Keep actual </w:t>
-      </w:r>
-      <w:r>
-        <w:rPr>
-          <w:b/>
-        </w:rPr>
-        <w:t>observation</w:t>
-      </w:r>
-      <w:r>
-        <w:rPr>
-          <w:b w:val="0"/>
-        </w:rPr>
-        <w:t xml:space="preserve">s separate from expected results, preserve failures, compare a </w:t>
-      </w:r>
-      <w:r>
-        <w:rPr>
-          <w:b/>
-        </w:rPr>
-        <w:t>baseline</w:t>
-      </w:r>
-      <w:r>
-        <w:rPr>
-          <w:b w:val="0"/>
-        </w:rPr>
-        <w:t xml:space="preserve"> and explain the limits.</w:t>
-      </w:r>
-    </w:p>
-    <w:p>
-      <w:pPr>
-        <w:pStyle w:val="Heading3"/>
-      </w:pPr>
-      <w:r>
-        <w:t>My project change, supporting evidence and remaining limit</w:t>
-      </w:r>
-    </w:p>
-    <w:p>
-      <w:r>
-        <w:t>________________________________________________________________</w:t>
-      </w:r>
-    </w:p>
-    <w:p>
-      <w:r>
-        <w:t>________________________________________________________________</w:t>
-      </w:r>
-    </w:p>
-    <w:p>
-      <w:r>
-        <w:t>________________________________________________________________</w:t>
-      </w:r>
-    </w:p>
-    <w:p>
-      <w:r>
-        <w:t>________________________________________________________________</w:t>
-      </w:r>
-    </w:p>
-    <w:p>
-      <w:r>
-        <w:t>________________________________________________________________</w:t>
-      </w:r>
-    </w:p>
-    <w:p>
-      <w:r>
-        <w:t>________________________________________________________________</w:t>
-      </w:r>
-    </w:p>
-    <w:p>
-      <w:pPr>
-        <w:pStyle w:val="Heading1"/>
-      </w:pPr>
-      <w:r>
-        <w:t>11. Feedback, return check and learning record</w:t>
-      </w:r>
-    </w:p>
-    <w:p>
-      <w:r>
-        <w:t>Record the first repaired step and a different case to revisit after a delay.</w:t>
+        <w:t>11. Feedback · Repair and return</w:t>
+      </w:r>
+    </w:p>
+    <w:p>
+      <w:r>
+        <w:t>Keep this task’s inputs,rule and response together.</w:t>
+      </w:r>
+    </w:p>
+    <w:p>
+      <w:pPr>
+        <w:pStyle w:val="Heading2"/>
+      </w:pPr>
+      <w:r>
+        <w:t>Complete task and evidence</w:t>
       </w:r>
     </w:p>
     <w:tbl>
@@ -1475,12 +830,9 @@
     </w:tbl>
     <w:p>
       <w:pPr>
-        <w:spacing w:line="336" w:lineRule="auto" w:after="180"/>
-      </w:pPr>
-      <w:r>
-        <w:rPr>
-          <w:b w:val="0"/>
-        </w:rPr>
+        <w:pStyle w:val="ListBullet"/>
+      </w:pPr>
+      <w:r>
         <w:t>Revisit this idea with your teacher after a delay. Familiarity is different from explaining and using it on a changed case.</w:t>
       </w:r>
     </w:p>
@@ -1489,45 +841,321 @@
         <w:pStyle w:val="Heading1"/>
       </w:pPr>
       <w:r>
-        <w:t>12. Pictorial case practice: Capstone hypothesis and baseline</w:t>
-      </w:r>
-    </w:p>
-    <w:p>
-      <w:r>
-        <w:t>A testable image-pattern hypothesis. A team proposes that including the centre-pixel feature improves a small fixed network’s classification of toy image patterns. Explain the labelled step before checking the changed condition.</w:t>
-      </w:r>
-    </w:p>
-    <w:p>
-      <w:pPr>
-        <w:spacing w:line="336" w:lineRule="auto" w:after="180"/>
-      </w:pPr>
-      <w:r>
-        <w:rPr>
-          <w:b w:val="0"/>
-        </w:rPr>
-        <w:t xml:space="preserve">A testable image-pattern </w:t>
-      </w:r>
-      <w:r>
-        <w:rPr>
-          <w:b/>
-        </w:rPr>
-        <w:t>hypothesis</w:t>
-      </w:r>
-      <w:r>
-        <w:rPr>
-          <w:b w:val="0"/>
-        </w:rPr>
-        <w:t>. A team proposes that including the centre-pixel feature improves a small fixed network’s classification of toy image patterns.</w:t>
-      </w:r>
-    </w:p>
-    <w:p>
-      <w:pPr>
-        <w:spacing w:line="336" w:lineRule="auto" w:after="180"/>
-      </w:pPr>
-      <w:r>
-        <w:rPr>
-          <w:b w:val="0"/>
-        </w:rPr>
+        <w:t>Reference bank and extra practice</w:t>
+      </w:r>
+    </w:p>
+    <w:p>
+      <w:pPr>
+        <w:pStyle w:val="Heading1"/>
+      </w:pPr>
+      <w:r>
+        <w:t>02. Reference · Supported W2 record</w:t>
+      </w:r>
+    </w:p>
+    <w:p>
+      <w:r>
+        <w:t>Keep this task’s inputs,rule and response together.</w:t>
+      </w:r>
+    </w:p>
+    <w:p>
+      <w:pPr>
+        <w:pStyle w:val="Heading2"/>
+      </w:pPr>
+      <w:r>
+        <w:t>Complete task and evidence</w:t>
+      </w:r>
+    </w:p>
+    <w:p>
+      <w:pPr>
+        <w:pStyle w:val="ListBullet"/>
+      </w:pPr>
+      <w:r>
+        <w:t>Use W2: Calculate the reference score for Capstone hypothesis and baseline. Record the answer once; the lesson and workbook refer to the same attempt.</w:t>
+      </w:r>
+    </w:p>
+    <w:tbl>
+      <w:tblPr>
+        <w:tblStyle w:val="LightShading-Accent1"/>
+        <w:tblW w:type="auto" w:w="0"/>
+        <w:tblLook w:firstColumn="1" w:firstRow="1" w:lastColumn="0" w:lastRow="0" w:noHBand="0" w:noVBand="1" w:val="04A0"/>
+      </w:tblPr>
+      <w:tblGrid>
+        <w:gridCol w:w="2556"/>
+        <w:gridCol w:w="2556"/>
+        <w:gridCol w:w="2556"/>
+        <w:gridCol w:w="2556"/>
+      </w:tblGrid>
+      <w:tr>
+        <w:trPr>
+          <w:tblHeader/>
+        </w:trPr>
+        <w:tc>
+          <w:tcPr>
+            <w:tcW w:type="dxa" w:w="2556"/>
+          </w:tcPr>
+          <w:p>
+            <w:r>
+              <w:t>Given inputs</w:t>
+            </w:r>
+          </w:p>
+        </w:tc>
+        <w:tc>
+          <w:tcPr>
+            <w:tcW w:type="dxa" w:w="2556"/>
+          </w:tcPr>
+          <w:p>
+            <w:r>
+              <w:t>Procedure I chose</w:t>
+            </w:r>
+          </w:p>
+        </w:tc>
+        <w:tc>
+          <w:tcPr>
+            <w:tcW w:type="dxa" w:w="2556"/>
+          </w:tcPr>
+          <w:p>
+            <w:r>
+              <w:t>Middle steps</w:t>
+            </w:r>
+          </w:p>
+        </w:tc>
+        <w:tc>
+          <w:tcPr>
+            <w:tcW w:type="dxa" w:w="2556"/>
+          </w:tcPr>
+          <w:p>
+            <w:r>
+              <w:t>Result and check</w:t>
+            </w:r>
+          </w:p>
+        </w:tc>
+      </w:tr>
+      <w:tr>
+        <w:tc>
+          <w:tcPr>
+            <w:tcW w:type="dxa" w:w="2556"/>
+          </w:tcPr>
+          <w:p>
+            <w:r/>
+          </w:p>
+        </w:tc>
+        <w:tc>
+          <w:tcPr>
+            <w:tcW w:type="dxa" w:w="2556"/>
+          </w:tcPr>
+          <w:p>
+            <w:r/>
+          </w:p>
+        </w:tc>
+        <w:tc>
+          <w:tcPr>
+            <w:tcW w:type="dxa" w:w="2556"/>
+          </w:tcPr>
+          <w:p>
+            <w:r/>
+          </w:p>
+        </w:tc>
+        <w:tc>
+          <w:tcPr>
+            <w:tcW w:type="dxa" w:w="2556"/>
+          </w:tcPr>
+          <w:p>
+            <w:r/>
+          </w:p>
+        </w:tc>
+      </w:tr>
+    </w:tbl>
+    <w:p>
+      <w:pPr>
+        <w:pStyle w:val="Heading3"/>
+      </w:pPr>
+      <w:r>
+        <w:t>The step I completed without help, and the hint I needed</w:t>
+      </w:r>
+    </w:p>
+    <w:p>
+      <w:r>
+        <w:t>________________________________________________________________</w:t>
+      </w:r>
+    </w:p>
+    <w:p>
+      <w:r>
+        <w:t>________________________________________________________________</w:t>
+      </w:r>
+    </w:p>
+    <w:p>
+      <w:r>
+        <w:t>________________________________________________________________</w:t>
+      </w:r>
+    </w:p>
+    <w:p>
+      <w:pPr>
+        <w:pStyle w:val="Heading1"/>
+      </w:pPr>
+      <w:r>
+        <w:t>03. Extra practice · Individual reasoning check</w:t>
+      </w:r>
+    </w:p>
+    <w:p>
+      <w:r>
+        <w:t>Keep this task’s inputs,rule and response together.</w:t>
+      </w:r>
+    </w:p>
+    <w:p>
+      <w:pPr>
+        <w:pStyle w:val="Heading2"/>
+      </w:pPr>
+      <w:r>
+        <w:t>Complete task and evidence</w:t>
+      </w:r>
+    </w:p>
+    <w:p>
+      <w:pPr>
+        <w:pStyle w:val="ListBullet"/>
+      </w:pPr>
+      <w:r>
+        <w:t>Use the worked case for Capstone hypothesis and baseline. Proposed explanation: “A hypothesis is a result”. Decide whether this explanation is supported. Point to the step or supplied fact that decides; explain your repair if needed.</w:t>
+      </w:r>
+    </w:p>
+    <w:p>
+      <w:pPr>
+        <w:pStyle w:val="Heading3"/>
+      </w:pPr>
+      <w:r>
+        <w:t>My explanation before partner discussion</w:t>
+      </w:r>
+    </w:p>
+    <w:p>
+      <w:r>
+        <w:t>________________________________________________________________</w:t>
+      </w:r>
+    </w:p>
+    <w:p>
+      <w:r>
+        <w:t>________________________________________________________________</w:t>
+      </w:r>
+    </w:p>
+    <w:p>
+      <w:r>
+        <w:t>________________________________________________________________</w:t>
+      </w:r>
+    </w:p>
+    <w:p>
+      <w:r>
+        <w:t>________________________________________________________________</w:t>
+      </w:r>
+    </w:p>
+    <w:p>
+      <w:pPr>
+        <w:pStyle w:val="Heading1"/>
+      </w:pPr>
+      <w:r>
+        <w:t>08. Reference · Earlier W4 response copy</w:t>
+      </w:r>
+    </w:p>
+    <w:p>
+      <w:r>
+        <w:t>Keep this task’s inputs,rule and response together.</w:t>
+      </w:r>
+    </w:p>
+    <w:p>
+      <w:pPr>
+        <w:pStyle w:val="Heading2"/>
+      </w:pPr>
+      <w:r>
+        <w:t>Complete task and evidence</w:t>
+      </w:r>
+    </w:p>
+    <w:p>
+      <w:pPr>
+        <w:pStyle w:val="ListBullet"/>
+      </w:pPr>
+      <w:r>
+        <w:t>A new task predicts max(0, a*x), with baseline a = 1. Training rows are (1,3) and (2,6); validation rows are (3,9) and (4,12); final rows are sealed. Specify a candidate starting at 1 with learning rate 0.1 and two full-batch updates. Calculate baseline validation MSE and write a strict improvement criterion. Has the candidate succeeded yet?</w:t>
+      </w:r>
+    </w:p>
+    <w:p>
+      <w:pPr>
+        <w:pStyle w:val="Heading3"/>
+      </w:pPr>
+      <w:r>
+        <w:t>My reasoning and evidence</w:t>
+      </w:r>
+    </w:p>
+    <w:p>
+      <w:r>
+        <w:t>________________________________________________________________</w:t>
+      </w:r>
+    </w:p>
+    <w:p>
+      <w:r>
+        <w:t>________________________________________________________________</w:t>
+      </w:r>
+    </w:p>
+    <w:p>
+      <w:r>
+        <w:t>________________________________________________________________</w:t>
+      </w:r>
+    </w:p>
+    <w:p>
+      <w:r>
+        <w:t>________________________________________________________________</w:t>
+      </w:r>
+    </w:p>
+    <w:p>
+      <w:r>
+        <w:t>________________________________________________________________</w:t>
+      </w:r>
+    </w:p>
+    <w:p>
+      <w:r>
+        <w:t>________________________________________________________________</w:t>
+      </w:r>
+    </w:p>
+    <w:p>
+      <w:r>
+        <w:t>________________________________________________________________</w:t>
+      </w:r>
+    </w:p>
+    <w:p>
+      <w:r>
+        <w:t>________________________________________________________________</w:t>
+      </w:r>
+    </w:p>
+    <w:p>
+      <w:pPr>
+        <w:pStyle w:val="Heading1"/>
+      </w:pPr>
+      <w:r>
+        <w:t>12. Extra practice · Pictured case</w:t>
+      </w:r>
+    </w:p>
+    <w:p>
+      <w:r>
+        <w:t>Keep this task’s inputs,rule and response together.</w:t>
+      </w:r>
+    </w:p>
+    <w:p>
+      <w:pPr>
+        <w:pStyle w:val="Heading2"/>
+      </w:pPr>
+      <w:r>
+        <w:t>Complete task and evidence</w:t>
+      </w:r>
+    </w:p>
+    <w:p>
+      <w:pPr>
+        <w:pStyle w:val="ListBullet"/>
+      </w:pPr>
+      <w:r>
+        <w:t>A testable image-pattern hypothesis. A team proposes that including the centre-pixel feature improves a small fixed network’s classification of toy image patterns.</w:t>
+      </w:r>
+    </w:p>
+    <w:p>
+      <w:pPr>
+        <w:pStyle w:val="ListBullet"/>
+      </w:pPr>
+      <w:r>
         <w:t>Two frozen versions are planned: A uses corner features only; B also uses the centre feature. Eight reserved toy patterns have labels defined before scoring.</w:t>
       </w:r>
     </w:p>
@@ -1569,38 +1197,10 @@
     </w:p>
     <w:p>
       <w:pPr>
-        <w:spacing w:line="336" w:lineRule="auto" w:after="180"/>
-        <w:shd w:fill="F5F1FB"/>
-      </w:pPr>
-      <w:r>
-        <w:rPr>
-          <w:b w:val="0"/>
-        </w:rPr>
-        <w:t xml:space="preserve">Name the intended change, the </w:t>
-      </w:r>
-      <w:r>
-        <w:rPr>
-          <w:b/>
-        </w:rPr>
-        <w:t>baseline</w:t>
-      </w:r>
-      <w:r>
-        <w:rPr>
-          <w:b w:val="0"/>
-        </w:rPr>
-        <w:t xml:space="preserve"> and the measured outcome. Why must both versions avoid </w:t>
-      </w:r>
-      <w:r>
-        <w:rPr>
-          <w:b/>
-        </w:rPr>
-        <w:t>training</w:t>
-      </w:r>
-      <w:r>
-        <w:rPr>
-          <w:b w:val="0"/>
-        </w:rPr>
-        <w:t xml:space="preserve"> on the eight reserved labels?</w:t>
+        <w:pStyle w:val="ListBullet"/>
+      </w:pPr>
+      <w:r>
+        <w:t>Name the intended change, the baseline and the measured outcome. Why must both versions avoid training on the eight reserved labels?</w:t>
       </w:r>
     </w:p>
     <w:p>
@@ -1643,56 +1243,18 @@
     </w:p>
     <w:p>
       <w:pPr>
-        <w:pStyle w:val="Heading3"/>
-      </w:pPr>
-      <w:r>
-        <w:t>Record the help used</w:t>
-      </w:r>
-    </w:p>
-    <w:p>
-      <w:pPr>
-        <w:spacing w:line="336" w:lineRule="auto" w:after="180"/>
-        <w:shd w:fill="F1F6F8"/>
-      </w:pPr>
-      <w:r>
-        <w:rPr>
-          <w:b w:val="0"/>
-        </w:rPr>
-        <w:t xml:space="preserve">Support used: alone / hint / worked example. This record is practice </w:t>
-      </w:r>
-      <w:r>
-        <w:rPr>
-          <w:b/>
-        </w:rPr>
-        <w:t>evidence</w:t>
-      </w:r>
-      <w:r>
-        <w:rPr>
-          <w:b w:val="0"/>
-        </w:rPr>
-        <w:t>.</w:t>
-      </w:r>
-    </w:p>
-    <w:p>
-      <w:pPr>
-        <w:spacing w:line="336" w:lineRule="auto" w:after="180"/>
-      </w:pPr>
-      <w:r>
-        <w:rPr>
-          <w:b w:val="0"/>
-        </w:rPr>
-        <w:t>Project connection: For the Image-pattern Network Investigation, save the labelled trace and the changed-case explanation beside the experiment record.</w:t>
-      </w:r>
-    </w:p>
-    <w:p>
-      <w:pPr>
-        <w:spacing w:line="336" w:lineRule="auto" w:after="180"/>
-      </w:pPr>
-      <w:r>
-        <w:rPr>
-          <w:b w:val="0"/>
-        </w:rPr>
-        <w:t>State exactly what this example supports before linking it to the wider capstone claim.</w:t>
+        <w:pStyle w:val="ListBullet"/>
+      </w:pPr>
+      <w:r>
+        <w:t>Support used: alone / hint / worked example. This record is practice evidence.</w:t>
+      </w:r>
+    </w:p>
+    <w:p>
+      <w:pPr>
+        <w:pStyle w:val="ListBullet"/>
+      </w:pPr>
+      <w:r>
+        <w:t>Project connection: For the Image-pattern Network Investigation, save the labelled trace and the changed-case explanation beside the experiment record. State exactly what this example supports before linking it to the wider capstone claim.</w:t>
       </w:r>
     </w:p>
     <w:p>
@@ -1700,56 +1262,43 @@
         <w:pStyle w:val="Heading1"/>
       </w:pPr>
       <w:r>
-        <w:t>13. Project portfolio milestone</w:t>
-      </w:r>
-    </w:p>
-    <w:p>
-      <w:r>
-        <w:t>Keep this week’s input, deciding step, result and limit together in the Image-pattern Network Investigation record.</w:t>
-      </w:r>
-    </w:p>
-    <w:p>
-      <w:pPr>
-        <w:spacing w:line="336" w:lineRule="auto" w:after="180"/>
-      </w:pPr>
-      <w:r>
-        <w:rPr>
-          <w:b w:val="0"/>
-        </w:rPr>
+        <w:t>13. Reference · Project milestone</w:t>
+      </w:r>
+    </w:p>
+    <w:p>
+      <w:r>
+        <w:t>Keep this task’s inputs,rule and response together.</w:t>
+      </w:r>
+    </w:p>
+    <w:p>
+      <w:pPr>
+        <w:pStyle w:val="Heading2"/>
+      </w:pPr>
+      <w:r>
+        <w:t>Complete task and evidence</w:t>
+      </w:r>
+    </w:p>
+    <w:p>
+      <w:pPr>
+        <w:pStyle w:val="ListBullet"/>
+      </w:pPr>
+      <w:r>
         <w:t>Project: Image-pattern Network Investigation</w:t>
       </w:r>
     </w:p>
     <w:p>
       <w:pPr>
-        <w:spacing w:line="336" w:lineRule="auto" w:after="180"/>
-      </w:pPr>
-      <w:r>
-        <w:rPr>
-          <w:b w:val="0"/>
-        </w:rPr>
-        <w:t xml:space="preserve">Current milestone: Present and defend. Demonstrate the system, explain one failure and justify the next improvement with </w:t>
-      </w:r>
-      <w:r>
-        <w:rPr>
-          <w:b/>
-        </w:rPr>
-        <w:t>evidence</w:t>
-      </w:r>
-      <w:r>
-        <w:rPr>
-          <w:b w:val="0"/>
-        </w:rPr>
-        <w:t>.</w:t>
-      </w:r>
-    </w:p>
-    <w:p>
-      <w:pPr>
-        <w:spacing w:line="336" w:lineRule="auto" w:after="180"/>
-      </w:pPr>
-      <w:r>
-        <w:rPr>
-          <w:b w:val="0"/>
-        </w:rPr>
+        <w:pStyle w:val="ListBullet"/>
+      </w:pPr>
+      <w:r>
+        <w:t>Current milestone: Present and defend. Demonstrate the system, explain one failure and justify the next improvement with evidence.</w:t>
+      </w:r>
+    </w:p>
+    <w:p>
+      <w:pPr>
+        <w:pStyle w:val="ListBullet"/>
+      </w:pPr>
+      <w:r>
         <w:t>For the Image-pattern Network Investigation, save the labelled trace and the changed-case explanation beside the experiment record. State exactly what this example supports before linking it to the wider capstone claim.</w:t>
       </w:r>
     </w:p>
@@ -1907,12 +1456,480 @@
         <w:pStyle w:val="Heading1"/>
       </w:pPr>
       <w:r>
-        <w:t>14. Supported practice and learning evidence</w:t>
-      </w:r>
-    </w:p>
-    <w:p>
-      <w:r>
-        <w:t>Try the supported questions before comparing with hints and feedback. Record what you repaired and the evidence you retained.</w:t>
+        <w:t>14. Extra practice · Predict,check and repair</w:t>
+      </w:r>
+    </w:p>
+    <w:p>
+      <w:r>
+        <w:t>Keep supported feedback separate from the independent case.</w:t>
+      </w:r>
+    </w:p>
+    <w:p>
+      <w:pPr>
+        <w:pStyle w:val="Heading2"/>
+      </w:pPr>
+      <w:r>
+        <w:t>First supported question and optional hint</w:t>
+      </w:r>
+    </w:p>
+    <w:p>
+      <w:pPr>
+        <w:pStyle w:val="ListBullet"/>
+      </w:pPr>
+      <w:r>
+        <w:t>A testable image-pattern hypothesis. A team proposes that including the centre-pixel feature improves a small fixed network’s classification of toy image patterns.</w:t>
+      </w:r>
+    </w:p>
+    <w:p>
+      <w:pPr>
+        <w:pStyle w:val="Heading3"/>
+      </w:pPr>
+      <w:r>
+        <w:t>Practice 1: explain the deciding evidence</w:t>
+      </w:r>
+    </w:p>
+    <w:p>
+      <w:pPr>
+        <w:pStyle w:val="ListBullet"/>
+      </w:pPr>
+      <w:r>
+        <w:t>Which labelled step matches this detail? Keep the eight patterns out of model selection and tuning.</w:t>
+      </w:r>
+    </w:p>
+    <w:p>
+      <w:pPr>
+        <w:pStyle w:val="ListBullet"/>
+      </w:pPr>
+      <w:r>
+        <w:t>1. Reserve evaluation</w:t>
+      </w:r>
+    </w:p>
+    <w:p>
+      <w:pPr>
+        <w:pStyle w:val="ListBullet"/>
+      </w:pPr>
+      <w:r>
+        <w:t>2. Declare the baseline</w:t>
+      </w:r>
+    </w:p>
+    <w:p>
+      <w:pPr>
+        <w:pStyle w:val="ListBullet"/>
+      </w:pPr>
+      <w:r>
+        <w:t>3. Write the prediction</w:t>
+      </w:r>
+    </w:p>
+    <w:p>
+      <w:pPr>
+        <w:pStyle w:val="Heading3"/>
+      </w:pPr>
+      <w:r>
+        <w:t>My selected conclusion, deciding fact and explanation</w:t>
+      </w:r>
+    </w:p>
+    <w:p>
+      <w:r>
+        <w:t>________________________________________________________________</w:t>
+      </w:r>
+    </w:p>
+    <w:p>
+      <w:r>
+        <w:t>________________________________________________________________</w:t>
+      </w:r>
+    </w:p>
+    <w:p>
+      <w:r>
+        <w:t>________________________________________________________________</w:t>
+      </w:r>
+    </w:p>
+    <w:p>
+      <w:r>
+        <w:t>________________________________________________________________</w:t>
+      </w:r>
+    </w:p>
+    <w:p>
+      <w:r>
+        <w:t>________________________________________________________________</w:t>
+      </w:r>
+    </w:p>
+    <w:p>
+      <w:pPr>
+        <w:pStyle w:val="ListBullet"/>
+      </w:pPr>
+      <w:r>
+        <w:t>Hint if needed: Read the steps in the pictorial case. Match the supplied detail to the stage that performs or records it.</w:t>
+      </w:r>
+    </w:p>
+    <w:p>
+      <w:pPr>
+        <w:pStyle w:val="Heading2"/>
+      </w:pPr>
+      <w:r>
+        <w:t>Check after the first attempt · reference / check after trying</w:t>
+      </w:r>
+    </w:p>
+    <w:p>
+      <w:pPr>
+        <w:spacing w:line="336" w:lineRule="auto" w:after="180"/>
+      </w:pPr>
+      <w:r>
+        <w:rPr>
+          <w:b w:val="0"/>
+        </w:rPr>
+        <w:t xml:space="preserve">After your attempt, compare with the supported explanation: Reserve evaluation Keep the eight patterns out of model selection and tuning. A capstone </w:t>
+      </w:r>
+      <w:r>
+        <w:rPr>
+          <w:b/>
+        </w:rPr>
+        <w:t>hypothesis</w:t>
+      </w:r>
+      <w:r>
+        <w:rPr>
+          <w:b w:val="0"/>
+        </w:rPr>
+        <w:t xml:space="preserve"> links a specific architectural change to a measured outcome.</w:t>
+      </w:r>
+    </w:p>
+    <w:p>
+      <w:pPr>
+        <w:spacing w:line="336" w:lineRule="auto" w:after="180"/>
+      </w:pPr>
+      <w:r>
+        <w:rPr>
+          <w:b w:val="0"/>
+        </w:rPr>
+        <w:t xml:space="preserve">A </w:t>
+      </w:r>
+      <w:r>
+        <w:rPr>
+          <w:b/>
+        </w:rPr>
+        <w:t>baseline</w:t>
+      </w:r>
+      <w:r>
+        <w:rPr>
+          <w:b w:val="0"/>
+        </w:rPr>
+        <w:t xml:space="preserve"> anchors the comparison; frozen labels and held-out patterns protect it from answer-key tuning.</w:t>
+      </w:r>
+    </w:p>
+    <w:p>
+      <w:pPr>
+        <w:pStyle w:val="Heading2"/>
+      </w:pPr>
+      <w:r>
+        <w:t>Changed-case question and optional hint</w:t>
+      </w:r>
+    </w:p>
+    <w:p>
+      <w:pPr>
+        <w:pStyle w:val="Heading3"/>
+      </w:pPr>
+      <w:r>
+        <w:t>Practice 2: explain the deciding evidence</w:t>
+      </w:r>
+    </w:p>
+    <w:p>
+      <w:pPr>
+        <w:pStyle w:val="ListBullet"/>
+      </w:pPr>
+      <w:r>
+        <w:t>Changed-case practice: Give only B the eight evaluation labels during training. Which conclusion is supported by the supplied facts?</w:t>
+      </w:r>
+    </w:p>
+    <w:p>
+      <w:pPr>
+        <w:pStyle w:val="ListBullet"/>
+      </w:pPr>
+      <w:r>
+        <w:t>1. We can decide the result without examining the changed input or the procedure.</w:t>
+      </w:r>
+    </w:p>
+    <w:p>
+      <w:pPr>
+        <w:pStyle w:val="ListBullet"/>
+      </w:pPr>
+      <w:r>
+        <w:t>2. This one example guarantees correct results for every future input.</w:t>
+      </w:r>
+    </w:p>
+    <w:p>
+      <w:pPr>
+        <w:pStyle w:val="ListBullet"/>
+      </w:pPr>
+      <w:r>
+        <w:t>3. The proposed comparison becomes contaminated rather than a valid held-out test.</w:t>
+      </w:r>
+    </w:p>
+    <w:p>
+      <w:pPr>
+        <w:pStyle w:val="Heading3"/>
+      </w:pPr>
+      <w:r>
+        <w:t>My selected conclusion, deciding fact and explanation</w:t>
+      </w:r>
+    </w:p>
+    <w:p>
+      <w:r>
+        <w:t>________________________________________________________________</w:t>
+      </w:r>
+    </w:p>
+    <w:p>
+      <w:r>
+        <w:t>________________________________________________________________</w:t>
+      </w:r>
+    </w:p>
+    <w:p>
+      <w:r>
+        <w:t>________________________________________________________________</w:t>
+      </w:r>
+    </w:p>
+    <w:p>
+      <w:r>
+        <w:t>________________________________________________________________</w:t>
+      </w:r>
+    </w:p>
+    <w:p>
+      <w:r>
+        <w:t>________________________________________________________________</w:t>
+      </w:r>
+    </w:p>
+    <w:p>
+      <w:pPr>
+        <w:pStyle w:val="ListBullet"/>
+      </w:pPr>
+      <w:r>
+        <w:t>Hint if needed: Use the changed condition and the deciding step in the pictorial trace. The answer must say what follows from those facts.</w:t>
+      </w:r>
+    </w:p>
+    <w:p>
+      <w:pPr>
+        <w:pStyle w:val="Heading2"/>
+      </w:pPr>
+      <w:r>
+        <w:t>Check after the changed attempt · reference / check after trying</w:t>
+      </w:r>
+    </w:p>
+    <w:p>
+      <w:pPr>
+        <w:spacing w:line="336" w:lineRule="auto" w:after="180"/>
+      </w:pPr>
+      <w:r>
+        <w:rPr>
+          <w:b w:val="0"/>
+        </w:rPr>
+        <w:t>After your attempt, compare with the supported explanation: The proposed comparison becomes contaminated rather than a valid held-out test. One version has gained privileged information from the reserved evaluation set.</w:t>
+      </w:r>
+    </w:p>
+    <w:p>
+      <w:pPr>
+        <w:pStyle w:val="Heading2"/>
+      </w:pPr>
+      <w:r>
+        <w:t>Repair and retain the record</w:t>
+      </w:r>
+    </w:p>
+    <w:p>
+      <w:pPr>
+        <w:spacing w:line="336" w:lineRule="auto" w:after="180"/>
+      </w:pPr>
+      <w:r>
+        <w:rPr>
+          <w:b w:val="0"/>
+        </w:rPr>
+        <w:t xml:space="preserve">Review Documenting a network experiment (ai-5/32). Goal: Record a network experiment with enough detail to replay its calculations. Short practice: What additional </w:t>
+      </w:r>
+      <w:r>
+        <w:rPr>
+          <w:b/>
+        </w:rPr>
+        <w:t>evidence</w:t>
+      </w:r>
+      <w:r>
+        <w:rPr>
+          <w:b w:val="0"/>
+        </w:rPr>
+        <w:t xml:space="preserve"> is needed for a final performance claim?</w:t>
+      </w:r>
+    </w:p>
+    <w:p>
+      <w:pPr>
+        <w:spacing w:line="336" w:lineRule="auto" w:after="180"/>
+      </w:pPr>
+      <w:r>
+        <w:rPr>
+          <w:b w:val="0"/>
+        </w:rPr>
+        <w:t xml:space="preserve">Point to the relevant step in the picture, then write the changed result and the rule or </w:t>
+      </w:r>
+      <w:r>
+        <w:rPr>
+          <w:b/>
+        </w:rPr>
+        <w:t>evidence</w:t>
+      </w:r>
+      <w:r>
+        <w:rPr>
+          <w:b w:val="0"/>
+        </w:rPr>
+        <w:t xml:space="preserve"> that supports it.. Return to this week and explain what you changed.</w:t>
+      </w:r>
+    </w:p>
+    <w:p>
+      <w:pPr>
+        <w:spacing w:line="336" w:lineRule="auto" w:after="180"/>
+      </w:pPr>
+      <w:r>
+        <w:rPr>
+          <w:b w:val="0"/>
+        </w:rPr>
+        <w:t xml:space="preserve">Review Dataset shift in neural models (ai-5/30). Goal: Explain how a changed </w:t>
+      </w:r>
+      <w:r>
+        <w:rPr>
+          <w:b/>
+        </w:rPr>
+        <w:t>input</w:t>
+      </w:r>
+      <w:r>
+        <w:rPr>
+          <w:b w:val="0"/>
+        </w:rPr>
+        <w:t xml:space="preserve"> mix can change overall accuracy. Short practice: Did the supplied model’s dim-light accuracy deteriorate?</w:t>
+      </w:r>
+    </w:p>
+    <w:p>
+      <w:pPr>
+        <w:spacing w:line="336" w:lineRule="auto" w:after="180"/>
+      </w:pPr>
+      <w:r>
+        <w:rPr>
+          <w:b w:val="0"/>
+        </w:rPr>
+        <w:t xml:space="preserve">Point to the relevant step in the picture, then write the changed result and the rule or </w:t>
+      </w:r>
+      <w:r>
+        <w:rPr>
+          <w:b/>
+        </w:rPr>
+        <w:t>evidence</w:t>
+      </w:r>
+      <w:r>
+        <w:rPr>
+          <w:b w:val="0"/>
+        </w:rPr>
+        <w:t xml:space="preserve"> that supports it.. Return to this week and explain what you changed.</w:t>
+      </w:r>
+    </w:p>
+    <w:p>
+      <w:pPr>
+        <w:spacing w:line="336" w:lineRule="auto" w:after="180"/>
+      </w:pPr>
+      <w:r>
+        <w:rPr>
+          <w:b w:val="0"/>
+        </w:rPr>
+        <w:t>Review Similarity and normalisation (ai-5/27). Goal: Calculate vector length and normalise a nonzero vector. Short practice: Why do the original two metrics select different winners?</w:t>
+      </w:r>
+    </w:p>
+    <w:p>
+      <w:pPr>
+        <w:spacing w:line="336" w:lineRule="auto" w:after="180"/>
+      </w:pPr>
+      <w:r>
+        <w:rPr>
+          <w:b w:val="0"/>
+        </w:rPr>
+        <w:t xml:space="preserve">Point to the relevant step in the picture, then write the changed result and the rule or </w:t>
+      </w:r>
+      <w:r>
+        <w:rPr>
+          <w:b/>
+        </w:rPr>
+        <w:t>evidence</w:t>
+      </w:r>
+      <w:r>
+        <w:rPr>
+          <w:b w:val="0"/>
+        </w:rPr>
+        <w:t xml:space="preserve"> that supports it.. Return to this week and explain what you changed.</w:t>
+      </w:r>
+    </w:p>
+    <w:p>
+      <w:pPr>
+        <w:spacing w:line="336" w:lineRule="auto" w:after="180"/>
+      </w:pPr>
+      <w:r>
+        <w:rPr>
+          <w:b w:val="0"/>
+        </w:rPr>
+        <w:t xml:space="preserve">Use Download completed work in the hosted lesson to export your answers, reflections, practice feedback and code-run </w:t>
+      </w:r>
+      <w:r>
+        <w:rPr>
+          <w:b/>
+        </w:rPr>
+        <w:t>evidence</w:t>
+      </w:r>
+      <w:r>
+        <w:rPr>
+          <w:b w:val="0"/>
+        </w:rPr>
+        <w:t>. Open the HTML copy to read or print it.</w:t>
+      </w:r>
+    </w:p>
+    <w:p>
+      <w:pPr>
+        <w:spacing w:line="336" w:lineRule="auto" w:after="180"/>
+      </w:pPr>
+      <w:r>
+        <w:rPr>
+          <w:b w:val="0"/>
+        </w:rPr>
+        <w:t>Drafts stay in this browser when storage is available; clear drafts on a shared device.</w:t>
+      </w:r>
+    </w:p>
+    <w:p>
+      <w:pPr>
+        <w:pStyle w:val="Heading3"/>
+      </w:pPr>
+      <w:r>
+        <w:t>What I repaired, the evidence I kept and the next test</w:t>
+      </w:r>
+    </w:p>
+    <w:p>
+      <w:r>
+        <w:t>________________________________________________________________</w:t>
+      </w:r>
+    </w:p>
+    <w:p>
+      <w:r>
+        <w:t>________________________________________________________________</w:t>
+      </w:r>
+    </w:p>
+    <w:p>
+      <w:r>
+        <w:t>________________________________________________________________</w:t>
+      </w:r>
+    </w:p>
+    <w:p>
+      <w:r>
+        <w:t>________________________________________________________________</w:t>
+      </w:r>
+    </w:p>
+    <w:p>
+      <w:r>
+        <w:t>________________________________________________________________</w:t>
+      </w:r>
+    </w:p>
+    <w:p>
+      <w:pPr>
+        <w:pStyle w:val="Heading2"/>
+      </w:pPr>
+      <w:r>
+        <w:t>Earlier wording, alternatives and picture transcripts · reference / check after trying</w:t>
       </w:r>
     </w:p>
     <w:p>
@@ -1928,92 +1945,10 @@
     </w:p>
     <w:p>
       <w:pPr>
-        <w:spacing w:line="336" w:lineRule="auto" w:after="180"/>
-      </w:pPr>
-      <w:r>
-        <w:rPr>
-          <w:b w:val="0"/>
-        </w:rPr>
-        <w:t xml:space="preserve">A testable image-pattern </w:t>
-      </w:r>
-      <w:r>
-        <w:rPr>
-          <w:b/>
-        </w:rPr>
-        <w:t>hypothesis</w:t>
-      </w:r>
-      <w:r>
-        <w:rPr>
-          <w:b w:val="0"/>
-        </w:rPr>
-        <w:t>. A team proposes that including the centre-pixel feature improves a small fixed network’s classification of toy image patterns.</w:t>
-      </w:r>
-    </w:p>
-    <w:p>
-      <w:pPr>
         <w:pStyle w:val="Heading3"/>
       </w:pPr>
       <w:r>
-        <w:t>Practice 1: explain the deciding evidence</w:t>
-      </w:r>
-    </w:p>
-    <w:p>
-      <w:pPr>
-        <w:spacing w:line="336" w:lineRule="auto" w:after="180"/>
-      </w:pPr>
-      <w:r>
-        <w:rPr>
-          <w:b w:val="0"/>
-        </w:rPr>
-        <w:t>Which labelled step matches this detail? Keep the eight patterns out of model selection and tuning.</w:t>
-      </w:r>
-    </w:p>
-    <w:p>
-      <w:pPr>
-        <w:spacing w:line="336" w:lineRule="auto" w:after="180"/>
-        <w:shd w:fill="F4F9FC"/>
-      </w:pPr>
-      <w:r>
-        <w:rPr>
-          <w:b w:val="0"/>
-        </w:rPr>
-        <w:t>1. Reserve evaluation</w:t>
-      </w:r>
-    </w:p>
-    <w:p>
-      <w:pPr>
-        <w:spacing w:line="336" w:lineRule="auto" w:after="180"/>
-        <w:shd w:fill="F4F9FC"/>
-      </w:pPr>
-      <w:r>
-        <w:rPr>
-          <w:b w:val="0"/>
-        </w:rPr>
-        <w:t xml:space="preserve">2. Declare the </w:t>
-      </w:r>
-      <w:r>
-        <w:rPr>
-          <w:b/>
-        </w:rPr>
-        <w:t>baseline</w:t>
-      </w:r>
-    </w:p>
-    <w:p>
-      <w:pPr>
-        <w:spacing w:line="336" w:lineRule="auto" w:after="180"/>
-        <w:shd w:fill="F4F9FC"/>
-      </w:pPr>
-      <w:r>
-        <w:rPr>
-          <w:b w:val="0"/>
-        </w:rPr>
-        <w:t xml:space="preserve">3. Write the </w:t>
-      </w:r>
-      <w:r>
-        <w:rPr>
-          <w:b/>
-        </w:rPr>
-        <w:t>prediction</w:t>
+        <w:t>Repair a missing building block</w:t>
       </w:r>
     </w:p>
     <w:p>
@@ -2021,508 +1956,25 @@
         <w:pStyle w:val="Heading3"/>
       </w:pPr>
       <w:r>
-        <w:t>My selected conclusion, deciding fact and explanation</w:t>
-      </w:r>
-    </w:p>
-    <w:p>
-      <w:r>
-        <w:t>________________________________________________________________</w:t>
-      </w:r>
-    </w:p>
-    <w:p>
-      <w:r>
-        <w:t>________________________________________________________________</w:t>
-      </w:r>
-    </w:p>
-    <w:p>
-      <w:r>
-        <w:t>________________________________________________________________</w:t>
-      </w:r>
-    </w:p>
-    <w:p>
-      <w:r>
-        <w:t>________________________________________________________________</w:t>
-      </w:r>
-    </w:p>
-    <w:p>
-      <w:r>
-        <w:t>________________________________________________________________</w:t>
-      </w:r>
-    </w:p>
-    <w:p>
-      <w:pPr>
-        <w:pStyle w:val="Heading3"/>
-      </w:pPr>
-      <w:r>
-        <w:t>Hint · try first</w:t>
-      </w:r>
-    </w:p>
-    <w:p>
-      <w:pPr>
-        <w:spacing w:line="336" w:lineRule="auto" w:after="180"/>
-        <w:shd w:fill="F1F6F8"/>
-      </w:pPr>
-      <w:r>
-        <w:rPr>
-          <w:b w:val="0"/>
-        </w:rPr>
-        <w:t>Hint if needed: Read the steps in the pictorial case. Match the supplied detail to the stage that performs or records it.</w:t>
-      </w:r>
-    </w:p>
-    <w:p>
-      <w:pPr>
-        <w:pStyle w:val="Heading3"/>
-      </w:pPr>
-      <w:r>
-        <w:t>Feedback · compare after trying</w:t>
-      </w:r>
-    </w:p>
-    <w:p>
-      <w:pPr>
-        <w:spacing w:line="336" w:lineRule="auto" w:after="180"/>
-        <w:shd w:fill="F1F6FC"/>
-      </w:pPr>
-      <w:r>
-        <w:rPr>
-          <w:b w:val="0"/>
-        </w:rPr>
-        <w:t xml:space="preserve">After your attempt, compare with the supported explanation: Reserve evaluation Keep the eight patterns out of model selection and tuning. A capstone </w:t>
-      </w:r>
-      <w:r>
-        <w:rPr>
-          <w:b/>
-        </w:rPr>
-        <w:t>hypothesis</w:t>
-      </w:r>
-      <w:r>
-        <w:rPr>
-          <w:b w:val="0"/>
-        </w:rPr>
-        <w:t xml:space="preserve"> links a specific architectural change to a measured outcome.</w:t>
-      </w:r>
-    </w:p>
-    <w:p>
-      <w:pPr>
-        <w:spacing w:line="336" w:lineRule="auto" w:after="180"/>
-        <w:shd w:fill="F1F6FC"/>
-      </w:pPr>
-      <w:r>
-        <w:rPr>
-          <w:b w:val="0"/>
-        </w:rPr>
-        <w:t xml:space="preserve">A </w:t>
-      </w:r>
-      <w:r>
-        <w:rPr>
-          <w:b/>
-        </w:rPr>
-        <w:t>baseline</w:t>
-      </w:r>
-      <w:r>
-        <w:rPr>
-          <w:b w:val="0"/>
-        </w:rPr>
-        <w:t xml:space="preserve"> anchors the comparison; frozen labels and held-out patterns protect it from answer-key tuning.</w:t>
-      </w:r>
-    </w:p>
-    <w:p>
-      <w:pPr>
-        <w:pStyle w:val="Heading3"/>
-      </w:pPr>
-      <w:r>
-        <w:t>Practice 2: explain the deciding evidence</w:t>
-      </w:r>
-    </w:p>
-    <w:p>
-      <w:pPr>
-        <w:pStyle w:val="Heading3"/>
-      </w:pPr>
-      <w:r>
-        <w:t>Changed case · predict first</w:t>
-      </w:r>
-    </w:p>
-    <w:p>
-      <w:pPr>
-        <w:spacing w:line="336" w:lineRule="auto" w:after="180"/>
-        <w:shd w:fill="F5F1FB"/>
-      </w:pPr>
-      <w:r>
-        <w:rPr>
-          <w:b w:val="0"/>
-        </w:rPr>
-        <w:t xml:space="preserve">Changed-case practice: Give only B the eight evaluation labels during </w:t>
-      </w:r>
-      <w:r>
-        <w:rPr>
-          <w:b/>
-        </w:rPr>
-        <w:t>training</w:t>
-      </w:r>
-      <w:r>
-        <w:rPr>
-          <w:b w:val="0"/>
-        </w:rPr>
-        <w:t>. Which conclusion is supported by the supplied facts?</w:t>
-      </w:r>
-    </w:p>
-    <w:p>
-      <w:pPr>
-        <w:spacing w:line="336" w:lineRule="auto" w:after="180"/>
-        <w:shd w:fill="F4F9FC"/>
-      </w:pPr>
-      <w:r>
-        <w:rPr>
-          <w:b w:val="0"/>
-        </w:rPr>
-        <w:t xml:space="preserve">1. We can decide the result without examining the changed </w:t>
-      </w:r>
-      <w:r>
-        <w:rPr>
-          <w:b/>
-        </w:rPr>
-        <w:t>input</w:t>
-      </w:r>
-      <w:r>
-        <w:rPr>
-          <w:b w:val="0"/>
-        </w:rPr>
-        <w:t xml:space="preserve"> or the procedure.</w:t>
-      </w:r>
-    </w:p>
-    <w:p>
-      <w:pPr>
-        <w:spacing w:line="336" w:lineRule="auto" w:after="180"/>
-        <w:shd w:fill="F4F9FC"/>
-      </w:pPr>
-      <w:r>
-        <w:rPr>
-          <w:b w:val="0"/>
-        </w:rPr>
-        <w:t xml:space="preserve">2. This one example guarantees correct results for every future </w:t>
-      </w:r>
-      <w:r>
-        <w:rPr>
-          <w:b/>
-        </w:rPr>
-        <w:t>input</w:t>
-      </w:r>
-      <w:r>
-        <w:rPr>
-          <w:b w:val="0"/>
-        </w:rPr>
-        <w:t>.</w:t>
-      </w:r>
-    </w:p>
-    <w:p>
-      <w:pPr>
-        <w:spacing w:line="336" w:lineRule="auto" w:after="180"/>
-        <w:shd w:fill="F4F9FC"/>
-      </w:pPr>
-      <w:r>
-        <w:rPr>
-          <w:b w:val="0"/>
-        </w:rPr>
-        <w:t>3. The proposed comparison becomes contaminated rather than a valid held-out test.</w:t>
-      </w:r>
-    </w:p>
-    <w:p>
-      <w:pPr>
-        <w:pStyle w:val="Heading3"/>
-      </w:pPr>
-      <w:r>
-        <w:t>My selected conclusion, deciding fact and explanation</w:t>
-      </w:r>
-    </w:p>
-    <w:p>
-      <w:r>
-        <w:t>________________________________________________________________</w:t>
-      </w:r>
-    </w:p>
-    <w:p>
-      <w:r>
-        <w:t>________________________________________________________________</w:t>
-      </w:r>
-    </w:p>
-    <w:p>
-      <w:r>
-        <w:t>________________________________________________________________</w:t>
-      </w:r>
-    </w:p>
-    <w:p>
-      <w:r>
-        <w:t>________________________________________________________________</w:t>
-      </w:r>
-    </w:p>
-    <w:p>
-      <w:r>
-        <w:t>________________________________________________________________</w:t>
-      </w:r>
-    </w:p>
-    <w:p>
-      <w:pPr>
-        <w:pStyle w:val="Heading3"/>
-      </w:pPr>
-      <w:r>
-        <w:t>Hint · try first</w:t>
-      </w:r>
-    </w:p>
-    <w:p>
-      <w:pPr>
-        <w:spacing w:line="336" w:lineRule="auto" w:after="180"/>
-        <w:shd w:fill="F1F6F8"/>
-      </w:pPr>
-      <w:r>
-        <w:rPr>
-          <w:b w:val="0"/>
-        </w:rPr>
-        <w:t>Hint if needed: Use the changed condition and the deciding step in the pictorial trace. The answer must say what follows from those facts.</w:t>
-      </w:r>
-    </w:p>
-    <w:p>
-      <w:pPr>
-        <w:pStyle w:val="Heading3"/>
-      </w:pPr>
-      <w:r>
-        <w:t>Feedback · compare after trying</w:t>
-      </w:r>
-    </w:p>
-    <w:p>
-      <w:pPr>
-        <w:spacing w:line="336" w:lineRule="auto" w:after="180"/>
-        <w:shd w:fill="F1F6FC"/>
-      </w:pPr>
-      <w:r>
-        <w:rPr>
-          <w:b w:val="0"/>
-        </w:rPr>
-        <w:t>After your attempt, compare with the supported explanation: The proposed comparison becomes contaminated rather than a valid held-out test. One version has gained privileged information from the reserved evaluation set.</w:t>
-      </w:r>
-    </w:p>
-    <w:p>
-      <w:pPr>
-        <w:pStyle w:val="Heading3"/>
-      </w:pPr>
-      <w:r>
-        <w:t>Repair a missing building block</w:t>
-      </w:r>
-    </w:p>
-    <w:p>
-      <w:pPr>
-        <w:spacing w:line="336" w:lineRule="auto" w:after="180"/>
-      </w:pPr>
-      <w:r>
-        <w:rPr>
-          <w:b w:val="0"/>
-        </w:rPr>
-        <w:t xml:space="preserve">Review Documenting a network experiment (ai-5/32). Goal: Record a network experiment with enough detail to replay its calculations. Short practice: What additional </w:t>
-      </w:r>
-      <w:r>
-        <w:rPr>
-          <w:b/>
-        </w:rPr>
-        <w:t>evidence</w:t>
-      </w:r>
-      <w:r>
-        <w:rPr>
-          <w:b w:val="0"/>
-        </w:rPr>
-        <w:t xml:space="preserve"> is needed for a final performance claim?</w:t>
-      </w:r>
-    </w:p>
-    <w:p>
-      <w:pPr>
-        <w:spacing w:line="336" w:lineRule="auto" w:after="180"/>
-      </w:pPr>
-      <w:r>
-        <w:rPr>
-          <w:b w:val="0"/>
-        </w:rPr>
-        <w:t xml:space="preserve">Point to the relevant step in the picture, then write the changed result and the rule or </w:t>
-      </w:r>
-      <w:r>
-        <w:rPr>
-          <w:b/>
-        </w:rPr>
-        <w:t>evidence</w:t>
-      </w:r>
-      <w:r>
-        <w:rPr>
-          <w:b w:val="0"/>
-        </w:rPr>
-        <w:t xml:space="preserve"> that supports it.. Return to this week and explain what you changed.</w:t>
-      </w:r>
-    </w:p>
-    <w:p>
-      <w:pPr>
-        <w:spacing w:line="336" w:lineRule="auto" w:after="180"/>
-      </w:pPr>
-      <w:r>
-        <w:rPr>
-          <w:b w:val="0"/>
-        </w:rPr>
-        <w:t xml:space="preserve">Review Dataset shift in neural models (ai-5/30). Goal: Explain how a changed </w:t>
-      </w:r>
-      <w:r>
-        <w:rPr>
-          <w:b/>
-        </w:rPr>
-        <w:t>input</w:t>
-      </w:r>
-      <w:r>
-        <w:rPr>
-          <w:b w:val="0"/>
-        </w:rPr>
-        <w:t xml:space="preserve"> mix can change overall accuracy. Short practice: Did the supplied model’s dim-light accuracy deteriorate?</w:t>
-      </w:r>
-    </w:p>
-    <w:p>
-      <w:pPr>
-        <w:spacing w:line="336" w:lineRule="auto" w:after="180"/>
-      </w:pPr>
-      <w:r>
-        <w:rPr>
-          <w:b w:val="0"/>
-        </w:rPr>
-        <w:t xml:space="preserve">Point to the relevant step in the picture, then write the changed result and the rule or </w:t>
-      </w:r>
-      <w:r>
-        <w:rPr>
-          <w:b/>
-        </w:rPr>
-        <w:t>evidence</w:t>
-      </w:r>
-      <w:r>
-        <w:rPr>
-          <w:b w:val="0"/>
-        </w:rPr>
-        <w:t xml:space="preserve"> that supports it.. Return to this week and explain what you changed.</w:t>
-      </w:r>
-    </w:p>
-    <w:p>
-      <w:pPr>
-        <w:spacing w:line="336" w:lineRule="auto" w:after="180"/>
-      </w:pPr>
-      <w:r>
-        <w:rPr>
-          <w:b w:val="0"/>
-        </w:rPr>
-        <w:t>Review Similarity and normalisation (ai-5/27). Goal: Calculate vector length and normalise a nonzero vector. Short practice: Why do the original two metrics select different winners?</w:t>
-      </w:r>
-    </w:p>
-    <w:p>
-      <w:pPr>
-        <w:spacing w:line="336" w:lineRule="auto" w:after="180"/>
-      </w:pPr>
-      <w:r>
-        <w:rPr>
-          <w:b w:val="0"/>
-        </w:rPr>
-        <w:t xml:space="preserve">Point to the relevant step in the picture, then write the changed result and the rule or </w:t>
-      </w:r>
-      <w:r>
-        <w:rPr>
-          <w:b/>
-        </w:rPr>
-        <w:t>evidence</w:t>
-      </w:r>
-      <w:r>
-        <w:rPr>
-          <w:b w:val="0"/>
-        </w:rPr>
-        <w:t xml:space="preserve"> that supports it.. Return to this week and explain what you changed.</w:t>
-      </w:r>
-    </w:p>
-    <w:p>
-      <w:pPr>
-        <w:pStyle w:val="Heading3"/>
-      </w:pPr>
-      <w:r>
         <w:t>Keep your completed work</w:t>
       </w:r>
     </w:p>
     <w:p>
       <w:pPr>
-        <w:spacing w:line="336" w:lineRule="auto" w:after="180"/>
-      </w:pPr>
-      <w:r>
-        <w:rPr>
-          <w:b w:val="0"/>
-        </w:rPr>
-        <w:t xml:space="preserve">Use Download completed work in the hosted lesson to export your answers, reflections, practice feedback and code-run </w:t>
-      </w:r>
-      <w:r>
-        <w:rPr>
-          <w:b/>
-        </w:rPr>
-        <w:t>evidence</w:t>
-      </w:r>
-      <w:r>
-        <w:rPr>
-          <w:b w:val="0"/>
-        </w:rPr>
-        <w:t>. Open the HTML copy to read or print it.</w:t>
-      </w:r>
-    </w:p>
-    <w:p>
-      <w:pPr>
-        <w:spacing w:line="336" w:lineRule="auto" w:after="180"/>
-      </w:pPr>
-      <w:r>
-        <w:rPr>
-          <w:b w:val="0"/>
-        </w:rPr>
-        <w:t>Drafts stay in this browser when storage is available; clear drafts on a shared device.</w:t>
-      </w:r>
-    </w:p>
-    <w:p>
-      <w:pPr>
-        <w:pStyle w:val="Heading3"/>
-      </w:pPr>
-      <w:r>
-        <w:t>What I repaired, the evidence I kept and the next test</w:t>
-      </w:r>
-    </w:p>
-    <w:p>
-      <w:r>
-        <w:t>________________________________________________________________</w:t>
-      </w:r>
-    </w:p>
-    <w:p>
-      <w:r>
-        <w:t>________________________________________________________________</w:t>
-      </w:r>
-    </w:p>
-    <w:p>
-      <w:r>
-        <w:t>________________________________________________________________</w:t>
-      </w:r>
-    </w:p>
-    <w:p>
-      <w:r>
-        <w:t>________________________________________________________________</w:t>
-      </w:r>
-    </w:p>
-    <w:p>
-      <w:r>
-        <w:t>________________________________________________________________</w:t>
-      </w:r>
-    </w:p>
-    <w:p>
-      <w:pPr>
         <w:pStyle w:val="Heading1"/>
       </w:pPr>
       <w:r>
-        <w:t>15. Visual concept journey</w:t>
-      </w:r>
-    </w:p>
-    <w:p>
-      <w:r>
-        <w:t>Explain each Capstone hypothesis and baseline picture from its labels, then record a relevant limit.</w:t>
-      </w:r>
-    </w:p>
-    <w:p>
-      <w:pPr>
-        <w:pStyle w:val="Heading3"/>
+        <w:t>15. Reference · Six-picture response sheets</w:t>
+      </w:r>
+    </w:p>
+    <w:p>
+      <w:r>
+        <w:t>Choose the picture that helps explain the current step.</w:t>
+      </w:r>
+    </w:p>
+    <w:p>
+      <w:pPr>
+        <w:pStyle w:val="Heading2"/>
       </w:pPr>
       <w:r>
         <w:t>01. Capstone hypothesis and baseline: the case</w:t>
@@ -2601,7 +2053,6 @@
     <w:p>
       <w:pPr>
         <w:spacing w:line="336" w:lineRule="auto" w:after="180"/>
-        <w:shd w:fill="F5F1FB"/>
       </w:pPr>
       <w:r>
         <w:rPr>
@@ -2640,7 +2091,7 @@
     </w:p>
     <w:p>
       <w:pPr>
-        <w:pStyle w:val="Heading3"/>
+        <w:pStyle w:val="Heading2"/>
       </w:pPr>
       <w:r>
         <w:t>02. Follow the deciding steps</w:t>
@@ -2720,7 +2171,6 @@
     <w:p>
       <w:pPr>
         <w:spacing w:line="336" w:lineRule="auto" w:after="180"/>
-        <w:shd w:fill="F5F1FB"/>
       </w:pPr>
       <w:r>
         <w:rPr>
@@ -2771,7 +2221,7 @@
     </w:p>
     <w:p>
       <w:pPr>
-        <w:pStyle w:val="Heading3"/>
+        <w:pStyle w:val="Heading2"/>
       </w:pPr>
       <w:r>
         <w:t>03. Keep the evidence roles separate</w:t>
@@ -2863,7 +2313,6 @@
     <w:p>
       <w:pPr>
         <w:spacing w:line="336" w:lineRule="auto" w:after="180"/>
-        <w:shd w:fill="F5F1FB"/>
       </w:pPr>
       <w:r>
         <w:rPr>
@@ -2902,7 +2351,7 @@
     </w:p>
     <w:p>
       <w:pPr>
-        <w:pStyle w:val="Heading3"/>
+        <w:pStyle w:val="Heading2"/>
       </w:pPr>
       <w:r>
         <w:t>04. Change one thing. Trace what follows.</w:t>
@@ -2981,7 +2430,6 @@
     <w:p>
       <w:pPr>
         <w:spacing w:line="336" w:lineRule="auto" w:after="180"/>
-        <w:shd w:fill="F5F1FB"/>
       </w:pPr>
       <w:r>
         <w:rPr>
@@ -3020,7 +2468,7 @@
     </w:p>
     <w:p>
       <w:pPr>
-        <w:pStyle w:val="Heading3"/>
+        <w:pStyle w:val="Heading2"/>
       </w:pPr>
       <w:r>
         <w:t>05. Connect the explanation to its limit</w:t>
@@ -3111,7 +2559,6 @@
     <w:p>
       <w:pPr>
         <w:spacing w:line="336" w:lineRule="auto" w:after="180"/>
-        <w:shd w:fill="F5F1FB"/>
       </w:pPr>
       <w:r>
         <w:rPr>
@@ -3150,7 +2597,7 @@
     </w:p>
     <w:p>
       <w:pPr>
-        <w:pStyle w:val="Heading3"/>
+        <w:pStyle w:val="Heading2"/>
       </w:pPr>
       <w:r>
         <w:t>06. Make the idea visible in your project</w:t>
@@ -3253,7 +2700,6 @@
     <w:p>
       <w:pPr>
         <w:spacing w:line="336" w:lineRule="auto" w:after="180"/>
-        <w:shd w:fill="F5F1FB"/>
       </w:pPr>
       <w:r>
         <w:rPr>
@@ -3300,6 +2746,62 @@
     <w:p>
       <w:r>
         <w:t>________________________________________________________________</w:t>
+      </w:r>
+    </w:p>
+    <w:p>
+      <w:pPr>
+        <w:pStyle w:val="Heading2"/>
+      </w:pPr>
+      <w:r>
+        <w:t>Earlier wording, alternatives and picture transcripts · reference / check after trying</w:t>
+      </w:r>
+    </w:p>
+    <w:p>
+      <w:pPr>
+        <w:pStyle w:val="Heading3"/>
+      </w:pPr>
+      <w:r>
+        <w:t>01. Capstone hypothesis and baseline: the case</w:t>
+      </w:r>
+    </w:p>
+    <w:p>
+      <w:pPr>
+        <w:pStyle w:val="Heading3"/>
+      </w:pPr>
+      <w:r>
+        <w:t>02. Follow the deciding steps</w:t>
+      </w:r>
+    </w:p>
+    <w:p>
+      <w:pPr>
+        <w:pStyle w:val="Heading3"/>
+      </w:pPr>
+      <w:r>
+        <w:t>03. Keep the evidence roles separate</w:t>
+      </w:r>
+    </w:p>
+    <w:p>
+      <w:pPr>
+        <w:pStyle w:val="Heading3"/>
+      </w:pPr>
+      <w:r>
+        <w:t>04. Change one thing. Trace what follows.</w:t>
+      </w:r>
+    </w:p>
+    <w:p>
+      <w:pPr>
+        <w:pStyle w:val="Heading3"/>
+      </w:pPr>
+      <w:r>
+        <w:t>05. Connect the explanation to its limit</w:t>
+      </w:r>
+    </w:p>
+    <w:p>
+      <w:pPr>
+        <w:pStyle w:val="Heading3"/>
+      </w:pPr>
+      <w:r>
+        <w:t>06. Make the idea visible in your project</w:t>
       </w:r>
     </w:p>
     <w:sectPr>
